--- a/public/generated/dossier_bts_Rouff.docx
+++ b/public/generated/dossier_bts_Rouff.docx
@@ -269,7 +269,7 @@
                         </a:solidFill>
                         <a:ln w="0">
                           <a:solidFill>
-                            <a:srgbClr val="3465a4"/>
+                            <a:srgbClr val="ffffff"/>
                           </a:solidFill>
                         </a:ln>
                       </wps:spPr>
@@ -290,7 +290,7 @@
             <w:pict>
               <v:rect id="shape_0" ID="Forme 2" path="m0,0l-2147483645,0l-2147483645,-2147483646l0,-2147483646xe" fillcolor="white" stroked="t" o:allowincell="f" style="position:absolute;margin-left:16.25pt;margin-top:12.9pt;width:550.2pt;height:20.65pt;mso-wrap-style:none;v-text-anchor:middle">
                 <v:fill o:detectmouseclick="t" type="solid" color2="black"/>
-                <v:stroke color="#3465a4" joinstyle="round" endcap="flat"/>
+                <v:stroke color="white" joinstyle="round" endcap="flat"/>
                 <w10:wrap type="none"/>
               </v:rect>
             </w:pict>
@@ -791,6 +791,177 @@
             </a:graphic>
           </wp:anchor>
         </w:drawing>
+        <mc:AlternateContent>
+          <mc:Choice Requires="wps">
+            <w:drawing>
+              <wp:anchor behindDoc="0" distT="635" distB="635" distL="635" distR="635" simplePos="0" locked="0" layoutInCell="1" allowOverlap="1" relativeHeight="128">
+                <wp:simplePos x="0" y="0"/>
+                <wp:positionH relativeFrom="column">
+                  <wp:posOffset>206375</wp:posOffset>
+                </wp:positionH>
+                <wp:positionV relativeFrom="paragraph">
+                  <wp:posOffset>84455</wp:posOffset>
+                </wp:positionV>
+                <wp:extent cx="6899910" cy="481330"/>
+                <wp:effectExtent l="635" t="635" r="635" b="635"/>
+                <wp:wrapNone/>
+                <wp:docPr id="16" name="Forme 1"/>
+                <a:graphic xmlns:a="http://schemas.openxmlformats.org/drawingml/2006/main">
+                  <a:graphicData uri="http://schemas.microsoft.com/office/word/2010/wordprocessingShape">
+                    <wps:wsp>
+                      <wps:cNvSpPr/>
+                      <wps:spPr>
+                        <a:xfrm>
+                          <a:off x="0" y="0"/>
+                          <a:ext cx="6899760" cy="481320"/>
+                        </a:xfrm>
+                        <a:prstGeom prst="rect">
+                          <a:avLst/>
+                        </a:prstGeom>
+                        <a:solidFill>
+                          <a:srgbClr val="ffffff"/>
+                        </a:solidFill>
+                        <a:ln w="0">
+                          <a:solidFill>
+                            <a:srgbClr val="ffffff"/>
+                          </a:solidFill>
+                        </a:ln>
+                      </wps:spPr>
+                      <wps:style>
+                        <a:lnRef idx="0"/>
+                        <a:fillRef idx="0"/>
+                        <a:effectRef idx="0"/>
+                        <a:fontRef idx="minor"/>
+                      </wps:style>
+                      <wps:bodyPr/>
+                    </wps:wsp>
+                  </a:graphicData>
+                </a:graphic>
+              </wp:anchor>
+            </w:drawing>
+          </mc:Choice>
+          <mc:Fallback>
+            <w:pict>
+              <v:rect id="shape_0" ID="Forme 1" path="m0,0l-2147483645,0l-2147483645,-2147483646l0,-2147483646xe" fillcolor="white" stroked="t" o:allowincell="f" style="position:absolute;margin-left:16.25pt;margin-top:6.65pt;width:543.25pt;height:37.85pt;mso-wrap-style:none;v-text-anchor:middle">
+                <v:fill o:detectmouseclick="t" type="solid" color2="black"/>
+                <v:stroke color="white" joinstyle="round" endcap="flat"/>
+                <w10:wrap type="none"/>
+              </v:rect>
+            </w:pict>
+          </mc:Fallback>
+        </mc:AlternateContent>
+        <mc:AlternateContent>
+          <mc:Choice Requires="wps">
+            <w:drawing>
+              <wp:anchor behindDoc="0" distT="635" distB="635" distL="635" distR="635" simplePos="0" locked="0" layoutInCell="1" allowOverlap="1" relativeHeight="129">
+                <wp:simplePos x="0" y="0"/>
+                <wp:positionH relativeFrom="column">
+                  <wp:posOffset>120015</wp:posOffset>
+                </wp:positionH>
+                <wp:positionV relativeFrom="paragraph">
+                  <wp:posOffset>84455</wp:posOffset>
+                </wp:positionV>
+                <wp:extent cx="7009130" cy="6350"/>
+                <wp:effectExtent l="635" t="635" r="635" b="635"/>
+                <wp:wrapNone/>
+                <wp:docPr id="17" name="Ligne horizontale 1"/>
+                <a:graphic xmlns:a="http://schemas.openxmlformats.org/drawingml/2006/main">
+                  <a:graphicData uri="http://schemas.microsoft.com/office/word/2010/wordprocessingShape">
+                    <wps:wsp>
+                      <wps:cNvSpPr/>
+                      <wps:spPr>
+                        <a:xfrm flipV="1">
+                          <a:off x="0" y="0"/>
+                          <a:ext cx="7009200" cy="6480"/>
+                        </a:xfrm>
+                        <a:prstGeom prst="line">
+                          <a:avLst/>
+                        </a:prstGeom>
+                        <a:ln w="0">
+                          <a:solidFill>
+                            <a:srgbClr val="000000"/>
+                          </a:solidFill>
+                        </a:ln>
+                      </wps:spPr>
+                      <wps:style>
+                        <a:lnRef idx="0"/>
+                        <a:fillRef idx="0"/>
+                        <a:effectRef idx="0"/>
+                        <a:fontRef idx="minor"/>
+                      </wps:style>
+                      <wps:bodyPr/>
+                    </wps:wsp>
+                  </a:graphicData>
+                </a:graphic>
+              </wp:anchor>
+            </w:drawing>
+          </mc:Choice>
+          <mc:Fallback>
+            <w:pict>
+              <v:line id="shape_0" from="9.45pt,6.65pt" to="561.3pt,7.1pt" ID="Ligne horizontale 1" stroked="t" o:allowincell="f" style="position:absolute;flip:y">
+                <v:stroke color="black" joinstyle="round" endcap="flat"/>
+                <v:fill o:detectmouseclick="t" on="false"/>
+                <w10:wrap type="none"/>
+              </v:line>
+            </w:pict>
+          </mc:Fallback>
+        </mc:AlternateContent>
+        <mc:AlternateContent>
+          <mc:Choice Requires="wps">
+            <w:drawing>
+              <wp:anchor behindDoc="0" distT="635" distB="635" distL="635" distR="635" simplePos="0" locked="0" layoutInCell="1" allowOverlap="1" relativeHeight="130">
+                <wp:simplePos x="0" y="0"/>
+                <wp:positionH relativeFrom="column">
+                  <wp:posOffset>3674745</wp:posOffset>
+                </wp:positionH>
+                <wp:positionV relativeFrom="paragraph">
+                  <wp:posOffset>42545</wp:posOffset>
+                </wp:positionV>
+                <wp:extent cx="1270" cy="573405"/>
+                <wp:effectExtent l="635" t="635" r="635" b="635"/>
+                <wp:wrapNone/>
+                <wp:docPr id="18" name="Ligne 1"/>
+                <a:graphic xmlns:a="http://schemas.openxmlformats.org/drawingml/2006/main">
+                  <a:graphicData uri="http://schemas.microsoft.com/office/word/2010/wordprocessingShape">
+                    <wps:wsp>
+                      <wps:cNvSpPr/>
+                      <wps:spPr>
+                        <a:xfrm flipH="1">
+                          <a:off x="0" y="0"/>
+                          <a:ext cx="1440" cy="573480"/>
+                        </a:xfrm>
+                        <a:prstGeom prst="line">
+                          <a:avLst/>
+                        </a:prstGeom>
+                        <a:ln w="0">
+                          <a:solidFill>
+                            <a:srgbClr val="000000"/>
+                          </a:solidFill>
+                        </a:ln>
+                      </wps:spPr>
+                      <wps:style>
+                        <a:lnRef idx="0"/>
+                        <a:fillRef idx="0"/>
+                        <a:effectRef idx="0"/>
+                        <a:fontRef idx="minor"/>
+                      </wps:style>
+                      <wps:bodyPr/>
+                    </wps:wsp>
+                  </a:graphicData>
+                </a:graphic>
+              </wp:anchor>
+            </w:drawing>
+          </mc:Choice>
+          <mc:Fallback>
+            <w:pict>
+              <v:line id="shape_0" from="289.35pt,3.35pt" to="289.4pt,48.45pt" ID="Ligne 1" stroked="t" o:allowincell="f" style="position:absolute;flip:x">
+                <v:stroke color="black" joinstyle="round" endcap="flat"/>
+                <v:fill o:detectmouseclick="t" on="false"/>
+                <w10:wrap type="none"/>
+              </v:line>
+            </w:pict>
+          </mc:Fallback>
+        </mc:AlternateContent>
       </w:r>
     </w:p>
     <w:p>
@@ -804,6 +975,212 @@
         <w:rPr>
           <w:sz w:val="20"/>
         </w:rPr>
+        <mc:AlternateContent>
+          <mc:Choice Requires="wps">
+            <w:drawing>
+              <wp:anchor behindDoc="0" distT="0" distB="0" distL="0" distR="0" simplePos="0" locked="0" layoutInCell="1" allowOverlap="1" relativeHeight="137">
+                <wp:simplePos x="0" y="0"/>
+                <wp:positionH relativeFrom="column">
+                  <wp:posOffset>254000</wp:posOffset>
+                </wp:positionH>
+                <wp:positionV relativeFrom="paragraph">
+                  <wp:posOffset>116205</wp:posOffset>
+                </wp:positionV>
+                <wp:extent cx="3345180" cy="200660"/>
+                <wp:effectExtent l="0" t="0" r="0" b="0"/>
+                <wp:wrapNone/>
+                <wp:docPr id="19" name="Cadre de texte 45"/>
+                <a:graphic xmlns:a="http://schemas.openxmlformats.org/drawingml/2006/main">
+                  <a:graphicData uri="http://schemas.microsoft.com/office/word/2010/wordprocessingShape">
+                    <wps:wsp>
+                      <wps:cNvSpPr/>
+                      <wps:spPr>
+                        <a:xfrm>
+                          <a:off x="0" y="0"/>
+                          <a:ext cx="3345120" cy="200520"/>
+                        </a:xfrm>
+                        <a:prstGeom prst="rect">
+                          <a:avLst/>
+                        </a:prstGeom>
+                        <a:noFill/>
+                        <a:ln w="0">
+                          <a:noFill/>
+                        </a:ln>
+                      </wps:spPr>
+                      <wps:style>
+                        <a:lnRef idx="0"/>
+                        <a:fillRef idx="0"/>
+                        <a:effectRef idx="0"/>
+                        <a:fontRef idx="minor"/>
+                      </wps:style>
+                      <wps:txbx>
+                        <w:txbxContent>
+                          <w:p>
+                            <w:pPr>
+                              <w:pStyle w:val="Contenudecadreuser"/>
+                              <w:overflowPunct w:val="false"/>
+                              <w:rPr>
+                                <w:color w:val="000000"/>
+                              </w:rPr>
+                            </w:pPr>
+                            <w:r>
+                              <w:rPr>
+                                <w:rFonts w:eastAsia="Calibri" w:cs="" w:ascii="Arial" w:hAnsi="Arial" w:cstheme="minorBidi" w:eastAsiaTheme="minorHAnsi"/>
+                                <w:b/>
+                                <w:bCs/>
+                                <w:color w:val="000000"/>
+                                <w:lang w:val="en-US"/>
+                              </w:rPr>
+                              <w:t>☐ Mère   ☑ Père   ☐ Autres</w:t>
+                            </w:r>
+                          </w:p>
+                        </w:txbxContent>
+                      </wps:txbx>
+                      <wps:bodyPr lIns="0" rIns="0" tIns="0" bIns="0" anchor="t">
+                        <a:noAutofit/>
+                      </wps:bodyPr>
+                    </wps:wsp>
+                  </a:graphicData>
+                </a:graphic>
+              </wp:anchor>
+            </w:drawing>
+          </mc:Choice>
+          <mc:Fallback>
+            <w:pict>
+              <v:rect id="shape_0" ID="Cadre de texte 45" path="m0,0l-2147483645,0l-2147483645,-2147483646l0,-2147483646xe" stroked="f" o:allowincell="f" style="position:absolute;margin-left:20pt;margin-top:9.15pt;width:263.35pt;height:15.75pt;mso-wrap-style:square;v-text-anchor:top">
+                <v:fill o:detectmouseclick="t" on="false"/>
+                <v:stroke color="#3465a4" joinstyle="round" endcap="flat"/>
+                <v:textbox>
+                  <w:txbxContent>
+                    <w:p>
+                      <w:pPr>
+                        <w:pStyle w:val="Contenudecadreuser"/>
+                        <w:overflowPunct w:val="false"/>
+                        <w:rPr>
+                          <w:color w:val="000000"/>
+                        </w:rPr>
+                      </w:pPr>
+                      <w:r>
+                        <w:rPr>
+                          <w:rFonts w:eastAsia="Calibri" w:cs="" w:ascii="Arial" w:hAnsi="Arial" w:cstheme="minorBidi" w:eastAsiaTheme="minorHAnsi"/>
+                          <w:b/>
+                          <w:bCs/>
+                          <w:color w:val="000000"/>
+                          <w:lang w:val="en-US"/>
+                        </w:rPr>
+                        <w:t>☐ Mère   ☑ Père   ☐ Autres</w:t>
+                      </w:r>
+                    </w:p>
+                  </w:txbxContent>
+                </v:textbox>
+                <w10:wrap type="none"/>
+              </v:rect>
+            </w:pict>
+          </mc:Fallback>
+        </mc:AlternateContent>
+        <mc:AlternateContent>
+          <mc:Choice Requires="wps">
+            <w:drawing>
+              <wp:anchor behindDoc="0" distT="0" distB="0" distL="0" distR="0" simplePos="0" locked="0" layoutInCell="1" allowOverlap="1" relativeHeight="139">
+                <wp:simplePos x="0" y="0"/>
+                <wp:positionH relativeFrom="column">
+                  <wp:posOffset>3761105</wp:posOffset>
+                </wp:positionH>
+                <wp:positionV relativeFrom="paragraph">
+                  <wp:posOffset>83820</wp:posOffset>
+                </wp:positionV>
+                <wp:extent cx="3345180" cy="200660"/>
+                <wp:effectExtent l="0" t="0" r="0" b="0"/>
+                <wp:wrapNone/>
+                <wp:docPr id="20" name="Cadre de texte 53"/>
+                <a:graphic xmlns:a="http://schemas.openxmlformats.org/drawingml/2006/main">
+                  <a:graphicData uri="http://schemas.microsoft.com/office/word/2010/wordprocessingShape">
+                    <wps:wsp>
+                      <wps:cNvSpPr/>
+                      <wps:spPr>
+                        <a:xfrm>
+                          <a:off x="0" y="0"/>
+                          <a:ext cx="3345120" cy="200520"/>
+                        </a:xfrm>
+                        <a:prstGeom prst="rect">
+                          <a:avLst/>
+                        </a:prstGeom>
+                        <a:noFill/>
+                        <a:ln w="0">
+                          <a:noFill/>
+                        </a:ln>
+                      </wps:spPr>
+                      <wps:style>
+                        <a:lnRef idx="0"/>
+                        <a:fillRef idx="0"/>
+                        <a:effectRef idx="0"/>
+                        <a:fontRef idx="minor"/>
+                      </wps:style>
+                      <wps:txbx>
+                        <w:txbxContent>
+                          <w:p>
+                            <w:pPr>
+                              <w:pStyle w:val="Contenudecadreuser"/>
+                              <w:overflowPunct w:val="false"/>
+                              <w:rPr>
+                                <w:color w:val="000000"/>
+                              </w:rPr>
+                            </w:pPr>
+                            <w:r>
+                              <w:rPr>
+                                <w:rFonts w:eastAsia="Calibri" w:cs="" w:ascii="Arial" w:hAnsi="Arial" w:cstheme="minorBidi" w:eastAsiaTheme="minorHAnsi"/>
+                                <w:b/>
+                                <w:bCs/>
+                                <w:color w:val="000000"/>
+                                <w:lang w:val="en-US"/>
+                              </w:rPr>
+                              <w:t>☑ Mère   ☐ Père   ☐ Autres</w:t>
+                            </w:r>
+                          </w:p>
+                        </w:txbxContent>
+                      </wps:txbx>
+                      <wps:bodyPr lIns="0" rIns="0" tIns="0" bIns="0" anchor="t">
+                        <a:noAutofit/>
+                      </wps:bodyPr>
+                    </wps:wsp>
+                  </a:graphicData>
+                </a:graphic>
+              </wp:anchor>
+            </w:drawing>
+          </mc:Choice>
+          <mc:Fallback>
+            <w:pict>
+              <v:rect id="shape_0" ID="Cadre de texte 53" path="m0,0l-2147483645,0l-2147483645,-2147483646l0,-2147483646xe" stroked="f" o:allowincell="f" style="position:absolute;margin-left:296.15pt;margin-top:6.6pt;width:263.35pt;height:15.75pt;mso-wrap-style:square;v-text-anchor:top">
+                <v:fill o:detectmouseclick="t" on="false"/>
+                <v:stroke color="#3465a4" joinstyle="round" endcap="flat"/>
+                <v:textbox>
+                  <w:txbxContent>
+                    <w:p>
+                      <w:pPr>
+                        <w:pStyle w:val="Contenudecadreuser"/>
+                        <w:overflowPunct w:val="false"/>
+                        <w:rPr>
+                          <w:color w:val="000000"/>
+                        </w:rPr>
+                      </w:pPr>
+                      <w:r>
+                        <w:rPr>
+                          <w:rFonts w:eastAsia="Calibri" w:cs="" w:ascii="Arial" w:hAnsi="Arial" w:cstheme="minorBidi" w:eastAsiaTheme="minorHAnsi"/>
+                          <w:b/>
+                          <w:bCs/>
+                          <w:color w:val="000000"/>
+                          <w:lang w:val="en-US"/>
+                        </w:rPr>
+                        <w:t>☑ Mère   ☐ Père   ☐ Autres</w:t>
+                      </w:r>
+                    </w:p>
+                  </w:txbxContent>
+                </v:textbox>
+                <w10:wrap type="none"/>
+              </v:rect>
+            </w:pict>
+          </mc:Fallback>
+        </mc:AlternateContent>
       </w:r>
     </w:p>
     <w:p>
@@ -872,18 +1249,18 @@
         <mc:AlternateContent>
           <mc:Choice Requires="wps">
             <w:drawing>
-              <wp:anchor behindDoc="0" distT="0" distB="0" distL="0" distR="0" simplePos="0" locked="0" layoutInCell="1" allowOverlap="1" relativeHeight="88">
+              <wp:anchor behindDoc="0" distT="0" distB="0" distL="0" distR="0" simplePos="0" locked="0" layoutInCell="1" allowOverlap="1" relativeHeight="92">
                 <wp:simplePos x="0" y="0"/>
                 <wp:positionH relativeFrom="column">
-                  <wp:posOffset>667385</wp:posOffset>
+                  <wp:posOffset>4154805</wp:posOffset>
                 </wp:positionH>
                 <wp:positionV relativeFrom="paragraph">
-                  <wp:posOffset>145415</wp:posOffset>
+                  <wp:posOffset>74930</wp:posOffset>
                 </wp:positionV>
                 <wp:extent cx="1862455" cy="219710"/>
                 <wp:effectExtent l="0" t="0" r="0" b="0"/>
                 <wp:wrapNone/>
-                <wp:docPr id="16" name="Cadre de texte 30"/>
+                <wp:docPr id="21" name="Cadre de texte 35"/>
                 <a:graphic xmlns:a="http://schemas.openxmlformats.org/drawingml/2006/main">
                   <a:graphicData uri="http://schemas.microsoft.com/office/word/2010/wordprocessingShape">
                     <wps:wsp>
@@ -911,8 +1288,8 @@
                         <w:txbxContent>
                           <w:p>
                             <w:pPr>
-                              <w:pStyle w:val="Contenudecadre"/>
-                              <w:overflowPunct w:val="true"/>
+                              <w:pStyle w:val="Contenudecadreuser"/>
+                              <w:overflowPunct w:val="false"/>
                               <w:rPr>
                                 <w:color w:val="000000"/>
                               </w:rPr>
@@ -925,7 +1302,7 @@
                                 <w:color w:val="000000"/>
                                 <w:lang w:val="en-US"/>
                               </w:rPr>
-                              <w:t>Dupont</w:t>
+                              <w:t>rouff</w:t>
                             </w:r>
                           </w:p>
                         </w:txbxContent>
@@ -941,15 +1318,15 @@
           </mc:Choice>
           <mc:Fallback>
             <w:pict>
-              <v:rect id="shape_0" ID="Cadre de texte 30" path="m0,0l-2147483645,0l-2147483645,-2147483646l0,-2147483646xe" stroked="f" o:allowincell="f" style="position:absolute;margin-left:52.55pt;margin-top:11.45pt;width:146.6pt;height:17.25pt;mso-wrap-style:square;v-text-anchor:top">
+              <v:rect id="shape_0" ID="Cadre de texte 35" path="m0,0l-2147483645,0l-2147483645,-2147483646l0,-2147483646xe" stroked="f" o:allowincell="f" style="position:absolute;margin-left:327.15pt;margin-top:5.9pt;width:146.6pt;height:17.25pt;mso-wrap-style:square;v-text-anchor:top">
                 <v:fill o:detectmouseclick="t" on="false"/>
                 <v:stroke color="#3465a4" joinstyle="round" endcap="flat"/>
                 <v:textbox>
                   <w:txbxContent>
                     <w:p>
                       <w:pPr>
-                        <w:pStyle w:val="Contenudecadre"/>
-                        <w:overflowPunct w:val="true"/>
+                        <w:pStyle w:val="Contenudecadreuser"/>
+                        <w:overflowPunct w:val="false"/>
                         <w:rPr>
                           <w:color w:val="000000"/>
                         </w:rPr>
@@ -962,7 +1339,7 @@
                           <w:color w:val="000000"/>
                           <w:lang w:val="en-US"/>
                         </w:rPr>
-                        <w:t>Dupont</w:t>
+                        <w:t>rouff</w:t>
                       </w:r>
                     </w:p>
                   </w:txbxContent>
@@ -972,34 +1349,21 @@
             </w:pict>
           </mc:Fallback>
         </mc:AlternateContent>
-      </w:r>
-    </w:p>
-    <w:p>
-      <w:pPr>
-        <w:pStyle w:val="BodyText"/>
-        <w:rPr>
-          <w:sz w:val="20"/>
-        </w:rPr>
-      </w:pPr>
-      <w:r>
-        <w:rPr>
-          <w:sz w:val="20"/>
-        </w:rPr>
         <mc:AlternateContent>
           <mc:Choice Requires="wps">
             <w:drawing>
-              <wp:anchor behindDoc="0" distT="0" distB="0" distL="0" distR="0" simplePos="0" locked="0" layoutInCell="1" allowOverlap="1" relativeHeight="94">
+              <wp:anchor behindDoc="0" distT="0" distB="0" distL="0" distR="0" simplePos="0" locked="0" layoutInCell="1" allowOverlap="1" relativeHeight="131">
                 <wp:simplePos x="0" y="0"/>
                 <wp:positionH relativeFrom="column">
-                  <wp:posOffset>4154805</wp:posOffset>
+                  <wp:posOffset>688975</wp:posOffset>
                 </wp:positionH>
                 <wp:positionV relativeFrom="paragraph">
-                  <wp:posOffset>20955</wp:posOffset>
+                  <wp:posOffset>72390</wp:posOffset>
                 </wp:positionV>
                 <wp:extent cx="1862455" cy="219710"/>
                 <wp:effectExtent l="0" t="0" r="0" b="0"/>
                 <wp:wrapNone/>
-                <wp:docPr id="17" name="Cadre de texte 35"/>
+                <wp:docPr id="22" name="Cadre de texte 52"/>
                 <a:graphic xmlns:a="http://schemas.openxmlformats.org/drawingml/2006/main">
                   <a:graphicData uri="http://schemas.microsoft.com/office/word/2010/wordprocessingShape">
                     <wps:wsp>
@@ -1027,8 +1391,8 @@
                         <w:txbxContent>
                           <w:p>
                             <w:pPr>
-                              <w:pStyle w:val="Contenudecadre"/>
-                              <w:overflowPunct w:val="true"/>
+                              <w:pStyle w:val="Contenudecadreuser"/>
+                              <w:overflowPunct w:val="false"/>
                               <w:rPr>
                                 <w:color w:val="000000"/>
                               </w:rPr>
@@ -1041,7 +1405,7 @@
                                 <w:color w:val="000000"/>
                                 <w:lang w:val="en-US"/>
                               </w:rPr>
-                              <w:t>rouff</w:t>
+                              <w:t>Dupont</w:t>
                             </w:r>
                           </w:p>
                         </w:txbxContent>
@@ -1057,15 +1421,15 @@
           </mc:Choice>
           <mc:Fallback>
             <w:pict>
-              <v:rect id="shape_0" ID="Cadre de texte 35" path="m0,0l-2147483645,0l-2147483645,-2147483646l0,-2147483646xe" stroked="f" o:allowincell="f" style="position:absolute;margin-left:327.15pt;margin-top:1.65pt;width:146.6pt;height:17.25pt;mso-wrap-style:square;v-text-anchor:top">
+              <v:rect id="shape_0" ID="Cadre de texte 52" path="m0,0l-2147483645,0l-2147483645,-2147483646l0,-2147483646xe" stroked="f" o:allowincell="f" style="position:absolute;margin-left:54.25pt;margin-top:5.7pt;width:146.6pt;height:17.25pt;mso-wrap-style:square;v-text-anchor:top">
                 <v:fill o:detectmouseclick="t" on="false"/>
                 <v:stroke color="#3465a4" joinstyle="round" endcap="flat"/>
                 <v:textbox>
                   <w:txbxContent>
                     <w:p>
                       <w:pPr>
-                        <w:pStyle w:val="Contenudecadre"/>
-                        <w:overflowPunct w:val="true"/>
+                        <w:pStyle w:val="Contenudecadreuser"/>
+                        <w:overflowPunct w:val="false"/>
                         <w:rPr>
                           <w:color w:val="000000"/>
                         </w:rPr>
@@ -1078,7 +1442,7 @@
                           <w:color w:val="000000"/>
                           <w:lang w:val="en-US"/>
                         </w:rPr>
-                        <w:t>rouff</w:t>
+                        <w:t>Dupont</w:t>
                       </w:r>
                     </w:p>
                   </w:txbxContent>
@@ -1117,18 +1481,18 @@
         <mc:AlternateContent>
           <mc:Choice Requires="wps">
             <w:drawing>
-              <wp:anchor behindDoc="0" distT="0" distB="0" distL="0" distR="0" simplePos="0" locked="0" layoutInCell="1" allowOverlap="1" relativeHeight="90">
+              <wp:anchor behindDoc="0" distT="0" distB="0" distL="0" distR="0" simplePos="0" locked="0" layoutInCell="1" allowOverlap="1" relativeHeight="88">
                 <wp:simplePos x="0" y="0"/>
                 <wp:positionH relativeFrom="column">
                   <wp:posOffset>854075</wp:posOffset>
                 </wp:positionH>
                 <wp:positionV relativeFrom="paragraph">
-                  <wp:posOffset>104140</wp:posOffset>
+                  <wp:posOffset>136525</wp:posOffset>
                 </wp:positionV>
                 <wp:extent cx="1862455" cy="219710"/>
                 <wp:effectExtent l="0" t="0" r="0" b="0"/>
                 <wp:wrapNone/>
-                <wp:docPr id="18" name="Cadre de texte 32"/>
+                <wp:docPr id="23" name="Cadre de texte 32"/>
                 <a:graphic xmlns:a="http://schemas.openxmlformats.org/drawingml/2006/main">
                   <a:graphicData uri="http://schemas.microsoft.com/office/word/2010/wordprocessingShape">
                     <wps:wsp>
@@ -1156,8 +1520,8 @@
                         <w:txbxContent>
                           <w:p>
                             <w:pPr>
-                              <w:pStyle w:val="Contenudecadre"/>
-                              <w:overflowPunct w:val="true"/>
+                              <w:pStyle w:val="Contenudecadreuser"/>
+                              <w:overflowPunct w:val="false"/>
                               <w:rPr>
                                 <w:color w:val="000000"/>
                               </w:rPr>
@@ -1186,15 +1550,15 @@
           </mc:Choice>
           <mc:Fallback>
             <w:pict>
-              <v:rect id="shape_0" ID="Cadre de texte 32" path="m0,0l-2147483645,0l-2147483645,-2147483646l0,-2147483646xe" stroked="f" o:allowincell="f" style="position:absolute;margin-left:67.25pt;margin-top:8.2pt;width:146.6pt;height:17.25pt;mso-wrap-style:square;v-text-anchor:top">
+              <v:rect id="shape_0" ID="Cadre de texte 32" path="m0,0l-2147483645,0l-2147483645,-2147483646l0,-2147483646xe" stroked="f" o:allowincell="f" style="position:absolute;margin-left:67.25pt;margin-top:10.75pt;width:146.6pt;height:17.25pt;mso-wrap-style:square;v-text-anchor:top">
                 <v:fill o:detectmouseclick="t" on="false"/>
                 <v:stroke color="#3465a4" joinstyle="round" endcap="flat"/>
                 <v:textbox>
                   <w:txbxContent>
                     <w:p>
                       <w:pPr>
-                        <w:pStyle w:val="Contenudecadre"/>
-                        <w:overflowPunct w:val="true"/>
+                        <w:pStyle w:val="Contenudecadreuser"/>
+                        <w:overflowPunct w:val="false"/>
                         <w:rPr>
                           <w:color w:val="000000"/>
                         </w:rPr>
@@ -1220,18 +1584,18 @@
         <mc:AlternateContent>
           <mc:Choice Requires="wps">
             <w:drawing>
-              <wp:anchor behindDoc="0" distT="0" distB="0" distL="0" distR="0" simplePos="0" locked="0" layoutInCell="1" allowOverlap="1" relativeHeight="96">
+              <wp:anchor behindDoc="0" distT="0" distB="0" distL="0" distR="0" simplePos="0" locked="0" layoutInCell="1" allowOverlap="1" relativeHeight="94">
                 <wp:simplePos x="0" y="0"/>
                 <wp:positionH relativeFrom="column">
                   <wp:posOffset>4352925</wp:posOffset>
                 </wp:positionH>
                 <wp:positionV relativeFrom="paragraph">
-                  <wp:posOffset>70485</wp:posOffset>
+                  <wp:posOffset>140970</wp:posOffset>
                 </wp:positionV>
                 <wp:extent cx="1862455" cy="215265"/>
                 <wp:effectExtent l="0" t="0" r="0" b="0"/>
                 <wp:wrapNone/>
-                <wp:docPr id="19" name="Cadre de texte 26"/>
+                <wp:docPr id="24" name="Cadre de texte 26"/>
                 <a:graphic xmlns:a="http://schemas.openxmlformats.org/drawingml/2006/main">
                   <a:graphicData uri="http://schemas.microsoft.com/office/word/2010/wordprocessingShape">
                     <wps:wsp>
@@ -1259,8 +1623,8 @@
                         <w:txbxContent>
                           <w:p>
                             <w:pPr>
-                              <w:pStyle w:val="Contenudecadre"/>
-                              <w:overflowPunct w:val="true"/>
+                              <w:pStyle w:val="Contenudecadreuser"/>
+                              <w:overflowPunct w:val="false"/>
                               <w:rPr>
                                 <w:color w:val="000000"/>
                               </w:rPr>
@@ -1290,15 +1654,15 @@
           </mc:Choice>
           <mc:Fallback>
             <w:pict>
-              <v:rect id="shape_0" ID="Cadre de texte 26" path="m0,0l-2147483645,0l-2147483645,-2147483646l0,-2147483646xe" stroked="f" o:allowincell="f" style="position:absolute;margin-left:342.75pt;margin-top:5.55pt;width:146.6pt;height:16.9pt;mso-wrap-style:square;v-text-anchor:top">
+              <v:rect id="shape_0" ID="Cadre de texte 26" path="m0,0l-2147483645,0l-2147483645,-2147483646l0,-2147483646xe" stroked="f" o:allowincell="f" style="position:absolute;margin-left:342.75pt;margin-top:11.1pt;width:146.6pt;height:16.9pt;mso-wrap-style:square;v-text-anchor:top">
                 <v:fill o:detectmouseclick="t" on="false"/>
                 <v:stroke color="#3465a4" joinstyle="round" endcap="flat"/>
                 <v:textbox>
                   <w:txbxContent>
                     <w:p>
                       <w:pPr>
-                        <w:pStyle w:val="Contenudecadre"/>
-                        <w:overflowPunct w:val="true"/>
+                        <w:pStyle w:val="Contenudecadreuser"/>
+                        <w:overflowPunct w:val="false"/>
                         <w:rPr>
                           <w:color w:val="000000"/>
                         </w:rPr>
@@ -1364,18 +1728,18 @@
         <mc:AlternateContent>
           <mc:Choice Requires="wps">
             <w:drawing>
-              <wp:anchor behindDoc="0" distT="0" distB="0" distL="0" distR="0" simplePos="0" locked="0" layoutInCell="1" allowOverlap="1" relativeHeight="92">
+              <wp:anchor behindDoc="0" distT="0" distB="0" distL="0" distR="0" simplePos="0" locked="0" layoutInCell="1" allowOverlap="1" relativeHeight="90">
                 <wp:simplePos x="0" y="0"/>
                 <wp:positionH relativeFrom="column">
                   <wp:posOffset>875665</wp:posOffset>
                 </wp:positionH>
                 <wp:positionV relativeFrom="paragraph">
-                  <wp:posOffset>41910</wp:posOffset>
+                  <wp:posOffset>90805</wp:posOffset>
                 </wp:positionV>
                 <wp:extent cx="2670175" cy="221615"/>
                 <wp:effectExtent l="0" t="0" r="0" b="0"/>
                 <wp:wrapNone/>
-                <wp:docPr id="20" name="Cadre de texte 33"/>
+                <wp:docPr id="25" name="Cadre de texte 33"/>
                 <a:graphic xmlns:a="http://schemas.openxmlformats.org/drawingml/2006/main">
                   <a:graphicData uri="http://schemas.microsoft.com/office/word/2010/wordprocessingShape">
                     <wps:wsp>
@@ -1403,8 +1767,8 @@
                         <w:txbxContent>
                           <w:p>
                             <w:pPr>
-                              <w:pStyle w:val="Contenudecadre"/>
-                              <w:overflowPunct w:val="true"/>
+                              <w:pStyle w:val="Contenudecadreuser"/>
+                              <w:overflowPunct w:val="false"/>
                               <w:rPr>
                                 <w:color w:val="000000"/>
                               </w:rPr>
@@ -1434,15 +1798,15 @@
           </mc:Choice>
           <mc:Fallback>
             <w:pict>
-              <v:rect id="shape_0" ID="Cadre de texte 33" path="m0,0l-2147483645,0l-2147483645,-2147483646l0,-2147483646xe" stroked="f" o:allowincell="f" style="position:absolute;margin-left:68.95pt;margin-top:3.3pt;width:210.2pt;height:17.4pt;mso-wrap-style:square;v-text-anchor:top">
+              <v:rect id="shape_0" ID="Cadre de texte 33" path="m0,0l-2147483645,0l-2147483645,-2147483646l0,-2147483646xe" stroked="f" o:allowincell="f" style="position:absolute;margin-left:68.95pt;margin-top:7.15pt;width:210.2pt;height:17.4pt;mso-wrap-style:square;v-text-anchor:top">
                 <v:fill o:detectmouseclick="t" on="false"/>
                 <v:stroke color="#3465a4" joinstyle="round" endcap="flat"/>
                 <v:textbox>
                   <w:txbxContent>
                     <w:p>
                       <w:pPr>
-                        <w:pStyle w:val="Contenudecadre"/>
-                        <w:overflowPunct w:val="true"/>
+                        <w:pStyle w:val="Contenudecadreuser"/>
+                        <w:overflowPunct w:val="false"/>
                         <w:rPr>
                           <w:color w:val="000000"/>
                         </w:rPr>
@@ -1469,18 +1833,18 @@
         <mc:AlternateContent>
           <mc:Choice Requires="wps">
             <w:drawing>
-              <wp:anchor behindDoc="0" distT="0" distB="0" distL="0" distR="0" simplePos="0" locked="0" layoutInCell="1" allowOverlap="1" relativeHeight="100">
+              <wp:anchor behindDoc="0" distT="0" distB="0" distL="0" distR="0" simplePos="0" locked="0" layoutInCell="1" allowOverlap="1" relativeHeight="96">
                 <wp:simplePos x="0" y="0"/>
                 <wp:positionH relativeFrom="column">
                   <wp:posOffset>4352925</wp:posOffset>
                 </wp:positionH>
                 <wp:positionV relativeFrom="paragraph">
-                  <wp:posOffset>43180</wp:posOffset>
+                  <wp:posOffset>108585</wp:posOffset>
                 </wp:positionV>
                 <wp:extent cx="2736215" cy="167005"/>
                 <wp:effectExtent l="0" t="0" r="0" b="0"/>
                 <wp:wrapNone/>
-                <wp:docPr id="21" name="Cadre de texte 34"/>
+                <wp:docPr id="26" name="Cadre de texte 34"/>
                 <a:graphic xmlns:a="http://schemas.openxmlformats.org/drawingml/2006/main">
                   <a:graphicData uri="http://schemas.microsoft.com/office/word/2010/wordprocessingShape">
                     <wps:wsp>
@@ -1508,8 +1872,8 @@
                         <w:txbxContent>
                           <w:p>
                             <w:pPr>
-                              <w:pStyle w:val="Contenudecadre"/>
-                              <w:overflowPunct w:val="true"/>
+                              <w:pStyle w:val="Contenudecadreuser"/>
+                              <w:overflowPunct w:val="false"/>
                               <w:rPr>
                                 <w:color w:val="000000"/>
                               </w:rPr>
@@ -1539,15 +1903,15 @@
           </mc:Choice>
           <mc:Fallback>
             <w:pict>
-              <v:rect id="shape_0" ID="Cadre de texte 34" path="m0,0l-2147483645,0l-2147483645,-2147483646l0,-2147483646xe" stroked="f" o:allowincell="f" style="position:absolute;margin-left:342.75pt;margin-top:3.4pt;width:215.4pt;height:13.1pt;mso-wrap-style:square;v-text-anchor:top">
+              <v:rect id="shape_0" ID="Cadre de texte 34" path="m0,0l-2147483645,0l-2147483645,-2147483646l0,-2147483646xe" stroked="f" o:allowincell="f" style="position:absolute;margin-left:342.75pt;margin-top:8.55pt;width:215.4pt;height:13.1pt;mso-wrap-style:square;v-text-anchor:top">
                 <v:fill o:detectmouseclick="t" on="false"/>
                 <v:stroke color="#3465a4" joinstyle="round" endcap="flat"/>
                 <v:textbox>
                   <w:txbxContent>
                     <w:p>
                       <w:pPr>
-                        <w:pStyle w:val="Contenudecadre"/>
-                        <w:overflowPunct w:val="true"/>
+                        <w:pStyle w:val="Contenudecadreuser"/>
+                        <w:overflowPunct w:val="false"/>
                         <w:rPr>
                           <w:color w:val="000000"/>
                         </w:rPr>
@@ -1597,126 +1961,34 @@
         <w:rPr>
           <w:sz w:val="20"/>
         </w:rPr>
+      </w:r>
+    </w:p>
+    <w:p>
+      <w:pPr>
+        <w:pStyle w:val="BodyText"/>
+        <w:rPr>
+          <w:sz w:val="20"/>
+        </w:rPr>
+      </w:pPr>
+      <w:r>
+        <w:rPr>
+          <w:sz w:val="20"/>
+        </w:rPr>
         <mc:AlternateContent>
           <mc:Choice Requires="wps">
             <w:drawing>
               <wp:anchor behindDoc="0" distT="0" distB="0" distL="0" distR="0" simplePos="0" locked="0" layoutInCell="1" allowOverlap="1" relativeHeight="98">
                 <wp:simplePos x="0" y="0"/>
                 <wp:positionH relativeFrom="column">
-                  <wp:posOffset>999490</wp:posOffset>
-                </wp:positionH>
-                <wp:positionV relativeFrom="paragraph">
-                  <wp:posOffset>71120</wp:posOffset>
-                </wp:positionV>
-                <wp:extent cx="2597150" cy="219710"/>
-                <wp:effectExtent l="0" t="0" r="0" b="0"/>
-                <wp:wrapNone/>
-                <wp:docPr id="22" name="Cadre de texte 31"/>
-                <a:graphic xmlns:a="http://schemas.openxmlformats.org/drawingml/2006/main">
-                  <a:graphicData uri="http://schemas.microsoft.com/office/word/2010/wordprocessingShape">
-                    <wps:wsp>
-                      <wps:cNvSpPr/>
-                      <wps:spPr>
-                        <a:xfrm>
-                          <a:off x="0" y="0"/>
-                          <a:ext cx="2597040" cy="219600"/>
-                        </a:xfrm>
-                        <a:prstGeom prst="rect">
-                          <a:avLst/>
-                        </a:prstGeom>
-                        <a:noFill/>
-                        <a:ln w="0">
-                          <a:noFill/>
-                        </a:ln>
-                      </wps:spPr>
-                      <wps:style>
-                        <a:lnRef idx="0"/>
-                        <a:fillRef idx="0"/>
-                        <a:effectRef idx="0"/>
-                        <a:fontRef idx="minor"/>
-                      </wps:style>
-                      <wps:txbx>
-                        <w:txbxContent>
-                          <w:p>
-                            <w:pPr>
-                              <w:pStyle w:val="Contenudecadre"/>
-                              <w:overflowPunct w:val="true"/>
-                              <w:rPr>
-                                <w:color w:val="000000"/>
-                              </w:rPr>
-                            </w:pPr>
-                            <w:r>
-                              <w:rPr>
-                                <w:rFonts w:eastAsia="Calibri" w:cs="" w:ascii="Arial" w:hAnsi="Arial" w:cstheme="minorBidi" w:eastAsiaTheme="minorHAnsi"/>
-                                <w:b/>
-                                <w:bCs/>
-                                <w:color w:val="000000"/>
-                                <w:sz w:val="22"/>
-                                <w:lang w:val="en-US"/>
-                              </w:rPr>
-                              <w:t>Lyon</w:t>
-                            </w:r>
-                          </w:p>
-                        </w:txbxContent>
-                      </wps:txbx>
-                      <wps:bodyPr lIns="0" rIns="0" tIns="0" bIns="0" anchor="t">
-                        <a:noAutofit/>
-                      </wps:bodyPr>
-                    </wps:wsp>
-                  </a:graphicData>
-                </a:graphic>
-              </wp:anchor>
-            </w:drawing>
-          </mc:Choice>
-          <mc:Fallback>
-            <w:pict>
-              <v:rect id="shape_0" ID="Cadre de texte 31" path="m0,0l-2147483645,0l-2147483645,-2147483646l0,-2147483646xe" stroked="f" o:allowincell="f" style="position:absolute;margin-left:78.7pt;margin-top:5.6pt;width:204.45pt;height:17.25pt;mso-wrap-style:square;v-text-anchor:top">
-                <v:fill o:detectmouseclick="t" on="false"/>
-                <v:stroke color="#3465a4" joinstyle="round" endcap="flat"/>
-                <v:textbox>
-                  <w:txbxContent>
-                    <w:p>
-                      <w:pPr>
-                        <w:pStyle w:val="Contenudecadre"/>
-                        <w:overflowPunct w:val="true"/>
-                        <w:rPr>
-                          <w:color w:val="000000"/>
-                        </w:rPr>
-                      </w:pPr>
-                      <w:r>
-                        <w:rPr>
-                          <w:rFonts w:eastAsia="Calibri" w:cs="" w:ascii="Arial" w:hAnsi="Arial" w:cstheme="minorBidi" w:eastAsiaTheme="minorHAnsi"/>
-                          <w:b/>
-                          <w:bCs/>
-                          <w:color w:val="000000"/>
-                          <w:sz w:val="22"/>
-                          <w:lang w:val="en-US"/>
-                        </w:rPr>
-                        <w:t>Lyon</w:t>
-                      </w:r>
-                    </w:p>
-                  </w:txbxContent>
-                </v:textbox>
-                <w10:wrap type="none"/>
-              </v:rect>
-            </w:pict>
-          </mc:Fallback>
-        </mc:AlternateContent>
-        <mc:AlternateContent>
-          <mc:Choice Requires="wps">
-            <w:drawing>
-              <wp:anchor behindDoc="0" distT="0" distB="0" distL="0" distR="0" simplePos="0" locked="0" layoutInCell="1" allowOverlap="1" relativeHeight="102">
-                <wp:simplePos x="0" y="0"/>
-                <wp:positionH relativeFrom="column">
                   <wp:posOffset>4505325</wp:posOffset>
                 </wp:positionH>
                 <wp:positionV relativeFrom="paragraph">
-                  <wp:posOffset>111760</wp:posOffset>
+                  <wp:posOffset>19050</wp:posOffset>
                 </wp:positionV>
                 <wp:extent cx="2558415" cy="219710"/>
                 <wp:effectExtent l="0" t="0" r="0" b="0"/>
                 <wp:wrapNone/>
-                <wp:docPr id="23" name="Cadre de texte 36"/>
+                <wp:docPr id="27" name="Cadre de texte 36"/>
                 <a:graphic xmlns:a="http://schemas.openxmlformats.org/drawingml/2006/main">
                   <a:graphicData uri="http://schemas.microsoft.com/office/word/2010/wordprocessingShape">
                     <wps:wsp>
@@ -1744,8 +2016,8 @@
                         <w:txbxContent>
                           <w:p>
                             <w:pPr>
-                              <w:pStyle w:val="Contenudecadre"/>
-                              <w:overflowPunct w:val="true"/>
+                              <w:pStyle w:val="Contenudecadreuser"/>
+                              <w:overflowPunct w:val="false"/>
                               <w:rPr>
                                 <w:color w:val="000000"/>
                               </w:rPr>
@@ -1775,15 +2047,15 @@
           </mc:Choice>
           <mc:Fallback>
             <w:pict>
-              <v:rect id="shape_0" ID="Cadre de texte 36" path="m0,0l-2147483645,0l-2147483645,-2147483646l0,-2147483646xe" stroked="f" o:allowincell="f" style="position:absolute;margin-left:354.75pt;margin-top:8.8pt;width:201.4pt;height:17.25pt;mso-wrap-style:square;v-text-anchor:top">
+              <v:rect id="shape_0" ID="Cadre de texte 36" path="m0,0l-2147483645,0l-2147483645,-2147483646l0,-2147483646xe" stroked="f" o:allowincell="f" style="position:absolute;margin-left:354.75pt;margin-top:1.5pt;width:201.4pt;height:17.25pt;mso-wrap-style:square;v-text-anchor:top">
                 <v:fill o:detectmouseclick="t" on="false"/>
                 <v:stroke color="#3465a4" joinstyle="round" endcap="flat"/>
                 <v:textbox>
                   <w:txbxContent>
                     <w:p>
                       <w:pPr>
-                        <w:pStyle w:val="Contenudecadre"/>
-                        <w:overflowPunct w:val="true"/>
+                        <w:pStyle w:val="Contenudecadreuser"/>
+                        <w:overflowPunct w:val="false"/>
                         <w:rPr>
                           <w:color w:val="000000"/>
                         </w:rPr>
@@ -1798,6 +2070,111 @@
                           <w:lang w:val="en-US"/>
                         </w:rPr>
                         <w:t>lyon</w:t>
+                      </w:r>
+                    </w:p>
+                  </w:txbxContent>
+                </v:textbox>
+                <w10:wrap type="none"/>
+              </v:rect>
+            </w:pict>
+          </mc:Fallback>
+        </mc:AlternateContent>
+        <mc:AlternateContent>
+          <mc:Choice Requires="wps">
+            <w:drawing>
+              <wp:anchor behindDoc="0" distT="0" distB="0" distL="0" distR="0" simplePos="0" locked="0" layoutInCell="1" allowOverlap="1" relativeHeight="133">
+                <wp:simplePos x="0" y="0"/>
+                <wp:positionH relativeFrom="column">
+                  <wp:posOffset>930910</wp:posOffset>
+                </wp:positionH>
+                <wp:positionV relativeFrom="paragraph">
+                  <wp:posOffset>39370</wp:posOffset>
+                </wp:positionV>
+                <wp:extent cx="2597150" cy="165735"/>
+                <wp:effectExtent l="0" t="0" r="0" b="0"/>
+                <wp:wrapNone/>
+                <wp:docPr id="28" name="Cadre de texte 30"/>
+                <a:graphic xmlns:a="http://schemas.openxmlformats.org/drawingml/2006/main">
+                  <a:graphicData uri="http://schemas.microsoft.com/office/word/2010/wordprocessingShape">
+                    <wps:wsp>
+                      <wps:cNvSpPr/>
+                      <wps:spPr>
+                        <a:xfrm>
+                          <a:off x="0" y="0"/>
+                          <a:ext cx="2597040" cy="165600"/>
+                        </a:xfrm>
+                        <a:prstGeom prst="rect">
+                          <a:avLst/>
+                        </a:prstGeom>
+                        <a:noFill/>
+                        <a:ln w="0">
+                          <a:noFill/>
+                        </a:ln>
+                      </wps:spPr>
+                      <wps:style>
+                        <a:lnRef idx="0"/>
+                        <a:fillRef idx="0"/>
+                        <a:effectRef idx="0"/>
+                        <a:fontRef idx="minor"/>
+                      </wps:style>
+                      <wps:txbx>
+                        <w:txbxContent>
+                          <w:p>
+                            <w:pPr>
+                              <w:pStyle w:val="Contenudecadreuser"/>
+                              <w:overflowPunct w:val="false"/>
+                              <w:rPr>
+                                <w:color w:val="000000"/>
+                              </w:rPr>
+                            </w:pPr>
+                            <w:r>
+                              <w:rPr>
+                                <w:rFonts w:eastAsia="Calibri" w:cs="" w:ascii="Arial" w:hAnsi="Arial" w:cstheme="minorBidi" w:eastAsiaTheme="minorHAnsi"/>
+                                <w:b/>
+                                <w:bCs/>
+                                <w:color w:val="000000"/>
+                                <w:sz w:val="22"/>
+                                <w:lang w:val="en-US"/>
+                              </w:rPr>
+                              <w:t>Lyon</w:t>
+                            </w:r>
+                          </w:p>
+                        </w:txbxContent>
+                      </wps:txbx>
+                      <wps:bodyPr lIns="0" rIns="0" tIns="0" bIns="0" anchor="t">
+                        <a:noAutofit/>
+                      </wps:bodyPr>
+                    </wps:wsp>
+                  </a:graphicData>
+                </a:graphic>
+              </wp:anchor>
+            </w:drawing>
+          </mc:Choice>
+          <mc:Fallback>
+            <w:pict>
+              <v:rect id="shape_0" ID="Cadre de texte 30" path="m0,0l-2147483645,0l-2147483645,-2147483646l0,-2147483646xe" stroked="f" o:allowincell="f" style="position:absolute;margin-left:73.3pt;margin-top:3.1pt;width:204.45pt;height:13pt;mso-wrap-style:square;v-text-anchor:top">
+                <v:fill o:detectmouseclick="t" on="false"/>
+                <v:stroke color="#3465a4" joinstyle="round" endcap="flat"/>
+                <v:textbox>
+                  <w:txbxContent>
+                    <w:p>
+                      <w:pPr>
+                        <w:pStyle w:val="Contenudecadreuser"/>
+                        <w:overflowPunct w:val="false"/>
+                        <w:rPr>
+                          <w:color w:val="000000"/>
+                        </w:rPr>
+                      </w:pPr>
+                      <w:r>
+                        <w:rPr>
+                          <w:rFonts w:eastAsia="Calibri" w:cs="" w:ascii="Arial" w:hAnsi="Arial" w:cstheme="minorBidi" w:eastAsiaTheme="minorHAnsi"/>
+                          <w:b/>
+                          <w:bCs/>
+                          <w:color w:val="000000"/>
+                          <w:sz w:val="22"/>
+                          <w:lang w:val="en-US"/>
+                        </w:rPr>
+                        <w:t>Lyon</w:t>
                       </w:r>
                     </w:p>
                   </w:txbxContent>
@@ -1846,34 +2223,21 @@
         <w:rPr>
           <w:sz w:val="20"/>
         </w:rPr>
-      </w:r>
-    </w:p>
-    <w:p>
-      <w:pPr>
-        <w:pStyle w:val="BodyText"/>
-        <w:rPr>
-          <w:sz w:val="20"/>
-        </w:rPr>
-      </w:pPr>
-      <w:r>
-        <w:rPr>
-          <w:sz w:val="20"/>
-        </w:rPr>
         <mc:AlternateContent>
           <mc:Choice Requires="wps">
             <w:drawing>
-              <wp:anchor behindDoc="0" distT="0" distB="0" distL="0" distR="0" simplePos="0" locked="0" layoutInCell="1" allowOverlap="1" relativeHeight="104">
+              <wp:anchor behindDoc="0" distT="0" distB="0" distL="0" distR="0" simplePos="0" locked="0" layoutInCell="1" allowOverlap="1" relativeHeight="100">
                 <wp:simplePos x="0" y="0"/>
                 <wp:positionH relativeFrom="column">
                   <wp:posOffset>895985</wp:posOffset>
                 </wp:positionH>
                 <wp:positionV relativeFrom="paragraph">
-                  <wp:posOffset>88265</wp:posOffset>
+                  <wp:posOffset>130810</wp:posOffset>
                 </wp:positionV>
                 <wp:extent cx="2548255" cy="222885"/>
                 <wp:effectExtent l="0" t="0" r="0" b="0"/>
                 <wp:wrapNone/>
-                <wp:docPr id="24" name="Cadre de texte 37"/>
+                <wp:docPr id="29" name="Cadre de texte 37"/>
                 <a:graphic xmlns:a="http://schemas.openxmlformats.org/drawingml/2006/main">
                   <a:graphicData uri="http://schemas.microsoft.com/office/word/2010/wordprocessingShape">
                     <wps:wsp>
@@ -1901,8 +2265,8 @@
                         <w:txbxContent>
                           <w:p>
                             <w:pPr>
-                              <w:pStyle w:val="Contenudecadre"/>
-                              <w:overflowPunct w:val="true"/>
+                              <w:pStyle w:val="Contenudecadreuser"/>
+                              <w:overflowPunct w:val="false"/>
                               <w:rPr>
                                 <w:color w:val="000000"/>
                               </w:rPr>
@@ -1931,15 +2295,15 @@
           </mc:Choice>
           <mc:Fallback>
             <w:pict>
-              <v:rect id="shape_0" ID="Cadre de texte 37" path="m0,0l-2147483645,0l-2147483645,-2147483646l0,-2147483646xe" stroked="f" o:allowincell="f" style="position:absolute;margin-left:70.55pt;margin-top:6.95pt;width:200.6pt;height:17.5pt;mso-wrap-style:square;v-text-anchor:top">
+              <v:rect id="shape_0" ID="Cadre de texte 37" path="m0,0l-2147483645,0l-2147483645,-2147483646l0,-2147483646xe" stroked="f" o:allowincell="f" style="position:absolute;margin-left:70.55pt;margin-top:10.3pt;width:200.6pt;height:17.5pt;mso-wrap-style:square;v-text-anchor:top">
                 <v:fill o:detectmouseclick="t" on="false"/>
                 <v:stroke color="#3465a4" joinstyle="round" endcap="flat"/>
                 <v:textbox>
                   <w:txbxContent>
                     <w:p>
                       <w:pPr>
-                        <w:pStyle w:val="Contenudecadre"/>
-                        <w:overflowPunct w:val="true"/>
+                        <w:pStyle w:val="Contenudecadreuser"/>
+                        <w:overflowPunct w:val="false"/>
                         <w:rPr>
                           <w:color w:val="000000"/>
                         </w:rPr>
@@ -1962,21 +2326,34 @@
             </w:pict>
           </mc:Fallback>
         </mc:AlternateContent>
+      </w:r>
+    </w:p>
+    <w:p>
+      <w:pPr>
+        <w:pStyle w:val="BodyText"/>
+        <w:rPr>
+          <w:sz w:val="20"/>
+        </w:rPr>
+      </w:pPr>
+      <w:r>
+        <w:rPr>
+          <w:sz w:val="20"/>
+        </w:rPr>
         <mc:AlternateContent>
           <mc:Choice Requires="wps">
             <w:drawing>
-              <wp:anchor behindDoc="0" distT="0" distB="0" distL="0" distR="0" simplePos="0" locked="0" layoutInCell="1" allowOverlap="1" relativeHeight="106">
+              <wp:anchor behindDoc="0" distT="0" distB="0" distL="0" distR="0" simplePos="0" locked="0" layoutInCell="1" allowOverlap="1" relativeHeight="102">
                 <wp:simplePos x="0" y="0"/>
                 <wp:positionH relativeFrom="column">
                   <wp:posOffset>4425315</wp:posOffset>
                 </wp:positionH>
                 <wp:positionV relativeFrom="paragraph">
-                  <wp:posOffset>99695</wp:posOffset>
+                  <wp:posOffset>19685</wp:posOffset>
                 </wp:positionV>
                 <wp:extent cx="2574925" cy="222885"/>
                 <wp:effectExtent l="0" t="0" r="0" b="0"/>
                 <wp:wrapNone/>
-                <wp:docPr id="25" name="Cadre de texte 38"/>
+                <wp:docPr id="30" name="Cadre de texte 38"/>
                 <a:graphic xmlns:a="http://schemas.openxmlformats.org/drawingml/2006/main">
                   <a:graphicData uri="http://schemas.microsoft.com/office/word/2010/wordprocessingShape">
                     <wps:wsp>
@@ -2004,8 +2381,8 @@
                         <w:txbxContent>
                           <w:p>
                             <w:pPr>
-                              <w:pStyle w:val="Contenudecadre"/>
-                              <w:overflowPunct w:val="true"/>
+                              <w:pStyle w:val="Contenudecadreuser"/>
+                              <w:overflowPunct w:val="false"/>
                               <w:rPr>
                                 <w:color w:val="000000"/>
                               </w:rPr>
@@ -2034,15 +2411,15 @@
           </mc:Choice>
           <mc:Fallback>
             <w:pict>
-              <v:rect id="shape_0" ID="Cadre de texte 38" path="m0,0l-2147483645,0l-2147483645,-2147483646l0,-2147483646xe" stroked="f" o:allowincell="f" style="position:absolute;margin-left:348.45pt;margin-top:7.85pt;width:202.7pt;height:17.5pt;mso-wrap-style:square;v-text-anchor:top">
+              <v:rect id="shape_0" ID="Cadre de texte 38" path="m0,0l-2147483645,0l-2147483645,-2147483646l0,-2147483646xe" stroked="f" o:allowincell="f" style="position:absolute;margin-left:348.45pt;margin-top:1.55pt;width:202.7pt;height:17.5pt;mso-wrap-style:square;v-text-anchor:top">
                 <v:fill o:detectmouseclick="t" on="false"/>
                 <v:stroke color="#3465a4" joinstyle="round" endcap="flat"/>
                 <v:textbox>
                   <w:txbxContent>
                     <w:p>
                       <w:pPr>
-                        <w:pStyle w:val="Contenudecadre"/>
-                        <w:overflowPunct w:val="true"/>
+                        <w:pStyle w:val="Contenudecadreuser"/>
+                        <w:overflowPunct w:val="false"/>
                         <w:rPr>
                           <w:color w:val="000000"/>
                         </w:rPr>
@@ -2078,34 +2455,21 @@
         <w:rPr>
           <w:sz w:val="20"/>
         </w:rPr>
-      </w:r>
-    </w:p>
-    <w:p>
-      <w:pPr>
-        <w:pStyle w:val="BodyText"/>
-        <w:rPr>
-          <w:sz w:val="20"/>
-        </w:rPr>
-      </w:pPr>
-      <w:r>
-        <w:rPr>
-          <w:sz w:val="20"/>
-        </w:rPr>
         <mc:AlternateContent>
           <mc:Choice Requires="wps">
             <w:drawing>
-              <wp:anchor behindDoc="0" distT="0" distB="0" distL="0" distR="0" simplePos="0" locked="0" layoutInCell="1" allowOverlap="1" relativeHeight="108">
+              <wp:anchor behindDoc="0" distT="0" distB="0" distL="0" distR="0" simplePos="0" locked="0" layoutInCell="1" allowOverlap="1" relativeHeight="104">
                 <wp:simplePos x="0" y="0"/>
                 <wp:positionH relativeFrom="column">
                   <wp:posOffset>1658620</wp:posOffset>
                 </wp:positionH>
                 <wp:positionV relativeFrom="paragraph">
-                  <wp:posOffset>76200</wp:posOffset>
+                  <wp:posOffset>142875</wp:posOffset>
                 </wp:positionV>
                 <wp:extent cx="1664335" cy="161290"/>
                 <wp:effectExtent l="0" t="0" r="0" b="0"/>
                 <wp:wrapNone/>
-                <wp:docPr id="26" name="Cadre de texte 39"/>
+                <wp:docPr id="31" name="Cadre de texte 39"/>
                 <a:graphic xmlns:a="http://schemas.openxmlformats.org/drawingml/2006/main">
                   <a:graphicData uri="http://schemas.microsoft.com/office/word/2010/wordprocessingShape">
                     <wps:wsp>
@@ -2133,8 +2497,8 @@
                         <w:txbxContent>
                           <w:p>
                             <w:pPr>
-                              <w:pStyle w:val="Contenudecadre"/>
-                              <w:overflowPunct w:val="true"/>
+                              <w:pStyle w:val="Contenudecadreuser"/>
+                              <w:overflowPunct w:val="false"/>
                               <w:rPr>
                                 <w:color w:val="000000"/>
                               </w:rPr>
@@ -2163,15 +2527,15 @@
           </mc:Choice>
           <mc:Fallback>
             <w:pict>
-              <v:rect id="shape_0" ID="Cadre de texte 39" path="m0,0l-2147483645,0l-2147483645,-2147483646l0,-2147483646xe" stroked="f" o:allowincell="f" style="position:absolute;margin-left:130.6pt;margin-top:6pt;width:131pt;height:12.65pt;mso-wrap-style:square;v-text-anchor:top">
+              <v:rect id="shape_0" ID="Cadre de texte 39" path="m0,0l-2147483645,0l-2147483645,-2147483646l0,-2147483646xe" stroked="f" o:allowincell="f" style="position:absolute;margin-left:130.6pt;margin-top:11.25pt;width:131pt;height:12.65pt;mso-wrap-style:square;v-text-anchor:top">
                 <v:fill o:detectmouseclick="t" on="false"/>
                 <v:stroke color="#3465a4" joinstyle="round" endcap="flat"/>
                 <v:textbox>
                   <w:txbxContent>
                     <w:p>
                       <w:pPr>
-                        <w:pStyle w:val="Contenudecadre"/>
-                        <w:overflowPunct w:val="true"/>
+                        <w:pStyle w:val="Contenudecadreuser"/>
+                        <w:overflowPunct w:val="false"/>
                         <w:rPr>
                           <w:color w:val="000000"/>
                         </w:rPr>
@@ -2194,21 +2558,34 @@
             </w:pict>
           </mc:Fallback>
         </mc:AlternateContent>
+      </w:r>
+    </w:p>
+    <w:p>
+      <w:pPr>
+        <w:pStyle w:val="BodyText"/>
+        <w:rPr>
+          <w:sz w:val="20"/>
+        </w:rPr>
+      </w:pPr>
+      <w:r>
+        <w:rPr>
+          <w:sz w:val="20"/>
+        </w:rPr>
         <mc:AlternateContent>
           <mc:Choice Requires="wps">
             <w:drawing>
-              <wp:anchor behindDoc="0" distT="0" distB="0" distL="0" distR="0" simplePos="0" locked="0" layoutInCell="1" allowOverlap="1" relativeHeight="110">
+              <wp:anchor behindDoc="0" distT="0" distB="0" distL="0" distR="0" simplePos="0" locked="0" layoutInCell="1" allowOverlap="1" relativeHeight="106">
                 <wp:simplePos x="0" y="0"/>
                 <wp:positionH relativeFrom="column">
                   <wp:posOffset>5151755</wp:posOffset>
                 </wp:positionH>
                 <wp:positionV relativeFrom="paragraph">
-                  <wp:posOffset>87630</wp:posOffset>
+                  <wp:posOffset>23495</wp:posOffset>
                 </wp:positionV>
                 <wp:extent cx="1664335" cy="161290"/>
                 <wp:effectExtent l="0" t="0" r="0" b="0"/>
                 <wp:wrapNone/>
-                <wp:docPr id="27" name="Cadre de texte 40"/>
+                <wp:docPr id="32" name="Cadre de texte 40"/>
                 <a:graphic xmlns:a="http://schemas.openxmlformats.org/drawingml/2006/main">
                   <a:graphicData uri="http://schemas.microsoft.com/office/word/2010/wordprocessingShape">
                     <wps:wsp>
@@ -2236,8 +2613,8 @@
                         <w:txbxContent>
                           <w:p>
                             <w:pPr>
-                              <w:pStyle w:val="Contenudecadre"/>
-                              <w:overflowPunct w:val="true"/>
+                              <w:pStyle w:val="Contenudecadreuser"/>
+                              <w:overflowPunct w:val="false"/>
                               <w:rPr>
                                 <w:color w:val="000000"/>
                               </w:rPr>
@@ -2267,15 +2644,15 @@
           </mc:Choice>
           <mc:Fallback>
             <w:pict>
-              <v:rect id="shape_0" ID="Cadre de texte 40" path="m0,0l-2147483645,0l-2147483645,-2147483646l0,-2147483646xe" stroked="f" o:allowincell="f" style="position:absolute;margin-left:405.65pt;margin-top:6.9pt;width:131pt;height:12.65pt;mso-wrap-style:square;v-text-anchor:top">
+              <v:rect id="shape_0" ID="Cadre de texte 40" path="m0,0l-2147483645,0l-2147483645,-2147483646l0,-2147483646xe" stroked="f" o:allowincell="f" style="position:absolute;margin-left:405.65pt;margin-top:1.85pt;width:131pt;height:12.65pt;mso-wrap-style:square;v-text-anchor:top">
                 <v:fill o:detectmouseclick="t" on="false"/>
                 <v:stroke color="#3465a4" joinstyle="round" endcap="flat"/>
                 <v:textbox>
                   <w:txbxContent>
                     <w:p>
                       <w:pPr>
-                        <w:pStyle w:val="Contenudecadre"/>
-                        <w:overflowPunct w:val="true"/>
+                        <w:pStyle w:val="Contenudecadreuser"/>
+                        <w:overflowPunct w:val="false"/>
                         <w:rPr>
                           <w:color w:val="000000"/>
                         </w:rPr>
@@ -2312,34 +2689,21 @@
         <w:rPr>
           <w:sz w:val="20"/>
         </w:rPr>
-      </w:r>
-    </w:p>
-    <w:p>
-      <w:pPr>
-        <w:pStyle w:val="BodyText"/>
-        <w:rPr>
-          <w:sz w:val="20"/>
-        </w:rPr>
-      </w:pPr>
-      <w:r>
-        <w:rPr>
-          <w:sz w:val="20"/>
-        </w:rPr>
         <mc:AlternateContent>
           <mc:Choice Requires="wps">
             <w:drawing>
-              <wp:anchor behindDoc="0" distT="0" distB="0" distL="0" distR="0" simplePos="0" locked="0" layoutInCell="1" allowOverlap="1" relativeHeight="112">
+              <wp:anchor behindDoc="0" distT="0" distB="0" distL="0" distR="0" simplePos="0" locked="0" layoutInCell="1" allowOverlap="1" relativeHeight="110">
                 <wp:simplePos x="0" y="0"/>
                 <wp:positionH relativeFrom="column">
-                  <wp:posOffset>1517650</wp:posOffset>
+                  <wp:posOffset>4987925</wp:posOffset>
                 </wp:positionH>
                 <wp:positionV relativeFrom="paragraph">
-                  <wp:posOffset>75565</wp:posOffset>
+                  <wp:posOffset>145415</wp:posOffset>
                 </wp:positionV>
-                <wp:extent cx="1664335" cy="161290"/>
+                <wp:extent cx="2073275" cy="161290"/>
                 <wp:effectExtent l="0" t="0" r="0" b="0"/>
                 <wp:wrapNone/>
-                <wp:docPr id="28" name="Cadre de texte 41"/>
+                <wp:docPr id="33" name="Cadre de texte 42"/>
                 <a:graphic xmlns:a="http://schemas.openxmlformats.org/drawingml/2006/main">
                   <a:graphicData uri="http://schemas.microsoft.com/office/word/2010/wordprocessingShape">
                     <wps:wsp>
@@ -2347,7 +2711,7 @@
                       <wps:spPr>
                         <a:xfrm>
                           <a:off x="0" y="0"/>
-                          <a:ext cx="1664280" cy="161280"/>
+                          <a:ext cx="2073240" cy="161280"/>
                         </a:xfrm>
                         <a:prstGeom prst="rect">
                           <a:avLst/>
@@ -2367,8 +2731,8 @@
                         <w:txbxContent>
                           <w:p>
                             <w:pPr>
-                              <w:pStyle w:val="Contenudecadre"/>
-                              <w:overflowPunct w:val="true"/>
+                              <w:pStyle w:val="Contenudecadreuser"/>
+                              <w:overflowPunct w:val="false"/>
                               <w:rPr>
                                 <w:color w:val="000000"/>
                               </w:rPr>
@@ -2381,7 +2745,7 @@
                                 <w:color w:val="000000"/>
                                 <w:lang w:val="en-US"/>
                               </w:rPr>
-                              <w:t>9876543210</w:t>
+                              <w:t>0614725839</w:t>
                             </w:r>
                           </w:p>
                         </w:txbxContent>
@@ -2397,118 +2761,15 @@
           </mc:Choice>
           <mc:Fallback>
             <w:pict>
-              <v:rect id="shape_0" ID="Cadre de texte 41" path="m0,0l-2147483645,0l-2147483645,-2147483646l0,-2147483646xe" stroked="f" o:allowincell="f" style="position:absolute;margin-left:119.5pt;margin-top:5.95pt;width:131pt;height:12.65pt;mso-wrap-style:square;v-text-anchor:top">
+              <v:rect id="shape_0" ID="Cadre de texte 42" path="m0,0l-2147483645,0l-2147483645,-2147483646l0,-2147483646xe" stroked="f" o:allowincell="f" style="position:absolute;margin-left:392.75pt;margin-top:11.45pt;width:163.2pt;height:12.65pt;mso-wrap-style:square;v-text-anchor:top">
                 <v:fill o:detectmouseclick="t" on="false"/>
                 <v:stroke color="#3465a4" joinstyle="round" endcap="flat"/>
                 <v:textbox>
                   <w:txbxContent>
                     <w:p>
                       <w:pPr>
-                        <w:pStyle w:val="Contenudecadre"/>
-                        <w:overflowPunct w:val="true"/>
-                        <w:rPr>
-                          <w:color w:val="000000"/>
-                        </w:rPr>
-                      </w:pPr>
-                      <w:r>
-                        <w:rPr>
-                          <w:rFonts w:eastAsia="Calibri" w:cs="" w:ascii="Arial" w:hAnsi="Arial" w:cstheme="minorBidi" w:eastAsiaTheme="minorHAnsi"/>
-                          <w:b/>
-                          <w:bCs/>
-                          <w:color w:val="000000"/>
-                          <w:lang w:val="en-US"/>
-                        </w:rPr>
-                        <w:t>9876543210</w:t>
-                      </w:r>
-                    </w:p>
-                  </w:txbxContent>
-                </v:textbox>
-                <w10:wrap type="none"/>
-              </v:rect>
-            </w:pict>
-          </mc:Fallback>
-        </mc:AlternateContent>
-        <mc:AlternateContent>
-          <mc:Choice Requires="wps">
-            <w:drawing>
-              <wp:anchor behindDoc="0" distT="0" distB="0" distL="0" distR="0" simplePos="0" locked="0" layoutInCell="1" allowOverlap="1" relativeHeight="114">
-                <wp:simplePos x="0" y="0"/>
-                <wp:positionH relativeFrom="column">
-                  <wp:posOffset>4987925</wp:posOffset>
-                </wp:positionH>
-                <wp:positionV relativeFrom="paragraph">
-                  <wp:posOffset>62865</wp:posOffset>
-                </wp:positionV>
-                <wp:extent cx="1664335" cy="161290"/>
-                <wp:effectExtent l="0" t="0" r="0" b="0"/>
-                <wp:wrapNone/>
-                <wp:docPr id="29" name="Cadre de texte 42"/>
-                <a:graphic xmlns:a="http://schemas.openxmlformats.org/drawingml/2006/main">
-                  <a:graphicData uri="http://schemas.microsoft.com/office/word/2010/wordprocessingShape">
-                    <wps:wsp>
-                      <wps:cNvSpPr/>
-                      <wps:spPr>
-                        <a:xfrm>
-                          <a:off x="0" y="0"/>
-                          <a:ext cx="1664280" cy="161280"/>
-                        </a:xfrm>
-                        <a:prstGeom prst="rect">
-                          <a:avLst/>
-                        </a:prstGeom>
-                        <a:noFill/>
-                        <a:ln w="0">
-                          <a:noFill/>
-                        </a:ln>
-                      </wps:spPr>
-                      <wps:style>
-                        <a:lnRef idx="0"/>
-                        <a:fillRef idx="0"/>
-                        <a:effectRef idx="0"/>
-                        <a:fontRef idx="minor"/>
-                      </wps:style>
-                      <wps:txbx>
-                        <w:txbxContent>
-                          <w:p>
-                            <w:pPr>
-                              <w:pStyle w:val="Contenudecadre"/>
-                              <w:overflowPunct w:val="true"/>
-                              <w:rPr>
-                                <w:color w:val="000000"/>
-                              </w:rPr>
-                            </w:pPr>
-                            <w:r>
-                              <w:rPr>
-                                <w:rFonts w:eastAsia="Calibri" w:cs="" w:ascii="Arial" w:hAnsi="Arial" w:cstheme="minorBidi" w:eastAsiaTheme="minorHAnsi"/>
-                                <w:b/>
-                                <w:bCs/>
-                                <w:color w:val="000000"/>
-                                <w:lang w:val="en-US"/>
-                              </w:rPr>
-                              <w:t>0614725839</w:t>
-                            </w:r>
-                          </w:p>
-                        </w:txbxContent>
-                      </wps:txbx>
-                      <wps:bodyPr lIns="0" rIns="0" tIns="0" bIns="0" anchor="t">
-                        <a:noAutofit/>
-                      </wps:bodyPr>
-                    </wps:wsp>
-                  </a:graphicData>
-                </a:graphic>
-              </wp:anchor>
-            </w:drawing>
-          </mc:Choice>
-          <mc:Fallback>
-            <w:pict>
-              <v:rect id="shape_0" ID="Cadre de texte 42" path="m0,0l-2147483645,0l-2147483645,-2147483646l0,-2147483646xe" stroked="f" o:allowincell="f" style="position:absolute;margin-left:392.75pt;margin-top:4.95pt;width:131pt;height:12.65pt;mso-wrap-style:square;v-text-anchor:top">
-                <v:fill o:detectmouseclick="t" on="false"/>
-                <v:stroke color="#3465a4" joinstyle="round" endcap="flat"/>
-                <v:textbox>
-                  <w:txbxContent>
-                    <w:p>
-                      <w:pPr>
-                        <w:pStyle w:val="Contenudecadre"/>
-                        <w:overflowPunct w:val="true"/>
+                        <w:pStyle w:val="Contenudecadreuser"/>
+                        <w:overflowPunct w:val="false"/>
                         <w:rPr>
                           <w:color w:val="000000"/>
                         </w:rPr>
@@ -2544,6 +2805,328 @@
         <w:rPr>
           <w:sz w:val="20"/>
         </w:rPr>
+        <mc:AlternateContent>
+          <mc:Choice Requires="wps">
+            <w:drawing>
+              <wp:anchor behindDoc="0" distT="0" distB="0" distL="0" distR="0" simplePos="0" locked="0" layoutInCell="1" allowOverlap="1" relativeHeight="108">
+                <wp:simplePos x="0" y="0"/>
+                <wp:positionH relativeFrom="column">
+                  <wp:posOffset>1517650</wp:posOffset>
+                </wp:positionH>
+                <wp:positionV relativeFrom="paragraph">
+                  <wp:posOffset>3175</wp:posOffset>
+                </wp:positionV>
+                <wp:extent cx="2054860" cy="161290"/>
+                <wp:effectExtent l="0" t="0" r="0" b="0"/>
+                <wp:wrapNone/>
+                <wp:docPr id="34" name="Cadre de texte 41"/>
+                <a:graphic xmlns:a="http://schemas.openxmlformats.org/drawingml/2006/main">
+                  <a:graphicData uri="http://schemas.microsoft.com/office/word/2010/wordprocessingShape">
+                    <wps:wsp>
+                      <wps:cNvSpPr/>
+                      <wps:spPr>
+                        <a:xfrm>
+                          <a:off x="0" y="0"/>
+                          <a:ext cx="2054880" cy="161280"/>
+                        </a:xfrm>
+                        <a:prstGeom prst="rect">
+                          <a:avLst/>
+                        </a:prstGeom>
+                        <a:noFill/>
+                        <a:ln w="0">
+                          <a:noFill/>
+                        </a:ln>
+                      </wps:spPr>
+                      <wps:style>
+                        <a:lnRef idx="0"/>
+                        <a:fillRef idx="0"/>
+                        <a:effectRef idx="0"/>
+                        <a:fontRef idx="minor"/>
+                      </wps:style>
+                      <wps:txbx>
+                        <w:txbxContent>
+                          <w:p>
+                            <w:pPr>
+                              <w:pStyle w:val="Contenudecadreuser"/>
+                              <w:overflowPunct w:val="false"/>
+                              <w:rPr>
+                                <w:color w:val="000000"/>
+                              </w:rPr>
+                            </w:pPr>
+                            <w:r>
+                              <w:rPr>
+                                <w:rFonts w:eastAsia="Calibri" w:cs="" w:ascii="Arial" w:hAnsi="Arial" w:cstheme="minorBidi" w:eastAsiaTheme="minorHAnsi"/>
+                                <w:b/>
+                                <w:bCs/>
+                                <w:color w:val="000000"/>
+                                <w:lang w:val="en-US"/>
+                              </w:rPr>
+                              <w:t>0205455623</w:t>
+                            </w:r>
+                          </w:p>
+                        </w:txbxContent>
+                      </wps:txbx>
+                      <wps:bodyPr lIns="0" rIns="0" tIns="0" bIns="0" anchor="t">
+                        <a:noAutofit/>
+                      </wps:bodyPr>
+                    </wps:wsp>
+                  </a:graphicData>
+                </a:graphic>
+              </wp:anchor>
+            </w:drawing>
+          </mc:Choice>
+          <mc:Fallback>
+            <w:pict>
+              <v:rect id="shape_0" ID="Cadre de texte 41" path="m0,0l-2147483645,0l-2147483645,-2147483646l0,-2147483646xe" stroked="f" o:allowincell="f" style="position:absolute;margin-left:119.5pt;margin-top:0.25pt;width:161.75pt;height:12.65pt;mso-wrap-style:square;v-text-anchor:top">
+                <v:fill o:detectmouseclick="t" on="false"/>
+                <v:stroke color="#3465a4" joinstyle="round" endcap="flat"/>
+                <v:textbox>
+                  <w:txbxContent>
+                    <w:p>
+                      <w:pPr>
+                        <w:pStyle w:val="Contenudecadreuser"/>
+                        <w:overflowPunct w:val="false"/>
+                        <w:rPr>
+                          <w:color w:val="000000"/>
+                        </w:rPr>
+                      </w:pPr>
+                      <w:r>
+                        <w:rPr>
+                          <w:rFonts w:eastAsia="Calibri" w:cs="" w:ascii="Arial" w:hAnsi="Arial" w:cstheme="minorBidi" w:eastAsiaTheme="minorHAnsi"/>
+                          <w:b/>
+                          <w:bCs/>
+                          <w:color w:val="000000"/>
+                          <w:lang w:val="en-US"/>
+                        </w:rPr>
+                        <w:t>0205455623</w:t>
+                      </w:r>
+                    </w:p>
+                  </w:txbxContent>
+                </v:textbox>
+                <w10:wrap type="none"/>
+              </v:rect>
+            </w:pict>
+          </mc:Fallback>
+        </mc:AlternateContent>
+      </w:r>
+    </w:p>
+    <w:p>
+      <w:pPr>
+        <w:pStyle w:val="BodyText"/>
+        <w:rPr>
+          <w:sz w:val="20"/>
+        </w:rPr>
+      </w:pPr>
+      <w:r>
+        <w:rPr>
+          <w:sz w:val="20"/>
+        </w:rPr>
+        <mc:AlternateContent>
+          <mc:Choice Requires="wps">
+            <w:drawing>
+              <wp:anchor behindDoc="0" distT="0" distB="0" distL="0" distR="0" simplePos="0" locked="0" layoutInCell="1" allowOverlap="1" relativeHeight="112">
+                <wp:simplePos x="0" y="0"/>
+                <wp:positionH relativeFrom="column">
+                  <wp:posOffset>1461135</wp:posOffset>
+                </wp:positionH>
+                <wp:positionV relativeFrom="paragraph">
+                  <wp:posOffset>127000</wp:posOffset>
+                </wp:positionV>
+                <wp:extent cx="1664335" cy="161290"/>
+                <wp:effectExtent l="0" t="0" r="0" b="0"/>
+                <wp:wrapNone/>
+                <wp:docPr id="35" name="Cadre de texte 43"/>
+                <a:graphic xmlns:a="http://schemas.openxmlformats.org/drawingml/2006/main">
+                  <a:graphicData uri="http://schemas.microsoft.com/office/word/2010/wordprocessingShape">
+                    <wps:wsp>
+                      <wps:cNvSpPr/>
+                      <wps:spPr>
+                        <a:xfrm>
+                          <a:off x="0" y="0"/>
+                          <a:ext cx="1664280" cy="161280"/>
+                        </a:xfrm>
+                        <a:prstGeom prst="rect">
+                          <a:avLst/>
+                        </a:prstGeom>
+                        <a:noFill/>
+                        <a:ln w="0">
+                          <a:noFill/>
+                        </a:ln>
+                      </wps:spPr>
+                      <wps:style>
+                        <a:lnRef idx="0"/>
+                        <a:fillRef idx="0"/>
+                        <a:effectRef idx="0"/>
+                        <a:fontRef idx="minor"/>
+                      </wps:style>
+                      <wps:txbx>
+                        <w:txbxContent>
+                          <w:p>
+                            <w:pPr>
+                              <w:pStyle w:val="Contenudecadreuser"/>
+                              <w:overflowPunct w:val="false"/>
+                              <w:rPr>
+                                <w:color w:val="000000"/>
+                              </w:rPr>
+                            </w:pPr>
+                            <w:r>
+                              <w:rPr>
+                                <w:rFonts w:eastAsia="Calibri" w:cs="" w:ascii="Arial" w:hAnsi="Arial" w:cstheme="minorBidi" w:eastAsiaTheme="minorHAnsi"/>
+                                <w:b/>
+                                <w:bCs/>
+                                <w:color w:val="000000"/>
+                                <w:lang w:val="en-US"/>
+                              </w:rPr>
+                              <w:t>0147258369</w:t>
+                            </w:r>
+                          </w:p>
+                        </w:txbxContent>
+                      </wps:txbx>
+                      <wps:bodyPr lIns="0" rIns="0" tIns="0" bIns="0" anchor="t">
+                        <a:noAutofit/>
+                      </wps:bodyPr>
+                    </wps:wsp>
+                  </a:graphicData>
+                </a:graphic>
+              </wp:anchor>
+            </w:drawing>
+          </mc:Choice>
+          <mc:Fallback>
+            <w:pict>
+              <v:rect id="shape_0" ID="Cadre de texte 43" path="m0,0l-2147483645,0l-2147483645,-2147483646l0,-2147483646xe" stroked="f" o:allowincell="f" style="position:absolute;margin-left:115.05pt;margin-top:10pt;width:131pt;height:12.65pt;mso-wrap-style:square;v-text-anchor:top">
+                <v:fill o:detectmouseclick="t" on="false"/>
+                <v:stroke color="#3465a4" joinstyle="round" endcap="flat"/>
+                <v:textbox>
+                  <w:txbxContent>
+                    <w:p>
+                      <w:pPr>
+                        <w:pStyle w:val="Contenudecadreuser"/>
+                        <w:overflowPunct w:val="false"/>
+                        <w:rPr>
+                          <w:color w:val="000000"/>
+                        </w:rPr>
+                      </w:pPr>
+                      <w:r>
+                        <w:rPr>
+                          <w:rFonts w:eastAsia="Calibri" w:cs="" w:ascii="Arial" w:hAnsi="Arial" w:cstheme="minorBidi" w:eastAsiaTheme="minorHAnsi"/>
+                          <w:b/>
+                          <w:bCs/>
+                          <w:color w:val="000000"/>
+                          <w:lang w:val="en-US"/>
+                        </w:rPr>
+                        <w:t>0147258369</w:t>
+                      </w:r>
+                    </w:p>
+                  </w:txbxContent>
+                </v:textbox>
+                <w10:wrap type="none"/>
+              </v:rect>
+            </w:pict>
+          </mc:Fallback>
+        </mc:AlternateContent>
+        <mc:AlternateContent>
+          <mc:Choice Requires="wps">
+            <w:drawing>
+              <wp:anchor behindDoc="0" distT="0" distB="0" distL="0" distR="0" simplePos="0" locked="0" layoutInCell="1" allowOverlap="1" relativeHeight="135">
+                <wp:simplePos x="0" y="0"/>
+                <wp:positionH relativeFrom="column">
+                  <wp:posOffset>4934585</wp:posOffset>
+                </wp:positionH>
+                <wp:positionV relativeFrom="paragraph">
+                  <wp:posOffset>137160</wp:posOffset>
+                </wp:positionV>
+                <wp:extent cx="1664335" cy="161290"/>
+                <wp:effectExtent l="0" t="0" r="0" b="0"/>
+                <wp:wrapNone/>
+                <wp:docPr id="36" name="Cadre de texte 31"/>
+                <a:graphic xmlns:a="http://schemas.openxmlformats.org/drawingml/2006/main">
+                  <a:graphicData uri="http://schemas.microsoft.com/office/word/2010/wordprocessingShape">
+                    <wps:wsp>
+                      <wps:cNvSpPr/>
+                      <wps:spPr>
+                        <a:xfrm>
+                          <a:off x="0" y="0"/>
+                          <a:ext cx="1664280" cy="161280"/>
+                        </a:xfrm>
+                        <a:prstGeom prst="rect">
+                          <a:avLst/>
+                        </a:prstGeom>
+                        <a:noFill/>
+                        <a:ln w="0">
+                          <a:noFill/>
+                        </a:ln>
+                      </wps:spPr>
+                      <wps:style>
+                        <a:lnRef idx="0"/>
+                        <a:fillRef idx="0"/>
+                        <a:effectRef idx="0"/>
+                        <a:fontRef idx="minor"/>
+                      </wps:style>
+                      <wps:txbx>
+                        <w:txbxContent>
+                          <w:p>
+                            <w:pPr>
+                              <w:pStyle w:val="Contenudecadreuser"/>
+                              <w:overflowPunct w:val="false"/>
+                              <w:rPr>
+                                <w:color w:val="000000"/>
+                              </w:rPr>
+                            </w:pPr>
+                            <w:r>
+                              <w:rPr>
+                                <w:rFonts w:eastAsia="Calibri" w:cs="" w:ascii="Arial" w:hAnsi="Arial" w:cstheme="minorBidi" w:eastAsiaTheme="minorHAnsi"/>
+                                <w:b/>
+                                <w:bCs/>
+                                <w:color w:val="000000"/>
+                                <w:lang w:val="en-US"/>
+                              </w:rPr>
+                              <w:t>0625839147</w:t>
+                            </w:r>
+                          </w:p>
+                        </w:txbxContent>
+                      </wps:txbx>
+                      <wps:bodyPr lIns="0" rIns="0" tIns="0" bIns="0" anchor="t">
+                        <a:noAutofit/>
+                      </wps:bodyPr>
+                    </wps:wsp>
+                  </a:graphicData>
+                </a:graphic>
+              </wp:anchor>
+            </w:drawing>
+          </mc:Choice>
+          <mc:Fallback>
+            <w:pict>
+              <v:rect id="shape_0" ID="Cadre de texte 31" path="m0,0l-2147483645,0l-2147483645,-2147483646l0,-2147483646xe" stroked="f" o:allowincell="f" style="position:absolute;margin-left:388.55pt;margin-top:10.8pt;width:131pt;height:12.65pt;mso-wrap-style:square;v-text-anchor:top">
+                <v:fill o:detectmouseclick="t" on="false"/>
+                <v:stroke color="#3465a4" joinstyle="round" endcap="flat"/>
+                <v:textbox>
+                  <w:txbxContent>
+                    <w:p>
+                      <w:pPr>
+                        <w:pStyle w:val="Contenudecadreuser"/>
+                        <w:overflowPunct w:val="false"/>
+                        <w:rPr>
+                          <w:color w:val="000000"/>
+                        </w:rPr>
+                      </w:pPr>
+                      <w:r>
+                        <w:rPr>
+                          <w:rFonts w:eastAsia="Calibri" w:cs="" w:ascii="Arial" w:hAnsi="Arial" w:cstheme="minorBidi" w:eastAsiaTheme="minorHAnsi"/>
+                          <w:b/>
+                          <w:bCs/>
+                          <w:color w:val="000000"/>
+                          <w:lang w:val="en-US"/>
+                        </w:rPr>
+                        <w:t>0625839147</w:t>
+                      </w:r>
+                    </w:p>
+                  </w:txbxContent>
+                </v:textbox>
+                <w10:wrap type="none"/>
+              </v:rect>
+            </w:pict>
+          </mc:Fallback>
+        </mc:AlternateContent>
       </w:r>
     </w:p>
     <w:p>
@@ -2570,7 +3153,7 @@
             <wp:extent cx="123825" cy="123825"/>
             <wp:effectExtent l="0" t="0" r="0" b="0"/>
             <wp:wrapTopAndBottom/>
-            <wp:docPr id="30" name="Image 15" descr=""/>
+            <wp:docPr id="37" name="Image 15" descr=""/>
             <wp:cNvGraphicFramePr>
               <a:graphicFrameLocks xmlns:a="http://schemas.openxmlformats.org/drawingml/2006/main" noChangeAspect="1"/>
             </wp:cNvGraphicFramePr>
@@ -2578,7 +3161,7 @@
               <a:graphicData uri="http://schemas.openxmlformats.org/drawingml/2006/picture">
                 <pic:pic xmlns:pic="http://schemas.openxmlformats.org/drawingml/2006/picture">
                   <pic:nvPicPr>
-                    <pic:cNvPr id="30" name="Image 15" descr=""/>
+                    <pic:cNvPr id="37" name="Image 15" descr=""/>
                     <pic:cNvPicPr>
                       <a:picLocks noChangeAspect="1" noChangeArrowheads="1"/>
                     </pic:cNvPicPr>
@@ -2616,7 +3199,7 @@
             <wp:extent cx="123825" cy="123825"/>
             <wp:effectExtent l="0" t="0" r="0" b="0"/>
             <wp:wrapTopAndBottom/>
-            <wp:docPr id="31" name="Image 16" descr=""/>
+            <wp:docPr id="38" name="Image 16" descr=""/>
             <wp:cNvGraphicFramePr>
               <a:graphicFrameLocks xmlns:a="http://schemas.openxmlformats.org/drawingml/2006/main" noChangeAspect="1"/>
             </wp:cNvGraphicFramePr>
@@ -2624,7 +3207,7 @@
               <a:graphicData uri="http://schemas.openxmlformats.org/drawingml/2006/picture">
                 <pic:pic xmlns:pic="http://schemas.openxmlformats.org/drawingml/2006/picture">
                   <pic:nvPicPr>
-                    <pic:cNvPr id="31" name="Image 16" descr=""/>
+                    <pic:cNvPr id="38" name="Image 16" descr=""/>
                     <pic:cNvPicPr>
                       <a:picLocks noChangeAspect="1" noChangeArrowheads="1"/>
                     </pic:cNvPicPr>
@@ -2653,18 +3236,18 @@
         <mc:AlternateContent>
           <mc:Choice Requires="wps">
             <w:drawing>
-              <wp:anchor behindDoc="0" distT="0" distB="0" distL="0" distR="0" simplePos="0" locked="0" layoutInCell="1" allowOverlap="1" relativeHeight="116">
+              <wp:anchor behindDoc="0" distT="1270" distB="0" distL="1270" distR="0" simplePos="0" locked="0" layoutInCell="1" allowOverlap="1" relativeHeight="151">
                 <wp:simplePos x="0" y="0"/>
                 <wp:positionH relativeFrom="column">
-                  <wp:posOffset>1461135</wp:posOffset>
+                  <wp:posOffset>6353175</wp:posOffset>
                 </wp:positionH>
                 <wp:positionV relativeFrom="paragraph">
-                  <wp:posOffset>28575</wp:posOffset>
+                  <wp:posOffset>222885</wp:posOffset>
                 </wp:positionV>
-                <wp:extent cx="1664335" cy="161290"/>
-                <wp:effectExtent l="0" t="0" r="0" b="0"/>
+                <wp:extent cx="654685" cy="654685"/>
+                <wp:effectExtent l="1270" t="1270" r="0" b="0"/>
                 <wp:wrapNone/>
-                <wp:docPr id="32" name="Cadre de texte 43"/>
+                <wp:docPr id="39" name="Forme 8"/>
                 <a:graphic xmlns:a="http://schemas.openxmlformats.org/drawingml/2006/main">
                   <a:graphicData uri="http://schemas.microsoft.com/office/word/2010/wordprocessingShape">
                     <wps:wsp>
@@ -2672,7 +3255,125 @@
                       <wps:spPr>
                         <a:xfrm>
                           <a:off x="0" y="0"/>
-                          <a:ext cx="1664280" cy="161280"/>
+                          <a:ext cx="654840" cy="654840"/>
+                        </a:xfrm>
+                        <a:prstGeom prst="rect">
+                          <a:avLst/>
+                        </a:prstGeom>
+                        <a:solidFill>
+                          <a:srgbClr val="ffffff"/>
+                        </a:solidFill>
+                        <a:ln w="0">
+                          <a:solidFill>
+                            <a:srgbClr val="ffffff"/>
+                          </a:solidFill>
+                        </a:ln>
+                      </wps:spPr>
+                      <wps:style>
+                        <a:lnRef idx="0"/>
+                        <a:fillRef idx="0"/>
+                        <a:effectRef idx="0"/>
+                        <a:fontRef idx="minor"/>
+                      </wps:style>
+                      <wps:bodyPr/>
+                    </wps:wsp>
+                  </a:graphicData>
+                </a:graphic>
+              </wp:anchor>
+            </w:drawing>
+          </mc:Choice>
+          <mc:Fallback>
+            <w:pict>
+              <v:rect id="shape_0" ID="Forme 8" path="m0,0l-2147483645,0l-2147483645,-2147483646l0,-2147483646xe" fillcolor="white" stroked="t" o:allowincell="f" style="position:absolute;margin-left:500.25pt;margin-top:17.55pt;width:51.5pt;height:51.5pt;mso-wrap-style:none;v-text-anchor:middle">
+                <v:fill o:detectmouseclick="t" type="solid" color2="black"/>
+                <v:stroke color="white" joinstyle="round" endcap="flat"/>
+                <w10:wrap type="none"/>
+              </v:rect>
+            </w:pict>
+          </mc:Fallback>
+        </mc:AlternateContent>
+        <mc:AlternateContent>
+          <mc:Choice Requires="wps">
+            <w:drawing>
+              <wp:anchor behindDoc="0" distT="1270" distB="0" distL="1270" distR="0" simplePos="0" locked="0" layoutInCell="1" allowOverlap="1" relativeHeight="152">
+                <wp:simplePos x="0" y="0"/>
+                <wp:positionH relativeFrom="column">
+                  <wp:posOffset>2877185</wp:posOffset>
+                </wp:positionH>
+                <wp:positionV relativeFrom="paragraph">
+                  <wp:posOffset>141605</wp:posOffset>
+                </wp:positionV>
+                <wp:extent cx="654685" cy="654685"/>
+                <wp:effectExtent l="1270" t="1270" r="0" b="0"/>
+                <wp:wrapNone/>
+                <wp:docPr id="40" name="Forme 9"/>
+                <a:graphic xmlns:a="http://schemas.openxmlformats.org/drawingml/2006/main">
+                  <a:graphicData uri="http://schemas.microsoft.com/office/word/2010/wordprocessingShape">
+                    <wps:wsp>
+                      <wps:cNvSpPr/>
+                      <wps:spPr>
+                        <a:xfrm>
+                          <a:off x="0" y="0"/>
+                          <a:ext cx="654840" cy="654840"/>
+                        </a:xfrm>
+                        <a:prstGeom prst="rect">
+                          <a:avLst/>
+                        </a:prstGeom>
+                        <a:solidFill>
+                          <a:srgbClr val="ffffff"/>
+                        </a:solidFill>
+                        <a:ln w="0">
+                          <a:solidFill>
+                            <a:srgbClr val="ffffff"/>
+                          </a:solidFill>
+                        </a:ln>
+                      </wps:spPr>
+                      <wps:style>
+                        <a:lnRef idx="0"/>
+                        <a:fillRef idx="0"/>
+                        <a:effectRef idx="0"/>
+                        <a:fontRef idx="minor"/>
+                      </wps:style>
+                      <wps:bodyPr/>
+                    </wps:wsp>
+                  </a:graphicData>
+                </a:graphic>
+              </wp:anchor>
+            </w:drawing>
+          </mc:Choice>
+          <mc:Fallback>
+            <w:pict>
+              <v:rect id="shape_0" ID="Forme 9" path="m0,0l-2147483645,0l-2147483645,-2147483646l0,-2147483646xe" fillcolor="white" stroked="t" o:allowincell="f" style="position:absolute;margin-left:226.55pt;margin-top:11.15pt;width:51.5pt;height:51.5pt;mso-wrap-style:none;v-text-anchor:middle">
+                <v:fill o:detectmouseclick="t" type="solid" color2="black"/>
+                <v:stroke color="white" joinstyle="round" endcap="flat"/>
+                <w10:wrap type="none"/>
+              </v:rect>
+            </w:pict>
+          </mc:Fallback>
+        </mc:AlternateContent>
+        <mc:AlternateContent>
+          <mc:Choice Requires="wps">
+            <w:drawing>
+              <wp:anchor behindDoc="0" distT="0" distB="0" distL="0" distR="0" simplePos="0" locked="0" layoutInCell="1" allowOverlap="1" relativeHeight="153">
+                <wp:simplePos x="0" y="0"/>
+                <wp:positionH relativeFrom="column">
+                  <wp:posOffset>2877185</wp:posOffset>
+                </wp:positionH>
+                <wp:positionV relativeFrom="paragraph">
+                  <wp:posOffset>163195</wp:posOffset>
+                </wp:positionV>
+                <wp:extent cx="1360805" cy="236855"/>
+                <wp:effectExtent l="0" t="0" r="0" b="0"/>
+                <wp:wrapNone/>
+                <wp:docPr id="41" name="Cadre de texte 57"/>
+                <a:graphic xmlns:a="http://schemas.openxmlformats.org/drawingml/2006/main">
+                  <a:graphicData uri="http://schemas.microsoft.com/office/word/2010/wordprocessingShape">
+                    <wps:wsp>
+                      <wps:cNvSpPr/>
+                      <wps:spPr>
+                        <a:xfrm>
+                          <a:off x="0" y="0"/>
+                          <a:ext cx="1360800" cy="236880"/>
                         </a:xfrm>
                         <a:prstGeom prst="rect">
                           <a:avLst/>
@@ -2692,11 +3393,9 @@
                         <w:txbxContent>
                           <w:p>
                             <w:pPr>
-                              <w:pStyle w:val="Contenudecadre"/>
-                              <w:overflowPunct w:val="true"/>
-                              <w:rPr>
-                                <w:color w:val="000000"/>
-                              </w:rPr>
+                              <w:pStyle w:val="Contenudecadreuser"/>
+                              <w:overflowPunct w:val="false"/>
+                              <w:rPr/>
                             </w:pPr>
                             <w:r>
                               <w:rPr>
@@ -2704,9 +3403,21 @@
                                 <w:b/>
                                 <w:bCs/>
                                 <w:color w:val="000000"/>
+                                <w:sz w:val="22"/>
                                 <w:lang w:val="en-US"/>
                               </w:rPr>
-                              <w:t>0147258369</w:t>
+                              <w:t>☑</w:t>
+                            </w:r>
+                            <w:r>
+                              <w:rPr>
+                                <w:rFonts w:eastAsia="Calibri" w:cs="" w:ascii="Arial" w:hAnsi="Arial" w:cstheme="minorBidi" w:eastAsiaTheme="minorHAnsi"/>
+                                <w:b/>
+                                <w:bCs/>
+                                <w:color w:val="000000"/>
+                                <w:sz w:val="22"/>
+                                <w:lang w:val="en-US"/>
+                              </w:rPr>
+                              <w:t xml:space="preserve">  </w:t>
                             </w:r>
                           </w:p>
                         </w:txbxContent>
@@ -2722,18 +3433,16 @@
           </mc:Choice>
           <mc:Fallback>
             <w:pict>
-              <v:rect id="shape_0" ID="Cadre de texte 43" path="m0,0l-2147483645,0l-2147483645,-2147483646l0,-2147483646xe" stroked="f" o:allowincell="f" style="position:absolute;margin-left:115.05pt;margin-top:2.25pt;width:131pt;height:12.65pt;mso-wrap-style:square;v-text-anchor:top">
+              <v:rect id="shape_0" ID="Cadre de texte 57" path="m0,0l-2147483645,0l-2147483645,-2147483646l0,-2147483646xe" stroked="f" o:allowincell="f" style="position:absolute;margin-left:226.55pt;margin-top:12.85pt;width:107.1pt;height:18.6pt;mso-wrap-style:square;v-text-anchor:top">
                 <v:fill o:detectmouseclick="t" on="false"/>
                 <v:stroke color="#3465a4" joinstyle="round" endcap="flat"/>
                 <v:textbox>
                   <w:txbxContent>
                     <w:p>
                       <w:pPr>
-                        <w:pStyle w:val="Contenudecadre"/>
-                        <w:overflowPunct w:val="true"/>
-                        <w:rPr>
-                          <w:color w:val="000000"/>
-                        </w:rPr>
+                        <w:pStyle w:val="Contenudecadreuser"/>
+                        <w:overflowPunct w:val="false"/>
+                        <w:rPr/>
                       </w:pPr>
                       <w:r>
                         <w:rPr>
@@ -2741,9 +3450,21 @@
                           <w:b/>
                           <w:bCs/>
                           <w:color w:val="000000"/>
+                          <w:sz w:val="22"/>
                           <w:lang w:val="en-US"/>
                         </w:rPr>
-                        <w:t>0147258369</w:t>
+                        <w:t>☑</w:t>
+                      </w:r>
+                      <w:r>
+                        <w:rPr>
+                          <w:rFonts w:eastAsia="Calibri" w:cs="" w:ascii="Arial" w:hAnsi="Arial" w:cstheme="minorBidi" w:eastAsiaTheme="minorHAnsi"/>
+                          <w:b/>
+                          <w:bCs/>
+                          <w:color w:val="000000"/>
+                          <w:sz w:val="22"/>
+                          <w:lang w:val="en-US"/>
+                        </w:rPr>
+                        <w:t xml:space="preserve">  </w:t>
                       </w:r>
                     </w:p>
                   </w:txbxContent>
@@ -2756,18 +3477,18 @@
         <mc:AlternateContent>
           <mc:Choice Requires="wps">
             <w:drawing>
-              <wp:anchor behindDoc="0" distT="0" distB="0" distL="0" distR="0" simplePos="0" locked="0" layoutInCell="1" allowOverlap="1" relativeHeight="118">
+              <wp:anchor behindDoc="0" distT="0" distB="0" distL="0" distR="0" simplePos="0" locked="0" layoutInCell="1" allowOverlap="1" relativeHeight="155">
                 <wp:simplePos x="0" y="0"/>
                 <wp:positionH relativeFrom="column">
-                  <wp:posOffset>4879340</wp:posOffset>
+                  <wp:posOffset>6353175</wp:posOffset>
                 </wp:positionH>
                 <wp:positionV relativeFrom="paragraph">
-                  <wp:posOffset>46355</wp:posOffset>
+                  <wp:posOffset>186055</wp:posOffset>
                 </wp:positionV>
-                <wp:extent cx="1664335" cy="161290"/>
+                <wp:extent cx="1358265" cy="236855"/>
                 <wp:effectExtent l="0" t="0" r="0" b="0"/>
                 <wp:wrapNone/>
-                <wp:docPr id="33" name="Cadre de texte 45"/>
+                <wp:docPr id="42" name="Cadre de texte 58"/>
                 <a:graphic xmlns:a="http://schemas.openxmlformats.org/drawingml/2006/main">
                   <a:graphicData uri="http://schemas.microsoft.com/office/word/2010/wordprocessingShape">
                     <wps:wsp>
@@ -2775,7 +3496,7 @@
                       <wps:spPr>
                         <a:xfrm>
                           <a:off x="0" y="0"/>
-                          <a:ext cx="1664280" cy="161280"/>
+                          <a:ext cx="1358280" cy="236880"/>
                         </a:xfrm>
                         <a:prstGeom prst="rect">
                           <a:avLst/>
@@ -2795,11 +3516,9 @@
                         <w:txbxContent>
                           <w:p>
                             <w:pPr>
-                              <w:pStyle w:val="Contenudecadre"/>
-                              <w:overflowPunct w:val="true"/>
-                              <w:rPr>
-                                <w:color w:val="000000"/>
-                              </w:rPr>
+                              <w:pStyle w:val="Contenudecadreuser"/>
+                              <w:overflowPunct w:val="false"/>
+                              <w:rPr/>
                             </w:pPr>
                             <w:r>
                               <w:rPr>
@@ -2807,9 +3526,21 @@
                                 <w:b/>
                                 <w:bCs/>
                                 <w:color w:val="000000"/>
+                                <w:sz w:val="22"/>
                                 <w:lang w:val="en-US"/>
                               </w:rPr>
-                              <w:t>0625839147</w:t>
+                              <w:t>☑</w:t>
+                            </w:r>
+                            <w:r>
+                              <w:rPr>
+                                <w:rFonts w:eastAsia="Calibri" w:cs="" w:ascii="Arial" w:hAnsi="Arial" w:cstheme="minorBidi" w:eastAsiaTheme="minorHAnsi"/>
+                                <w:b/>
+                                <w:bCs/>
+                                <w:color w:val="000000"/>
+                                <w:sz w:val="22"/>
+                                <w:lang w:val="en-US"/>
+                              </w:rPr>
+                              <w:t xml:space="preserve">  </w:t>
                             </w:r>
                           </w:p>
                         </w:txbxContent>
@@ -2825,18 +3556,16 @@
           </mc:Choice>
           <mc:Fallback>
             <w:pict>
-              <v:rect id="shape_0" ID="Cadre de texte 45" path="m0,0l-2147483645,0l-2147483645,-2147483646l0,-2147483646xe" stroked="f" o:allowincell="f" style="position:absolute;margin-left:384.2pt;margin-top:3.65pt;width:131pt;height:12.65pt;mso-wrap-style:square;v-text-anchor:top">
+              <v:rect id="shape_0" ID="Cadre de texte 58" path="m0,0l-2147483645,0l-2147483645,-2147483646l0,-2147483646xe" stroked="f" o:allowincell="f" style="position:absolute;margin-left:500.25pt;margin-top:14.65pt;width:106.9pt;height:18.6pt;mso-wrap-style:square;v-text-anchor:top">
                 <v:fill o:detectmouseclick="t" on="false"/>
                 <v:stroke color="#3465a4" joinstyle="round" endcap="flat"/>
                 <v:textbox>
                   <w:txbxContent>
                     <w:p>
                       <w:pPr>
-                        <w:pStyle w:val="Contenudecadre"/>
-                        <w:overflowPunct w:val="true"/>
-                        <w:rPr>
-                          <w:color w:val="000000"/>
-                        </w:rPr>
+                        <w:pStyle w:val="Contenudecadreuser"/>
+                        <w:overflowPunct w:val="false"/>
+                        <w:rPr/>
                       </w:pPr>
                       <w:r>
                         <w:rPr>
@@ -2844,9 +3573,21 @@
                           <w:b/>
                           <w:bCs/>
                           <w:color w:val="000000"/>
+                          <w:sz w:val="22"/>
                           <w:lang w:val="en-US"/>
                         </w:rPr>
-                        <w:t>0625839147</w:t>
+                        <w:t>☑</w:t>
+                      </w:r>
+                      <w:r>
+                        <w:rPr>
+                          <w:rFonts w:eastAsia="Calibri" w:cs="" w:ascii="Arial" w:hAnsi="Arial" w:cstheme="minorBidi" w:eastAsiaTheme="minorHAnsi"/>
+                          <w:b/>
+                          <w:bCs/>
+                          <w:color w:val="000000"/>
+                          <w:sz w:val="22"/>
+                          <w:lang w:val="en-US"/>
+                        </w:rPr>
+                        <w:t xml:space="preserve">  </w:t>
                       </w:r>
                     </w:p>
                   </w:txbxContent>
@@ -2950,18 +3691,18 @@
         <mc:AlternateContent>
           <mc:Choice Requires="wps">
             <w:drawing>
-              <wp:anchor behindDoc="0" distT="0" distB="0" distL="0" distR="0" simplePos="0" locked="0" layoutInCell="1" allowOverlap="1" relativeHeight="120">
+              <wp:anchor behindDoc="0" distT="0" distB="0" distL="0" distR="0" simplePos="0" locked="0" layoutInCell="1" allowOverlap="1" relativeHeight="114">
                 <wp:simplePos x="0" y="0"/>
                 <wp:positionH relativeFrom="column">
                   <wp:posOffset>1037590</wp:posOffset>
                 </wp:positionH>
                 <wp:positionV relativeFrom="paragraph">
-                  <wp:posOffset>90805</wp:posOffset>
+                  <wp:posOffset>19050</wp:posOffset>
                 </wp:positionV>
                 <wp:extent cx="2533650" cy="438785"/>
                 <wp:effectExtent l="0" t="0" r="0" b="0"/>
                 <wp:wrapNone/>
-                <wp:docPr id="34" name="Cadre de texte 44"/>
+                <wp:docPr id="43" name="Cadre de texte 44"/>
                 <a:graphic xmlns:a="http://schemas.openxmlformats.org/drawingml/2006/main">
                   <a:graphicData uri="http://schemas.microsoft.com/office/word/2010/wordprocessingShape">
                     <wps:wsp>
@@ -2989,8 +3730,8 @@
                         <w:txbxContent>
                           <w:p>
                             <w:pPr>
-                              <w:pStyle w:val="Contenudecadre"/>
-                              <w:overflowPunct w:val="true"/>
+                              <w:pStyle w:val="Contenudecadreuser"/>
+                              <w:overflowPunct w:val="false"/>
                               <w:rPr>
                                 <w:color w:val="000000"/>
                               </w:rPr>
@@ -3019,15 +3760,15 @@
           </mc:Choice>
           <mc:Fallback>
             <w:pict>
-              <v:rect id="shape_0" ID="Cadre de texte 44" path="m0,0l-2147483645,0l-2147483645,-2147483646l0,-2147483646xe" stroked="f" o:allowincell="f" style="position:absolute;margin-left:81.7pt;margin-top:7.15pt;width:199.45pt;height:34.5pt;mso-wrap-style:square;v-text-anchor:top">
+              <v:rect id="shape_0" ID="Cadre de texte 44" path="m0,0l-2147483645,0l-2147483645,-2147483646l0,-2147483646xe" stroked="f" o:allowincell="f" style="position:absolute;margin-left:81.7pt;margin-top:1.5pt;width:199.45pt;height:34.5pt;mso-wrap-style:square;v-text-anchor:top">
                 <v:fill o:detectmouseclick="t" on="false"/>
                 <v:stroke color="#3465a4" joinstyle="round" endcap="flat"/>
                 <v:textbox>
                   <w:txbxContent>
                     <w:p>
                       <w:pPr>
-                        <w:pStyle w:val="Contenudecadre"/>
-                        <w:overflowPunct w:val="true"/>
+                        <w:pStyle w:val="Contenudecadreuser"/>
+                        <w:overflowPunct w:val="false"/>
                         <w:rPr>
                           <w:color w:val="000000"/>
                         </w:rPr>
@@ -3053,18 +3794,18 @@
         <mc:AlternateContent>
           <mc:Choice Requires="wps">
             <w:drawing>
-              <wp:anchor behindDoc="0" distT="0" distB="0" distL="0" distR="0" simplePos="0" locked="0" layoutInCell="1" allowOverlap="1" relativeHeight="122">
+              <wp:anchor behindDoc="0" distT="0" distB="0" distL="0" distR="0" simplePos="0" locked="0" layoutInCell="1" allowOverlap="1" relativeHeight="116">
                 <wp:simplePos x="0" y="0"/>
                 <wp:positionH relativeFrom="column">
                   <wp:posOffset>4522470</wp:posOffset>
                 </wp:positionH>
                 <wp:positionV relativeFrom="paragraph">
-                  <wp:posOffset>111760</wp:posOffset>
+                  <wp:posOffset>40005</wp:posOffset>
                 </wp:positionV>
                 <wp:extent cx="2465070" cy="417830"/>
                 <wp:effectExtent l="0" t="0" r="0" b="0"/>
                 <wp:wrapNone/>
-                <wp:docPr id="35" name="Cadre de texte 46"/>
+                <wp:docPr id="44" name="Cadre de texte 46"/>
                 <a:graphic xmlns:a="http://schemas.openxmlformats.org/drawingml/2006/main">
                   <a:graphicData uri="http://schemas.microsoft.com/office/word/2010/wordprocessingShape">
                     <wps:wsp>
@@ -3092,8 +3833,8 @@
                         <w:txbxContent>
                           <w:p>
                             <w:pPr>
-                              <w:pStyle w:val="Contenudecadre"/>
-                              <w:overflowPunct w:val="true"/>
+                              <w:pStyle w:val="Contenudecadreuser"/>
+                              <w:overflowPunct w:val="false"/>
                               <w:rPr>
                                 <w:color w:val="000000"/>
                               </w:rPr>
@@ -3122,15 +3863,15 @@
           </mc:Choice>
           <mc:Fallback>
             <w:pict>
-              <v:rect id="shape_0" ID="Cadre de texte 46" path="m0,0l-2147483645,0l-2147483645,-2147483646l0,-2147483646xe" stroked="f" o:allowincell="f" style="position:absolute;margin-left:356.1pt;margin-top:8.8pt;width:194.05pt;height:32.85pt;mso-wrap-style:square;v-text-anchor:top">
+              <v:rect id="shape_0" ID="Cadre de texte 46" path="m0,0l-2147483645,0l-2147483645,-2147483646l0,-2147483646xe" stroked="f" o:allowincell="f" style="position:absolute;margin-left:356.1pt;margin-top:3.15pt;width:194.05pt;height:32.85pt;mso-wrap-style:square;v-text-anchor:top">
                 <v:fill o:detectmouseclick="t" on="false"/>
                 <v:stroke color="#3465a4" joinstyle="round" endcap="flat"/>
                 <v:textbox>
                   <w:txbxContent>
                     <w:p>
                       <w:pPr>
-                        <w:pStyle w:val="Contenudecadre"/>
-                        <w:overflowPunct w:val="true"/>
+                        <w:pStyle w:val="Contenudecadreuser"/>
+                        <w:overflowPunct w:val="false"/>
                         <w:rPr>
                           <w:color w:val="000000"/>
                         </w:rPr>
@@ -3309,34 +4050,21 @@
         <w:rPr>
           <w:sz w:val="20"/>
         </w:rPr>
-      </w:r>
-    </w:p>
-    <w:p>
-      <w:pPr>
-        <w:pStyle w:val="BodyText"/>
-        <w:rPr>
-          <w:sz w:val="20"/>
-        </w:rPr>
-      </w:pPr>
-      <w:r>
-        <w:rPr>
-          <w:sz w:val="20"/>
-        </w:rPr>
         <mc:AlternateContent>
           <mc:Choice Requires="wps">
             <w:drawing>
-              <wp:anchor behindDoc="0" distT="0" distB="0" distL="0" distR="0" simplePos="0" locked="0" layoutInCell="1" allowOverlap="1" relativeHeight="124">
+              <wp:anchor behindDoc="0" distT="0" distB="0" distL="0" distR="0" simplePos="0" locked="0" layoutInCell="1" allowOverlap="1" relativeHeight="118">
                 <wp:simplePos x="0" y="0"/>
                 <wp:positionH relativeFrom="column">
                   <wp:posOffset>879475</wp:posOffset>
                 </wp:positionH>
                 <wp:positionV relativeFrom="paragraph">
-                  <wp:posOffset>17145</wp:posOffset>
+                  <wp:posOffset>107950</wp:posOffset>
                 </wp:positionV>
                 <wp:extent cx="2513965" cy="221615"/>
                 <wp:effectExtent l="0" t="0" r="0" b="0"/>
                 <wp:wrapNone/>
-                <wp:docPr id="36" name="Cadre de texte 47"/>
+                <wp:docPr id="45" name="Cadre de texte 47"/>
                 <a:graphic xmlns:a="http://schemas.openxmlformats.org/drawingml/2006/main">
                   <a:graphicData uri="http://schemas.microsoft.com/office/word/2010/wordprocessingShape">
                     <wps:wsp>
@@ -3364,8 +4092,8 @@
                         <w:txbxContent>
                           <w:p>
                             <w:pPr>
-                              <w:pStyle w:val="Contenudecadre"/>
-                              <w:overflowPunct w:val="true"/>
+                              <w:pStyle w:val="Contenudecadreuser"/>
+                              <w:overflowPunct w:val="false"/>
                               <w:rPr>
                                 <w:color w:val="000000"/>
                               </w:rPr>
@@ -3395,15 +4123,15 @@
           </mc:Choice>
           <mc:Fallback>
             <w:pict>
-              <v:rect id="shape_0" ID="Cadre de texte 47" path="m0,0l-2147483645,0l-2147483645,-2147483646l0,-2147483646xe" stroked="f" o:allowincell="f" style="position:absolute;margin-left:69.25pt;margin-top:1.35pt;width:197.9pt;height:17.4pt;mso-wrap-style:square;v-text-anchor:top">
+              <v:rect id="shape_0" ID="Cadre de texte 47" path="m0,0l-2147483645,0l-2147483645,-2147483646l0,-2147483646xe" stroked="f" o:allowincell="f" style="position:absolute;margin-left:69.25pt;margin-top:8.5pt;width:197.9pt;height:17.4pt;mso-wrap-style:square;v-text-anchor:top">
                 <v:fill o:detectmouseclick="t" on="false"/>
                 <v:stroke color="#3465a4" joinstyle="round" endcap="flat"/>
                 <v:textbox>
                   <w:txbxContent>
                     <w:p>
                       <w:pPr>
-                        <w:pStyle w:val="Contenudecadre"/>
-                        <w:overflowPunct w:val="true"/>
+                        <w:pStyle w:val="Contenudecadreuser"/>
+                        <w:overflowPunct w:val="false"/>
                         <w:rPr>
                           <w:color w:val="000000"/>
                         </w:rPr>
@@ -3430,18 +4158,18 @@
         <mc:AlternateContent>
           <mc:Choice Requires="wps">
             <w:drawing>
-              <wp:anchor behindDoc="0" distT="0" distB="0" distL="0" distR="0" simplePos="0" locked="0" layoutInCell="1" allowOverlap="1" relativeHeight="130">
+              <wp:anchor behindDoc="0" distT="0" distB="0" distL="0" distR="0" simplePos="0" locked="0" layoutInCell="1" allowOverlap="1" relativeHeight="124">
                 <wp:simplePos x="0" y="0"/>
                 <wp:positionH relativeFrom="column">
                   <wp:posOffset>4800600</wp:posOffset>
                 </wp:positionH>
                 <wp:positionV relativeFrom="paragraph">
-                  <wp:posOffset>17780</wp:posOffset>
+                  <wp:posOffset>100330</wp:posOffset>
                 </wp:positionV>
                 <wp:extent cx="1862455" cy="243840"/>
                 <wp:effectExtent l="0" t="0" r="0" b="0"/>
                 <wp:wrapNone/>
-                <wp:docPr id="37" name="Cadre de texte 50"/>
+                <wp:docPr id="46" name="Cadre de texte 50"/>
                 <a:graphic xmlns:a="http://schemas.openxmlformats.org/drawingml/2006/main">
                   <a:graphicData uri="http://schemas.microsoft.com/office/word/2010/wordprocessingShape">
                     <wps:wsp>
@@ -3469,8 +4197,8 @@
                         <w:txbxContent>
                           <w:p>
                             <w:pPr>
-                              <w:pStyle w:val="Contenudecadre"/>
-                              <w:overflowPunct w:val="true"/>
+                              <w:pStyle w:val="Contenudecadreuser"/>
+                              <w:overflowPunct w:val="false"/>
                               <w:rPr>
                                 <w:color w:val="000000"/>
                               </w:rPr>
@@ -3500,15 +4228,15 @@
           </mc:Choice>
           <mc:Fallback>
             <w:pict>
-              <v:rect id="shape_0" ID="Cadre de texte 50" path="m0,0l-2147483645,0l-2147483645,-2147483646l0,-2147483646xe" stroked="f" o:allowincell="f" style="position:absolute;margin-left:378pt;margin-top:1.4pt;width:146.6pt;height:19.15pt;mso-wrap-style:square;v-text-anchor:top">
+              <v:rect id="shape_0" ID="Cadre de texte 50" path="m0,0l-2147483645,0l-2147483645,-2147483646l0,-2147483646xe" stroked="f" o:allowincell="f" style="position:absolute;margin-left:378pt;margin-top:7.9pt;width:146.6pt;height:19.15pt;mso-wrap-style:square;v-text-anchor:top">
                 <v:fill o:detectmouseclick="t" on="false"/>
                 <v:stroke color="#3465a4" joinstyle="round" endcap="flat"/>
                 <v:textbox>
                   <w:txbxContent>
                     <w:p>
                       <w:pPr>
-                        <w:pStyle w:val="Contenudecadre"/>
-                        <w:overflowPunct w:val="true"/>
+                        <w:pStyle w:val="Contenudecadreuser"/>
+                        <w:overflowPunct w:val="false"/>
                         <w:rPr>
                           <w:color w:val="000000"/>
                         </w:rPr>
@@ -3558,21 +4286,34 @@
         <w:rPr>
           <w:sz w:val="20"/>
         </w:rPr>
+      </w:r>
+    </w:p>
+    <w:p>
+      <w:pPr>
+        <w:pStyle w:val="BodyText"/>
+        <w:rPr>
+          <w:sz w:val="20"/>
+        </w:rPr>
+      </w:pPr>
+      <w:r>
+        <w:rPr>
+          <w:sz w:val="20"/>
+        </w:rPr>
         <mc:AlternateContent>
           <mc:Choice Requires="wps">
             <w:drawing>
-              <wp:anchor behindDoc="0" distT="0" distB="0" distL="0" distR="0" simplePos="0" locked="0" layoutInCell="1" allowOverlap="1" relativeHeight="126">
+              <wp:anchor behindDoc="0" distT="0" distB="0" distL="0" distR="0" simplePos="0" locked="0" layoutInCell="1" allowOverlap="1" relativeHeight="120">
                 <wp:simplePos x="0" y="0"/>
                 <wp:positionH relativeFrom="column">
-                  <wp:posOffset>990600</wp:posOffset>
+                  <wp:posOffset>991235</wp:posOffset>
                 </wp:positionH>
                 <wp:positionV relativeFrom="paragraph">
-                  <wp:posOffset>70485</wp:posOffset>
+                  <wp:posOffset>30480</wp:posOffset>
                 </wp:positionV>
                 <wp:extent cx="1862455" cy="221615"/>
                 <wp:effectExtent l="0" t="0" r="0" b="0"/>
                 <wp:wrapNone/>
-                <wp:docPr id="38" name="Cadre de texte 48"/>
+                <wp:docPr id="47" name="Cadre de texte 48"/>
                 <a:graphic xmlns:a="http://schemas.openxmlformats.org/drawingml/2006/main">
                   <a:graphicData uri="http://schemas.microsoft.com/office/word/2010/wordprocessingShape">
                     <wps:wsp>
@@ -3600,8 +4341,8 @@
                         <w:txbxContent>
                           <w:p>
                             <w:pPr>
-                              <w:pStyle w:val="Contenudecadre"/>
-                              <w:overflowPunct w:val="true"/>
+                              <w:pStyle w:val="Contenudecadreuser"/>
+                              <w:overflowPunct w:val="false"/>
                               <w:rPr>
                                 <w:color w:val="000000"/>
                               </w:rPr>
@@ -3631,15 +4372,15 @@
           </mc:Choice>
           <mc:Fallback>
             <w:pict>
-              <v:rect id="shape_0" ID="Cadre de texte 48" path="m0,0l-2147483645,0l-2147483645,-2147483646l0,-2147483646xe" stroked="f" o:allowincell="f" style="position:absolute;margin-left:78pt;margin-top:5.55pt;width:146.6pt;height:17.4pt;mso-wrap-style:square;v-text-anchor:top">
+              <v:rect id="shape_0" ID="Cadre de texte 48" path="m0,0l-2147483645,0l-2147483645,-2147483646l0,-2147483646xe" stroked="f" o:allowincell="f" style="position:absolute;margin-left:78.05pt;margin-top:2.4pt;width:146.6pt;height:17.4pt;mso-wrap-style:square;v-text-anchor:top">
                 <v:fill o:detectmouseclick="t" on="false"/>
                 <v:stroke color="#3465a4" joinstyle="round" endcap="flat"/>
                 <v:textbox>
                   <w:txbxContent>
                     <w:p>
                       <w:pPr>
-                        <w:pStyle w:val="Contenudecadre"/>
-                        <w:overflowPunct w:val="true"/>
+                        <w:pStyle w:val="Contenudecadreuser"/>
+                        <w:overflowPunct w:val="false"/>
                         <w:rPr>
                           <w:color w:val="000000"/>
                         </w:rPr>
@@ -3666,18 +4407,18 @@
         <mc:AlternateContent>
           <mc:Choice Requires="wps">
             <w:drawing>
-              <wp:anchor behindDoc="0" distT="0" distB="0" distL="0" distR="0" simplePos="0" locked="0" layoutInCell="1" allowOverlap="1" relativeHeight="132">
+              <wp:anchor behindDoc="0" distT="0" distB="0" distL="0" distR="0" simplePos="0" locked="0" layoutInCell="1" allowOverlap="1" relativeHeight="126">
                 <wp:simplePos x="0" y="0"/>
                 <wp:positionH relativeFrom="column">
                   <wp:posOffset>5212080</wp:posOffset>
                 </wp:positionH>
                 <wp:positionV relativeFrom="paragraph">
-                  <wp:posOffset>74930</wp:posOffset>
+                  <wp:posOffset>10795</wp:posOffset>
                 </wp:positionV>
                 <wp:extent cx="1862455" cy="243840"/>
                 <wp:effectExtent l="0" t="0" r="0" b="0"/>
                 <wp:wrapNone/>
-                <wp:docPr id="39" name="Cadre de texte 51"/>
+                <wp:docPr id="48" name="Cadre de texte 51"/>
                 <a:graphic xmlns:a="http://schemas.openxmlformats.org/drawingml/2006/main">
                   <a:graphicData uri="http://schemas.microsoft.com/office/word/2010/wordprocessingShape">
                     <wps:wsp>
@@ -3705,8 +4446,8 @@
                         <w:txbxContent>
                           <w:p>
                             <w:pPr>
-                              <w:pStyle w:val="Contenudecadre"/>
-                              <w:overflowPunct w:val="true"/>
+                              <w:pStyle w:val="Contenudecadreuser"/>
+                              <w:overflowPunct w:val="false"/>
                               <w:rPr>
                                 <w:color w:val="000000"/>
                               </w:rPr>
@@ -3736,15 +4477,15 @@
           </mc:Choice>
           <mc:Fallback>
             <w:pict>
-              <v:rect id="shape_0" ID="Cadre de texte 51" path="m0,0l-2147483645,0l-2147483645,-2147483646l0,-2147483646xe" stroked="f" o:allowincell="f" style="position:absolute;margin-left:410.4pt;margin-top:5.9pt;width:146.6pt;height:19.15pt;mso-wrap-style:square;v-text-anchor:top">
+              <v:rect id="shape_0" ID="Cadre de texte 51" path="m0,0l-2147483645,0l-2147483645,-2147483646l0,-2147483646xe" stroked="f" o:allowincell="f" style="position:absolute;margin-left:410.4pt;margin-top:0.85pt;width:146.6pt;height:19.15pt;mso-wrap-style:square;v-text-anchor:top">
                 <v:fill o:detectmouseclick="t" on="false"/>
                 <v:stroke color="#3465a4" joinstyle="round" endcap="flat"/>
                 <v:textbox>
                   <w:txbxContent>
                     <w:p>
                       <w:pPr>
-                        <w:pStyle w:val="Contenudecadre"/>
-                        <w:overflowPunct w:val="true"/>
+                        <w:pStyle w:val="Contenudecadreuser"/>
+                        <w:overflowPunct w:val="false"/>
                         <w:rPr>
                           <w:color w:val="000000"/>
                         </w:rPr>
@@ -3807,7 +4548,7 @@
             <wp:extent cx="123825" cy="123825"/>
             <wp:effectExtent l="0" t="0" r="0" b="0"/>
             <wp:wrapTopAndBottom/>
-            <wp:docPr id="40" name="Image 17" descr=""/>
+            <wp:docPr id="49" name="Image 17" descr=""/>
             <wp:cNvGraphicFramePr>
               <a:graphicFrameLocks xmlns:a="http://schemas.openxmlformats.org/drawingml/2006/main" noChangeAspect="1"/>
             </wp:cNvGraphicFramePr>
@@ -3815,7 +4556,7 @@
               <a:graphicData uri="http://schemas.openxmlformats.org/drawingml/2006/picture">
                 <pic:pic xmlns:pic="http://schemas.openxmlformats.org/drawingml/2006/picture">
                   <pic:nvPicPr>
-                    <pic:cNvPr id="40" name="Image 17" descr=""/>
+                    <pic:cNvPr id="49" name="Image 17" descr=""/>
                     <pic:cNvPicPr>
                       <a:picLocks noChangeAspect="1" noChangeArrowheads="1"/>
                     </pic:cNvPicPr>
@@ -3844,18 +4585,18 @@
         <mc:AlternateContent>
           <mc:Choice Requires="wps">
             <w:drawing>
-              <wp:anchor behindDoc="0" distT="0" distB="0" distL="0" distR="0" simplePos="0" locked="0" layoutInCell="1" allowOverlap="1" relativeHeight="128">
+              <wp:anchor behindDoc="0" distT="0" distB="0" distL="0" distR="0" simplePos="0" locked="0" layoutInCell="1" allowOverlap="1" relativeHeight="122">
                 <wp:simplePos x="0" y="0"/>
                 <wp:positionH relativeFrom="column">
                   <wp:posOffset>918845</wp:posOffset>
                 </wp:positionH>
                 <wp:positionV relativeFrom="paragraph">
-                  <wp:posOffset>104775</wp:posOffset>
+                  <wp:posOffset>16510</wp:posOffset>
                 </wp:positionV>
                 <wp:extent cx="3147695" cy="221615"/>
                 <wp:effectExtent l="0" t="0" r="0" b="0"/>
                 <wp:wrapNone/>
-                <wp:docPr id="41" name="Cadre de texte 49"/>
+                <wp:docPr id="50" name="Cadre de texte 49"/>
                 <a:graphic xmlns:a="http://schemas.openxmlformats.org/drawingml/2006/main">
                   <a:graphicData uri="http://schemas.microsoft.com/office/word/2010/wordprocessingShape">
                     <wps:wsp>
@@ -3883,8 +4624,8 @@
                         <w:txbxContent>
                           <w:p>
                             <w:pPr>
-                              <w:pStyle w:val="Contenudecadre"/>
-                              <w:overflowPunct w:val="true"/>
+                              <w:pStyle w:val="Contenudecadreuser"/>
+                              <w:overflowPunct w:val="false"/>
                               <w:rPr>
                                 <w:color w:val="000000"/>
                               </w:rPr>
@@ -3914,15 +4655,15 @@
           </mc:Choice>
           <mc:Fallback>
             <w:pict>
-              <v:rect id="shape_0" ID="Cadre de texte 49" path="m0,0l-2147483645,0l-2147483645,-2147483646l0,-2147483646xe" stroked="f" o:allowincell="f" style="position:absolute;margin-left:72.35pt;margin-top:8.25pt;width:247.8pt;height:17.4pt;mso-wrap-style:square;v-text-anchor:top">
+              <v:rect id="shape_0" ID="Cadre de texte 49" path="m0,0l-2147483645,0l-2147483645,-2147483646l0,-2147483646xe" stroked="f" o:allowincell="f" style="position:absolute;margin-left:72.35pt;margin-top:1.3pt;width:247.8pt;height:17.4pt;mso-wrap-style:square;v-text-anchor:top">
                 <v:fill o:detectmouseclick="t" on="false"/>
                 <v:stroke color="#3465a4" joinstyle="round" endcap="flat"/>
                 <v:textbox>
                   <w:txbxContent>
                     <w:p>
                       <w:pPr>
-                        <w:pStyle w:val="Contenudecadre"/>
-                        <w:overflowPunct w:val="true"/>
+                        <w:pStyle w:val="Contenudecadreuser"/>
+                        <w:overflowPunct w:val="false"/>
                         <w:rPr>
                           <w:color w:val="000000"/>
                         </w:rPr>
@@ -3937,6 +4678,188 @@
                           <w:lang w:val="en-US"/>
                         </w:rPr>
                         <w:t/>
+                      </w:r>
+                    </w:p>
+                  </w:txbxContent>
+                </v:textbox>
+                <w10:wrap type="none"/>
+              </v:rect>
+            </w:pict>
+          </mc:Fallback>
+        </mc:AlternateContent>
+        <mc:AlternateContent>
+          <mc:Choice Requires="wps">
+            <w:drawing>
+              <wp:anchor behindDoc="0" distT="1270" distB="0" distL="1270" distR="0" simplePos="0" locked="0" layoutInCell="1" allowOverlap="1" relativeHeight="150">
+                <wp:simplePos x="0" y="0"/>
+                <wp:positionH relativeFrom="column">
+                  <wp:posOffset>6098540</wp:posOffset>
+                </wp:positionH>
+                <wp:positionV relativeFrom="paragraph">
+                  <wp:posOffset>4445</wp:posOffset>
+                </wp:positionV>
+                <wp:extent cx="654685" cy="654685"/>
+                <wp:effectExtent l="1270" t="1270" r="0" b="0"/>
+                <wp:wrapNone/>
+                <wp:docPr id="51" name="Forme 7"/>
+                <a:graphic xmlns:a="http://schemas.openxmlformats.org/drawingml/2006/main">
+                  <a:graphicData uri="http://schemas.microsoft.com/office/word/2010/wordprocessingShape">
+                    <wps:wsp>
+                      <wps:cNvSpPr/>
+                      <wps:spPr>
+                        <a:xfrm>
+                          <a:off x="0" y="0"/>
+                          <a:ext cx="654840" cy="654840"/>
+                        </a:xfrm>
+                        <a:prstGeom prst="rect">
+                          <a:avLst/>
+                        </a:prstGeom>
+                        <a:solidFill>
+                          <a:srgbClr val="ffffff"/>
+                        </a:solidFill>
+                        <a:ln w="0">
+                          <a:solidFill>
+                            <a:srgbClr val="ffffff"/>
+                          </a:solidFill>
+                        </a:ln>
+                      </wps:spPr>
+                      <wps:style>
+                        <a:lnRef idx="0"/>
+                        <a:fillRef idx="0"/>
+                        <a:effectRef idx="0"/>
+                        <a:fontRef idx="minor"/>
+                      </wps:style>
+                      <wps:bodyPr/>
+                    </wps:wsp>
+                  </a:graphicData>
+                </a:graphic>
+              </wp:anchor>
+            </w:drawing>
+          </mc:Choice>
+          <mc:Fallback>
+            <w:pict>
+              <v:rect id="shape_0" ID="Forme 7" path="m0,0l-2147483645,0l-2147483645,-2147483646l0,-2147483646xe" fillcolor="white" stroked="t" o:allowincell="f" style="position:absolute;margin-left:480.2pt;margin-top:0.35pt;width:51.5pt;height:51.5pt;mso-wrap-style:none;v-text-anchor:middle">
+                <v:fill o:detectmouseclick="t" type="solid" color2="black"/>
+                <v:stroke color="white" joinstyle="round" endcap="flat"/>
+                <w10:wrap type="none"/>
+              </v:rect>
+            </w:pict>
+          </mc:Fallback>
+        </mc:AlternateContent>
+        <mc:AlternateContent>
+          <mc:Choice Requires="wps">
+            <w:drawing>
+              <wp:anchor behindDoc="0" distT="0" distB="0" distL="0" distR="0" simplePos="0" locked="0" layoutInCell="1" allowOverlap="1" relativeHeight="157">
+                <wp:simplePos x="0" y="0"/>
+                <wp:positionH relativeFrom="column">
+                  <wp:posOffset>5994400</wp:posOffset>
+                </wp:positionH>
+                <wp:positionV relativeFrom="paragraph">
+                  <wp:posOffset>20955</wp:posOffset>
+                </wp:positionV>
+                <wp:extent cx="1272540" cy="236855"/>
+                <wp:effectExtent l="0" t="0" r="0" b="0"/>
+                <wp:wrapNone/>
+                <wp:docPr id="52" name="Cadre de texte 59"/>
+                <a:graphic xmlns:a="http://schemas.openxmlformats.org/drawingml/2006/main">
+                  <a:graphicData uri="http://schemas.microsoft.com/office/word/2010/wordprocessingShape">
+                    <wps:wsp>
+                      <wps:cNvSpPr/>
+                      <wps:spPr>
+                        <a:xfrm>
+                          <a:off x="0" y="0"/>
+                          <a:ext cx="1272600" cy="236880"/>
+                        </a:xfrm>
+                        <a:prstGeom prst="rect">
+                          <a:avLst/>
+                        </a:prstGeom>
+                        <a:noFill/>
+                        <a:ln w="0">
+                          <a:noFill/>
+                        </a:ln>
+                      </wps:spPr>
+                      <wps:style>
+                        <a:lnRef idx="0"/>
+                        <a:fillRef idx="0"/>
+                        <a:effectRef idx="0"/>
+                        <a:fontRef idx="minor"/>
+                      </wps:style>
+                      <wps:txbx>
+                        <w:txbxContent>
+                          <w:p>
+                            <w:pPr>
+                              <w:pStyle w:val="Contenudecadreuser"/>
+                              <w:overflowPunct w:val="false"/>
+                              <w:rPr/>
+                            </w:pPr>
+                            <w:r>
+                              <w:rPr>
+                                <w:rFonts w:eastAsia="Calibri" w:cs="" w:ascii="Arial" w:hAnsi="Arial" w:cstheme="minorBidi" w:eastAsiaTheme="minorHAnsi"/>
+                                <w:b/>
+                                <w:bCs/>
+                                <w:color w:val="000000"/>
+                                <w:sz w:val="22"/>
+                                <w:lang w:val="en-US"/>
+                              </w:rPr>
+                              <w:t/>
+                            </w:r>
+                            <w:r>
+                              <w:rPr>
+                                <w:rFonts w:eastAsia="Calibri" w:cs="" w:ascii="Arial" w:hAnsi="Arial" w:cstheme="minorBidi" w:eastAsiaTheme="minorHAnsi"/>
+                                <w:b/>
+                                <w:bCs/>
+                                <w:color w:val="000000"/>
+                                <w:sz w:val="22"/>
+                                <w:lang w:val="en-US"/>
+                              </w:rPr>
+                              <w:t xml:space="preserve">  </w:t>
+                            </w:r>
+                          </w:p>
+                        </w:txbxContent>
+                      </wps:txbx>
+                      <wps:bodyPr lIns="0" rIns="0" tIns="0" bIns="0" anchor="t">
+                        <a:noAutofit/>
+                      </wps:bodyPr>
+                    </wps:wsp>
+                  </a:graphicData>
+                </a:graphic>
+              </wp:anchor>
+            </w:drawing>
+          </mc:Choice>
+          <mc:Fallback>
+            <w:pict>
+              <v:rect id="shape_0" ID="Cadre de texte 59" path="m0,0l-2147483645,0l-2147483645,-2147483646l0,-2147483646xe" stroked="f" o:allowincell="f" style="position:absolute;margin-left:472pt;margin-top:1.65pt;width:100.15pt;height:18.6pt;mso-wrap-style:square;v-text-anchor:top">
+                <v:fill o:detectmouseclick="t" on="false"/>
+                <v:stroke color="#3465a4" joinstyle="round" endcap="flat"/>
+                <v:textbox>
+                  <w:txbxContent>
+                    <w:p>
+                      <w:pPr>
+                        <w:pStyle w:val="Contenudecadreuser"/>
+                        <w:overflowPunct w:val="false"/>
+                        <w:rPr/>
+                      </w:pPr>
+                      <w:r>
+                        <w:rPr>
+                          <w:rFonts w:eastAsia="Calibri" w:cs="" w:ascii="Arial" w:hAnsi="Arial" w:cstheme="minorBidi" w:eastAsiaTheme="minorHAnsi"/>
+                          <w:b/>
+                          <w:bCs/>
+                          <w:color w:val="000000"/>
+                          <w:sz w:val="22"/>
+                          <w:lang w:val="en-US"/>
+                        </w:rPr>
+                        <w:t/>
+                      </w:r>
+                      <w:r>
+                        <w:rPr>
+                          <w:rFonts w:eastAsia="Calibri" w:cs="" w:ascii="Arial" w:hAnsi="Arial" w:cstheme="minorBidi" w:eastAsiaTheme="minorHAnsi"/>
+                          <w:b/>
+                          <w:bCs/>
+                          <w:color w:val="000000"/>
+                          <w:sz w:val="22"/>
+                          <w:lang w:val="en-US"/>
+                        </w:rPr>
+                        <w:t xml:space="preserve">  </w:t>
                       </w:r>
                     </w:p>
                   </w:txbxContent>
@@ -4042,7 +4965,7 @@
                 <wp:extent cx="7169150" cy="9017635"/>
                 <wp:effectExtent l="0" t="0" r="0" b="0"/>
                 <wp:wrapNone/>
-                <wp:docPr id="42" name="Textbox 18"/>
+                <wp:docPr id="53" name="Textbox 18"/>
                 <a:graphic xmlns:a="http://schemas.openxmlformats.org/drawingml/2006/main">
                   <a:graphicData uri="http://schemas.microsoft.com/office/word/2010/wordprocessingShape">
                     <wps:wsp>
@@ -4160,7 +5083,7 @@
                             </w:tr>
                             <w:tr>
                               <w:trPr>
-                                <w:trHeight w:val="1149" w:hRule="atLeast"/>
+                                <w:trHeight w:val="1022" w:hRule="atLeast"/>
                               </w:trPr>
                               <w:tc>
                                 <w:tcPr>
@@ -4908,7 +5831,7 @@
                                 </w:tcPr>
                                 <w:p>
                                   <w:pPr>
-                                    <w:pStyle w:val="Contenudecadre"/>
+                                    <w:pStyle w:val="Contenudecadreuser"/>
                                     <w:rPr>
                                       <w:sz w:val="2"/>
                                       <w:szCs w:val="2"/>
@@ -5355,7 +6278,7 @@
                                 </w:tcPr>
                                 <w:p>
                                   <w:pPr>
-                                    <w:pStyle w:val="Contenudecadre"/>
+                                    <w:pStyle w:val="Contenudecadreuser"/>
                                     <w:rPr>
                                       <w:sz w:val="2"/>
                                       <w:szCs w:val="2"/>
@@ -5381,7 +6304,7 @@
                                 </w:tcPr>
                                 <w:p>
                                   <w:pPr>
-                                    <w:pStyle w:val="Contenudecadre"/>
+                                    <w:pStyle w:val="Contenudecadreuser"/>
                                     <w:rPr>
                                       <w:sz w:val="2"/>
                                       <w:szCs w:val="2"/>
@@ -5901,7 +6824,7 @@
                                 </w:tcPr>
                                 <w:p>
                                   <w:pPr>
-                                    <w:pStyle w:val="Contenudecadre"/>
+                                    <w:pStyle w:val="Contenudecadreuser"/>
                                     <w:rPr>
                                       <w:sz w:val="2"/>
                                       <w:szCs w:val="2"/>
@@ -6095,7 +7018,7 @@
                                 </w:tcPr>
                                 <w:p>
                                   <w:pPr>
-                                    <w:pStyle w:val="Contenudecadre"/>
+                                    <w:pStyle w:val="Contenudecadreuser"/>
                                     <w:rPr>
                                       <w:sz w:val="2"/>
                                       <w:szCs w:val="2"/>
@@ -6121,7 +7044,7 @@
                                 </w:tcPr>
                                 <w:p>
                                   <w:pPr>
-                                    <w:pStyle w:val="Contenudecadre"/>
+                                    <w:pStyle w:val="Contenudecadreuser"/>
                                     <w:rPr>
                                       <w:sz w:val="2"/>
                                       <w:szCs w:val="2"/>
@@ -6943,7 +7866,7 @@
                       </w:tr>
                       <w:tr>
                         <w:trPr>
-                          <w:trHeight w:val="1149" w:hRule="atLeast"/>
+                          <w:trHeight w:val="1022" w:hRule="atLeast"/>
                         </w:trPr>
                         <w:tc>
                           <w:tcPr>
@@ -7691,7 +8614,7 @@
                           </w:tcPr>
                           <w:p>
                             <w:pPr>
-                              <w:pStyle w:val="Contenudecadre"/>
+                              <w:pStyle w:val="Contenudecadreuser"/>
                               <w:rPr>
                                 <w:sz w:val="2"/>
                                 <w:szCs w:val="2"/>
@@ -8138,7 +9061,7 @@
                           </w:tcPr>
                           <w:p>
                             <w:pPr>
-                              <w:pStyle w:val="Contenudecadre"/>
+                              <w:pStyle w:val="Contenudecadreuser"/>
                               <w:rPr>
                                 <w:sz w:val="2"/>
                                 <w:szCs w:val="2"/>
@@ -8164,7 +9087,7 @@
                           </w:tcPr>
                           <w:p>
                             <w:pPr>
-                              <w:pStyle w:val="Contenudecadre"/>
+                              <w:pStyle w:val="Contenudecadreuser"/>
                               <w:rPr>
                                 <w:sz w:val="2"/>
                                 <w:szCs w:val="2"/>
@@ -8684,7 +9607,7 @@
                           </w:tcPr>
                           <w:p>
                             <w:pPr>
-                              <w:pStyle w:val="Contenudecadre"/>
+                              <w:pStyle w:val="Contenudecadreuser"/>
                               <w:rPr>
                                 <w:sz w:val="2"/>
                                 <w:szCs w:val="2"/>
@@ -8878,7 +9801,7 @@
                           </w:tcPr>
                           <w:p>
                             <w:pPr>
-                              <w:pStyle w:val="Contenudecadre"/>
+                              <w:pStyle w:val="Contenudecadreuser"/>
                               <w:rPr>
                                 <w:sz w:val="2"/>
                                 <w:szCs w:val="2"/>
@@ -8904,7 +9827,7 @@
                           </w:tcPr>
                           <w:p>
                             <w:pPr>
-                              <w:pStyle w:val="Contenudecadre"/>
+                              <w:pStyle w:val="Contenudecadreuser"/>
                               <w:rPr>
                                 <w:sz w:val="2"/>
                                 <w:szCs w:val="2"/>
@@ -9801,7 +10724,7 @@
             <wp:extent cx="1560830" cy="1009015"/>
             <wp:effectExtent l="0" t="0" r="0" b="0"/>
             <wp:wrapNone/>
-            <wp:docPr id="43" name="Image 19" descr=""/>
+            <wp:docPr id="54" name="Image 19" descr=""/>
             <wp:cNvGraphicFramePr>
               <a:graphicFrameLocks xmlns:a="http://schemas.openxmlformats.org/drawingml/2006/main" noChangeAspect="1"/>
             </wp:cNvGraphicFramePr>
@@ -9809,7 +10732,7 @@
               <a:graphicData uri="http://schemas.openxmlformats.org/drawingml/2006/picture">
                 <pic:pic xmlns:pic="http://schemas.openxmlformats.org/drawingml/2006/picture">
                   <pic:nvPicPr>
-                    <pic:cNvPr id="43" name="Image 19" descr=""/>
+                    <pic:cNvPr id="54" name="Image 19" descr=""/>
                     <pic:cNvPicPr>
                       <a:picLocks noChangeAspect="1" noChangeArrowheads="1"/>
                     </pic:cNvPicPr>
@@ -9860,25 +10783,7 @@
         <w:rPr>
           <w:spacing w:val="-2"/>
         </w:rPr>
-        <w:t>202</w:t>
-      </w:r>
-      <w:r>
-        <w:rPr>
-          <w:spacing w:val="-2"/>
-        </w:rPr>
-        <w:t>5</w:t>
-      </w:r>
-      <w:r>
-        <w:rPr>
-          <w:spacing w:val="-2"/>
-        </w:rPr>
-        <w:t>/202</w:t>
-      </w:r>
-      <w:r>
-        <w:rPr>
-          <w:spacing w:val="-2"/>
-        </w:rPr>
-        <w:t>6</w:t>
+        <w:t>2025/2026</w:t>
       </w:r>
     </w:p>
     <w:p>
@@ -9905,7 +10810,7 @@
             <wp:extent cx="934720" cy="295275"/>
             <wp:effectExtent l="0" t="0" r="0" b="0"/>
             <wp:wrapTopAndBottom/>
-            <wp:docPr id="44" name="Image 20" descr=""/>
+            <wp:docPr id="55" name="Image 20" descr=""/>
             <wp:cNvGraphicFramePr>
               <a:graphicFrameLocks xmlns:a="http://schemas.openxmlformats.org/drawingml/2006/main" noChangeAspect="1"/>
             </wp:cNvGraphicFramePr>
@@ -9913,7 +10818,7 @@
               <a:graphicData uri="http://schemas.openxmlformats.org/drawingml/2006/picture">
                 <pic:pic xmlns:pic="http://schemas.openxmlformats.org/drawingml/2006/picture">
                   <pic:nvPicPr>
-                    <pic:cNvPr id="44" name="Image 20" descr=""/>
+                    <pic:cNvPr id="55" name="Image 20" descr=""/>
                     <pic:cNvPicPr>
                       <a:picLocks noChangeAspect="1" noChangeArrowheads="1"/>
                     </pic:cNvPicPr>
@@ -9953,7 +10858,7 @@
                 <wp:extent cx="2463165" cy="561340"/>
                 <wp:effectExtent l="0" t="5080" r="635" b="5080"/>
                 <wp:wrapTopAndBottom/>
-                <wp:docPr id="45" name="Textbox 21"/>
+                <wp:docPr id="56" name="Textbox 21"/>
                 <a:graphic xmlns:a="http://schemas.openxmlformats.org/drawingml/2006/main">
                   <a:graphicData uri="http://schemas.microsoft.com/office/word/2010/wordprocessingShape">
                     <wps:wsp>
@@ -9986,7 +10891,7 @@
                         <w:txbxContent>
                           <w:p>
                             <w:pPr>
-                              <w:pStyle w:val="Contenudecadre"/>
+                              <w:pStyle w:val="Contenudecadreuser"/>
                               <w:spacing w:before="72" w:after="0"/>
                               <w:ind w:hanging="1318" w:left="1665" w:right="346"/>
                               <w:jc w:val="left"/>
@@ -10051,7 +10956,7 @@
                   <w:txbxContent>
                     <w:p>
                       <w:pPr>
-                        <w:pStyle w:val="Contenudecadre"/>
+                        <w:pStyle w:val="Contenudecadreuser"/>
                         <w:spacing w:before="72" w:after="0"/>
                         <w:ind w:hanging="1318" w:left="1665" w:right="346"/>
                         <w:jc w:val="left"/>
@@ -10150,7 +11055,7 @@
                 <wp:extent cx="7169150" cy="8095615"/>
                 <wp:effectExtent l="0" t="0" r="0" b="0"/>
                 <wp:wrapNone/>
-                <wp:docPr id="46" name="Textbox 22"/>
+                <wp:docPr id="57" name="Textbox 22"/>
                 <a:graphic xmlns:a="http://schemas.openxmlformats.org/drawingml/2006/main">
                   <a:graphicData uri="http://schemas.microsoft.com/office/word/2010/wordprocessingShape">
                     <wps:wsp>
@@ -11517,7 +12422,7 @@
                                       <wp:inline distT="0" distB="0" distL="0" distR="0">
                                         <wp:extent cx="123825" cy="123825"/>
                                         <wp:effectExtent l="0" t="0" r="0" b="0"/>
-                                        <wp:docPr id="48" name="Image 25" descr=""/>
+                                        <wp:docPr id="59" name="Image 25" descr=""/>
                                         <wp:cNvGraphicFramePr>
                                           <a:graphicFrameLocks xmlns:a="http://schemas.openxmlformats.org/drawingml/2006/main" noChangeAspect="1"/>
                                         </wp:cNvGraphicFramePr>
@@ -11525,7 +12430,7 @@
                                           <a:graphicData uri="http://schemas.openxmlformats.org/drawingml/2006/picture">
                                             <pic:pic xmlns:pic="http://schemas.openxmlformats.org/drawingml/2006/picture">
                                               <pic:nvPicPr>
-                                                <pic:cNvPr id="48" name="Image 25" descr=""/>
+                                                <pic:cNvPr id="59" name="Image 25" descr=""/>
                                                 <pic:cNvPicPr>
                                                   <a:picLocks noChangeAspect="1" noChangeArrowheads="1"/>
                                                 </pic:cNvPicPr>
@@ -11627,6 +12532,7 @@
                                       <w:sz w:val="24"/>
                                     </w:rPr>
                                     <w:tab/>
+                                    <w:t xml:space="preserve">               </w:t>
                                   </w:r>
                                   <w:r>
                                     <w:rPr>
@@ -11657,7 +12563,7 @@
                                       <w:spacing w:val="-2"/>
                                       <w:sz w:val="24"/>
                                     </w:rPr>
-                                    <w:t xml:space="preserve"> Voiture</w:t>
+                                    <w:t xml:space="preserve"> </w:t>
                                   </w:r>
                                   <w:r>
                                     <w:rPr>
@@ -14334,7 +15240,7 @@
                                 <wp:inline distT="0" distB="0" distL="0" distR="0">
                                   <wp:extent cx="123825" cy="123825"/>
                                   <wp:effectExtent l="0" t="0" r="0" b="0"/>
-                                  <wp:docPr id="49" name="Image 25" descr=""/>
+                                  <wp:docPr id="60" name="Image 25" descr=""/>
                                   <wp:cNvGraphicFramePr>
                                     <a:graphicFrameLocks xmlns:a="http://schemas.openxmlformats.org/drawingml/2006/main" noChangeAspect="1"/>
                                   </wp:cNvGraphicFramePr>
@@ -14342,7 +15248,7 @@
                                     <a:graphicData uri="http://schemas.openxmlformats.org/drawingml/2006/picture">
                                       <pic:pic xmlns:pic="http://schemas.openxmlformats.org/drawingml/2006/picture">
                                         <pic:nvPicPr>
-                                          <pic:cNvPr id="49" name="Image 25" descr=""/>
+                                          <pic:cNvPr id="60" name="Image 25" descr=""/>
                                           <pic:cNvPicPr>
                                             <a:picLocks noChangeAspect="1" noChangeArrowheads="1"/>
                                           </pic:cNvPicPr>
@@ -14444,6 +15350,7 @@
                                 <w:sz w:val="24"/>
                               </w:rPr>
                               <w:tab/>
+                              <w:t xml:space="preserve">               </w:t>
                             </w:r>
                             <w:r>
                               <w:rPr>
@@ -14474,7 +15381,7 @@
                                 <w:spacing w:val="-2"/>
                                 <w:sz w:val="24"/>
                               </w:rPr>
-                              <w:t xml:space="preserve"> Voiture</w:t>
+                              <w:t xml:space="preserve"> </w:t>
                             </w:r>
                             <w:r>
                               <w:rPr>
@@ -15950,7 +16857,7 @@
                 <wp:extent cx="1862455" cy="219710"/>
                 <wp:effectExtent l="0" t="0" r="0" b="0"/>
                 <wp:wrapNone/>
-                <wp:docPr id="47" name="Cadre de texte 4"/>
+                <wp:docPr id="58" name="Cadre de texte 4"/>
                 <a:graphic xmlns:a="http://schemas.openxmlformats.org/drawingml/2006/main">
                   <a:graphicData uri="http://schemas.microsoft.com/office/word/2010/wordprocessingShape">
                     <wps:wsp>
@@ -15978,8 +16885,8 @@
                         <w:txbxContent>
                           <w:p>
                             <w:pPr>
-                              <w:pStyle w:val="Contenudecadre"/>
-                              <w:overflowPunct w:val="true"/>
+                              <w:pStyle w:val="Contenudecadreuser"/>
+                              <w:overflowPunct w:val="false"/>
                               <w:rPr>
                                 <w:color w:val="000000"/>
                               </w:rPr>
@@ -16015,8 +16922,8 @@
                   <w:txbxContent>
                     <w:p>
                       <w:pPr>
-                        <w:pStyle w:val="Contenudecadre"/>
-                        <w:overflowPunct w:val="true"/>
+                        <w:pStyle w:val="Contenudecadreuser"/>
+                        <w:overflowPunct w:val="false"/>
                         <w:rPr>
                           <w:color w:val="000000"/>
                         </w:rPr>
@@ -16053,7 +16960,7 @@
                 <wp:extent cx="1862455" cy="219710"/>
                 <wp:effectExtent l="0" t="0" r="0" b="0"/>
                 <wp:wrapNone/>
-                <wp:docPr id="48" name="Cadre de texte 5"/>
+                <wp:docPr id="59" name="Cadre de texte 5"/>
                 <a:graphic xmlns:a="http://schemas.openxmlformats.org/drawingml/2006/main">
                   <a:graphicData uri="http://schemas.microsoft.com/office/word/2010/wordprocessingShape">
                     <wps:wsp>
@@ -16081,8 +16988,8 @@
                         <w:txbxContent>
                           <w:p>
                             <w:pPr>
-                              <w:pStyle w:val="Contenudecadre"/>
-                              <w:overflowPunct w:val="true"/>
+                              <w:pStyle w:val="Contenudecadreuser"/>
+                              <w:overflowPunct w:val="false"/>
                               <w:rPr>
                                 <w:color w:val="000000"/>
                               </w:rPr>
@@ -16118,8 +17025,8 @@
                   <w:txbxContent>
                     <w:p>
                       <w:pPr>
-                        <w:pStyle w:val="Contenudecadre"/>
-                        <w:overflowPunct w:val="true"/>
+                        <w:pStyle w:val="Contenudecadreuser"/>
+                        <w:overflowPunct w:val="false"/>
                         <w:rPr>
                           <w:color w:val="000000"/>
                         </w:rPr>
@@ -16186,7 +17093,7 @@
                 <wp:extent cx="1862455" cy="219710"/>
                 <wp:effectExtent l="0" t="0" r="0" b="0"/>
                 <wp:wrapNone/>
-                <wp:docPr id="49" name="Cadre de texte 6"/>
+                <wp:docPr id="60" name="Cadre de texte 6"/>
                 <a:graphic xmlns:a="http://schemas.openxmlformats.org/drawingml/2006/main">
                   <a:graphicData uri="http://schemas.microsoft.com/office/word/2010/wordprocessingShape">
                     <wps:wsp>
@@ -16214,8 +17121,8 @@
                         <w:txbxContent>
                           <w:p>
                             <w:pPr>
-                              <w:pStyle w:val="Contenudecadre"/>
-                              <w:overflowPunct w:val="true"/>
+                              <w:pStyle w:val="Contenudecadreuser"/>
+                              <w:overflowPunct w:val="false"/>
                               <w:rPr>
                                 <w:color w:val="000000"/>
                               </w:rPr>
@@ -16228,7 +17135,7 @@
                                 <w:color w:val="000000"/>
                                 <w:lang w:val="en-US"/>
                               </w:rPr>
-                              <w:t/>
+                              <w:t>12345678901234</w:t>
                             </w:r>
                           </w:p>
                         </w:txbxContent>
@@ -16251,8 +17158,8 @@
                   <w:txbxContent>
                     <w:p>
                       <w:pPr>
-                        <w:pStyle w:val="Contenudecadre"/>
-                        <w:overflowPunct w:val="true"/>
+                        <w:pStyle w:val="Contenudecadreuser"/>
+                        <w:overflowPunct w:val="false"/>
                         <w:rPr>
                           <w:color w:val="000000"/>
                         </w:rPr>
@@ -16265,7 +17172,7 @@
                           <w:color w:val="000000"/>
                           <w:lang w:val="en-US"/>
                         </w:rPr>
-                        <w:t/>
+                        <w:t>12345678901234</w:t>
                       </w:r>
                     </w:p>
                   </w:txbxContent>
@@ -16349,7 +17256,7 @@
                 <wp:extent cx="1176655" cy="186055"/>
                 <wp:effectExtent l="0" t="0" r="0" b="0"/>
                 <wp:wrapNone/>
-                <wp:docPr id="50" name="Cadre de texte 8"/>
+                <wp:docPr id="61" name="Cadre de texte 8"/>
                 <a:graphic xmlns:a="http://schemas.openxmlformats.org/drawingml/2006/main">
                   <a:graphicData uri="http://schemas.microsoft.com/office/word/2010/wordprocessingShape">
                     <wps:wsp>
@@ -16377,8 +17284,8 @@
                         <w:txbxContent>
                           <w:p>
                             <w:pPr>
-                              <w:pStyle w:val="Contenudecadre"/>
-                              <w:overflowPunct w:val="true"/>
+                              <w:pStyle w:val="Contenudecadreuser"/>
+                              <w:overflowPunct w:val="false"/>
                               <w:rPr>
                                 <w:color w:val="000000"/>
                               </w:rPr>
@@ -16391,7 +17298,7 @@
                                 <w:color w:val="000000"/>
                                 <w:lang w:val="en-US"/>
                               </w:rPr>
-                              <w:t>Non renseigné</w:t>
+                              <w:t>M</w:t>
                             </w:r>
                           </w:p>
                         </w:txbxContent>
@@ -16414,8 +17321,8 @@
                   <w:txbxContent>
                     <w:p>
                       <w:pPr>
-                        <w:pStyle w:val="Contenudecadre"/>
-                        <w:overflowPunct w:val="true"/>
+                        <w:pStyle w:val="Contenudecadreuser"/>
+                        <w:overflowPunct w:val="false"/>
                         <w:rPr>
                           <w:color w:val="000000"/>
                         </w:rPr>
@@ -16428,7 +17335,7 @@
                           <w:color w:val="000000"/>
                           <w:lang w:val="en-US"/>
                         </w:rPr>
-                        <w:t>Non renseigné</w:t>
+                        <w:t>M</w:t>
                       </w:r>
                     </w:p>
                   </w:txbxContent>
@@ -16452,7 +17359,7 @@
                 <wp:extent cx="1522730" cy="215900"/>
                 <wp:effectExtent l="0" t="0" r="0" b="0"/>
                 <wp:wrapNone/>
-                <wp:docPr id="51" name="Cadre de texte 7"/>
+                <wp:docPr id="62" name="Cadre de texte 7"/>
                 <a:graphic xmlns:a="http://schemas.openxmlformats.org/drawingml/2006/main">
                   <a:graphicData uri="http://schemas.microsoft.com/office/word/2010/wordprocessingShape">
                     <wps:wsp>
@@ -16480,8 +17387,8 @@
                         <w:txbxContent>
                           <w:p>
                             <w:pPr>
-                              <w:pStyle w:val="Contenudecadre"/>
-                              <w:overflowPunct w:val="true"/>
+                              <w:pStyle w:val="Contenudecadreuser"/>
+                              <w:overflowPunct w:val="false"/>
                               <w:rPr>
                                 <w:color w:val="000000"/>
                               </w:rPr>
@@ -16494,7 +17401,7 @@
                                 <w:color w:val="000000"/>
                                 <w:lang w:val="en-US"/>
                               </w:rPr>
-                              <w:t>Non renseigné</w:t>
+                              <w:t>Français</w:t>
                             </w:r>
                           </w:p>
                         </w:txbxContent>
@@ -16517,8 +17424,8 @@
                   <w:txbxContent>
                     <w:p>
                       <w:pPr>
-                        <w:pStyle w:val="Contenudecadre"/>
-                        <w:overflowPunct w:val="true"/>
+                        <w:pStyle w:val="Contenudecadreuser"/>
+                        <w:overflowPunct w:val="false"/>
                         <w:rPr>
                           <w:color w:val="000000"/>
                         </w:rPr>
@@ -16531,7 +17438,7 @@
                           <w:color w:val="000000"/>
                           <w:lang w:val="en-US"/>
                         </w:rPr>
-                        <w:t>Non renseigné</w:t>
+                        <w:t>Français</w:t>
                       </w:r>
                     </w:p>
                   </w:txbxContent>
@@ -16600,7 +17507,7 @@
                 <wp:extent cx="1736090" cy="195580"/>
                 <wp:effectExtent l="0" t="0" r="0" b="0"/>
                 <wp:wrapNone/>
-                <wp:docPr id="52" name="Cadre de texte 9"/>
+                <wp:docPr id="63" name="Cadre de texte 9"/>
                 <a:graphic xmlns:a="http://schemas.openxmlformats.org/drawingml/2006/main">
                   <a:graphicData uri="http://schemas.microsoft.com/office/word/2010/wordprocessingShape">
                     <wps:wsp>
@@ -16628,8 +17535,8 @@
                         <w:txbxContent>
                           <w:p>
                             <w:pPr>
-                              <w:pStyle w:val="Contenudecadre"/>
-                              <w:overflowPunct w:val="true"/>
+                              <w:pStyle w:val="Contenudecadreuser"/>
+                              <w:overflowPunct w:val="false"/>
                               <w:rPr>
                                 <w:color w:val="000000"/>
                               </w:rPr>
@@ -16642,7 +17549,7 @@
                                 <w:color w:val="000000"/>
                                 <w:lang w:val="en-US"/>
                               </w:rPr>
-                              <w:t>Non renseigné</w:t>
+                              <w:t>23/04/2004</w:t>
                             </w:r>
                           </w:p>
                         </w:txbxContent>
@@ -16665,8 +17572,8 @@
                   <w:txbxContent>
                     <w:p>
                       <w:pPr>
-                        <w:pStyle w:val="Contenudecadre"/>
-                        <w:overflowPunct w:val="true"/>
+                        <w:pStyle w:val="Contenudecadreuser"/>
+                        <w:overflowPunct w:val="false"/>
                         <w:rPr>
                           <w:color w:val="000000"/>
                         </w:rPr>
@@ -16679,7 +17586,7 @@
                           <w:color w:val="000000"/>
                           <w:lang w:val="en-US"/>
                         </w:rPr>
-                        <w:t>Non renseigné</w:t>
+                        <w:t>23/04/2004</w:t>
                       </w:r>
                     </w:p>
                   </w:txbxContent>
@@ -16703,7 +17610,7 @@
                 <wp:extent cx="1736090" cy="195580"/>
                 <wp:effectExtent l="0" t="0" r="0" b="0"/>
                 <wp:wrapNone/>
-                <wp:docPr id="53" name="Cadre de texte 10"/>
+                <wp:docPr id="64" name="Cadre de texte 10"/>
                 <a:graphic xmlns:a="http://schemas.openxmlformats.org/drawingml/2006/main">
                   <a:graphicData uri="http://schemas.microsoft.com/office/word/2010/wordprocessingShape">
                     <wps:wsp>
@@ -16731,8 +17638,8 @@
                         <w:txbxContent>
                           <w:p>
                             <w:pPr>
-                              <w:pStyle w:val="Contenudecadre"/>
-                              <w:overflowPunct w:val="true"/>
+                              <w:pStyle w:val="Contenudecadreuser"/>
+                              <w:overflowPunct w:val="false"/>
                               <w:rPr>
                                 <w:color w:val="000000"/>
                               </w:rPr>
@@ -16745,7 +17652,7 @@
                                 <w:color w:val="000000"/>
                                 <w:lang w:val="en-US"/>
                               </w:rPr>
-                              <w:t>Non renseigné</w:t>
+                              <w:t>75</w:t>
                             </w:r>
                           </w:p>
                         </w:txbxContent>
@@ -16768,8 +17675,8 @@
                   <w:txbxContent>
                     <w:p>
                       <w:pPr>
-                        <w:pStyle w:val="Contenudecadre"/>
-                        <w:overflowPunct w:val="true"/>
+                        <w:pStyle w:val="Contenudecadreuser"/>
+                        <w:overflowPunct w:val="false"/>
                         <w:rPr>
                           <w:color w:val="000000"/>
                         </w:rPr>
@@ -16782,7 +17689,7 @@
                           <w:color w:val="000000"/>
                           <w:lang w:val="en-US"/>
                         </w:rPr>
-                        <w:t>Non renseigné</w:t>
+                        <w:t>75</w:t>
                       </w:r>
                     </w:p>
                   </w:txbxContent>
@@ -16806,7 +17713,7 @@
                 <wp:extent cx="1586865" cy="195580"/>
                 <wp:effectExtent l="0" t="0" r="0" b="0"/>
                 <wp:wrapNone/>
-                <wp:docPr id="54" name="Cadre de texte 11"/>
+                <wp:docPr id="65" name="Cadre de texte 11"/>
                 <a:graphic xmlns:a="http://schemas.openxmlformats.org/drawingml/2006/main">
                   <a:graphicData uri="http://schemas.microsoft.com/office/word/2010/wordprocessingShape">
                     <wps:wsp>
@@ -16834,8 +17741,8 @@
                         <w:txbxContent>
                           <w:p>
                             <w:pPr>
-                              <w:pStyle w:val="Contenudecadre"/>
-                              <w:overflowPunct w:val="true"/>
+                              <w:pStyle w:val="Contenudecadreuser"/>
+                              <w:overflowPunct w:val="false"/>
                               <w:rPr>
                                 <w:color w:val="000000"/>
                               </w:rPr>
@@ -16848,7 +17755,7 @@
                                 <w:color w:val="000000"/>
                                 <w:lang w:val="en-US"/>
                               </w:rPr>
-                              <w:t>Non renseigné</w:t>
+                              <w:t>f</w:t>
                             </w:r>
                           </w:p>
                         </w:txbxContent>
@@ -16871,8 +17778,8 @@
                   <w:txbxContent>
                     <w:p>
                       <w:pPr>
-                        <w:pStyle w:val="Contenudecadre"/>
-                        <w:overflowPunct w:val="true"/>
+                        <w:pStyle w:val="Contenudecadreuser"/>
+                        <w:overflowPunct w:val="false"/>
                         <w:rPr>
                           <w:color w:val="000000"/>
                         </w:rPr>
@@ -16885,7 +17792,7 @@
                           <w:color w:val="000000"/>
                           <w:lang w:val="en-US"/>
                         </w:rPr>
-                        <w:t>Non renseigné</w:t>
+                        <w:t>f</w:t>
                       </w:r>
                     </w:p>
                   </w:txbxContent>
@@ -16954,7 +17861,7 @@
                 <wp:extent cx="1736090" cy="195580"/>
                 <wp:effectExtent l="0" t="0" r="0" b="0"/>
                 <wp:wrapNone/>
-                <wp:docPr id="55" name="Cadre de texte 2"/>
+                <wp:docPr id="66" name="Cadre de texte 2"/>
                 <a:graphic xmlns:a="http://schemas.openxmlformats.org/drawingml/2006/main">
                   <a:graphicData uri="http://schemas.microsoft.com/office/word/2010/wordprocessingShape">
                     <wps:wsp>
@@ -16982,8 +17889,8 @@
                         <w:txbxContent>
                           <w:p>
                             <w:pPr>
-                              <w:pStyle w:val="Contenudecadre"/>
-                              <w:overflowPunct w:val="true"/>
+                              <w:pStyle w:val="Contenudecadreuser"/>
+                              <w:overflowPunct w:val="false"/>
                               <w:rPr>
                                 <w:color w:val="000000"/>
                               </w:rPr>
@@ -16996,7 +17903,7 @@
                                 <w:color w:val="000000"/>
                                 <w:lang w:val="en-US"/>
                               </w:rPr>
-                              <w:t>Non renseigné</w:t>
+                              <w:t>0601020405</w:t>
                             </w:r>
                           </w:p>
                         </w:txbxContent>
@@ -17019,8 +17926,8 @@
                   <w:txbxContent>
                     <w:p>
                       <w:pPr>
-                        <w:pStyle w:val="Contenudecadre"/>
-                        <w:overflowPunct w:val="true"/>
+                        <w:pStyle w:val="Contenudecadreuser"/>
+                        <w:overflowPunct w:val="false"/>
                         <w:rPr>
                           <w:color w:val="000000"/>
                         </w:rPr>
@@ -17033,7 +17940,7 @@
                           <w:color w:val="000000"/>
                           <w:lang w:val="en-US"/>
                         </w:rPr>
-                        <w:t>Non renseigné</w:t>
+                        <w:t>0601020405</w:t>
                       </w:r>
                     </w:p>
                   </w:txbxContent>
@@ -17057,7 +17964,7 @@
                 <wp:extent cx="2462530" cy="195580"/>
                 <wp:effectExtent l="0" t="0" r="0" b="0"/>
                 <wp:wrapNone/>
-                <wp:docPr id="56" name="Cadre de texte 3"/>
+                <wp:docPr id="67" name="Cadre de texte 3"/>
                 <a:graphic xmlns:a="http://schemas.openxmlformats.org/drawingml/2006/main">
                   <a:graphicData uri="http://schemas.microsoft.com/office/word/2010/wordprocessingShape">
                     <wps:wsp>
@@ -17085,8 +17992,8 @@
                         <w:txbxContent>
                           <w:p>
                             <w:pPr>
-                              <w:pStyle w:val="Contenudecadre"/>
-                              <w:overflowPunct w:val="true"/>
+                              <w:pStyle w:val="Contenudecadreuser"/>
+                              <w:overflowPunct w:val="false"/>
                               <w:rPr>
                                 <w:color w:val="000000"/>
                               </w:rPr>
@@ -17099,7 +18006,7 @@
                                 <w:color w:val="000000"/>
                                 <w:lang w:val="en-US"/>
                               </w:rPr>
-                              <w:t>Non renseigné</w:t>
+                              <w:t>hugo.rouff@lyceefulbert.fr</w:t>
                             </w:r>
                           </w:p>
                         </w:txbxContent>
@@ -17122,8 +18029,8 @@
                   <w:txbxContent>
                     <w:p>
                       <w:pPr>
-                        <w:pStyle w:val="Contenudecadre"/>
-                        <w:overflowPunct w:val="true"/>
+                        <w:pStyle w:val="Contenudecadreuser"/>
+                        <w:overflowPunct w:val="false"/>
                         <w:rPr>
                           <w:color w:val="000000"/>
                         </w:rPr>
@@ -17136,7 +18043,7 @@
                           <w:color w:val="000000"/>
                           <w:lang w:val="en-US"/>
                         </w:rPr>
-                        <w:t>Non renseigné</w:t>
+                        <w:t>hugo.rouff@lyceefulbert.fr</w:t>
                       </w:r>
                     </w:p>
                   </w:txbxContent>
@@ -17220,7 +18127,7 @@
                 <wp:extent cx="1736090" cy="195580"/>
                 <wp:effectExtent l="0" t="0" r="0" b="0"/>
                 <wp:wrapNone/>
-                <wp:docPr id="57" name="Cadre de texte 12"/>
+                <wp:docPr id="68" name="Cadre de texte 12"/>
                 <a:graphic xmlns:a="http://schemas.openxmlformats.org/drawingml/2006/main">
                   <a:graphicData uri="http://schemas.microsoft.com/office/word/2010/wordprocessingShape">
                     <wps:wsp>
@@ -17248,8 +18155,8 @@
                         <w:txbxContent>
                           <w:p>
                             <w:pPr>
-                              <w:pStyle w:val="Contenudecadre"/>
-                              <w:overflowPunct w:val="true"/>
+                              <w:pStyle w:val="Contenudecadreuser"/>
+                              <w:overflowPunct w:val="false"/>
                               <w:rPr>
                                 <w:color w:val="000000"/>
                               </w:rPr>
@@ -17285,8 +18192,8 @@
                   <w:txbxContent>
                     <w:p>
                       <w:pPr>
-                        <w:pStyle w:val="Contenudecadre"/>
-                        <w:overflowPunct w:val="true"/>
+                        <w:pStyle w:val="Contenudecadreuser"/>
+                        <w:overflowPunct w:val="false"/>
                         <w:rPr>
                           <w:color w:val="000000"/>
                         </w:rPr>
@@ -17339,6 +18246,65 @@
           <w:b/>
           <w:sz w:val="20"/>
         </w:rPr>
+        <mc:AlternateContent>
+          <mc:Choice Requires="wps">
+            <w:drawing>
+              <wp:anchor behindDoc="0" distT="635" distB="635" distL="635" distR="635" simplePos="0" locked="0" layoutInCell="1" allowOverlap="1" relativeHeight="141">
+                <wp:simplePos x="0" y="0"/>
+                <wp:positionH relativeFrom="column">
+                  <wp:posOffset>638810</wp:posOffset>
+                </wp:positionH>
+                <wp:positionV relativeFrom="paragraph">
+                  <wp:posOffset>4445</wp:posOffset>
+                </wp:positionV>
+                <wp:extent cx="6308090" cy="594360"/>
+                <wp:effectExtent l="635" t="635" r="635" b="635"/>
+                <wp:wrapNone/>
+                <wp:docPr id="69" name="Forme 4"/>
+                <a:graphic xmlns:a="http://schemas.openxmlformats.org/drawingml/2006/main">
+                  <a:graphicData uri="http://schemas.microsoft.com/office/word/2010/wordprocessingShape">
+                    <wps:wsp>
+                      <wps:cNvSpPr/>
+                      <wps:spPr>
+                        <a:xfrm>
+                          <a:off x="0" y="0"/>
+                          <a:ext cx="6307920" cy="594360"/>
+                        </a:xfrm>
+                        <a:prstGeom prst="rect">
+                          <a:avLst/>
+                        </a:prstGeom>
+                        <a:solidFill>
+                          <a:srgbClr val="ffffff"/>
+                        </a:solidFill>
+                        <a:ln w="0">
+                          <a:solidFill>
+                            <a:srgbClr val="ffffff"/>
+                          </a:solidFill>
+                        </a:ln>
+                      </wps:spPr>
+                      <wps:style>
+                        <a:lnRef idx="0"/>
+                        <a:fillRef idx="0"/>
+                        <a:effectRef idx="0"/>
+                        <a:fontRef idx="minor"/>
+                      </wps:style>
+                      <wps:bodyPr/>
+                    </wps:wsp>
+                  </a:graphicData>
+                </a:graphic>
+              </wp:anchor>
+            </w:drawing>
+          </mc:Choice>
+          <mc:Fallback>
+            <w:pict>
+              <v:rect id="shape_0" ID="Forme 4" path="m0,0l-2147483645,0l-2147483645,-2147483646l0,-2147483646xe" fillcolor="white" stroked="t" o:allowincell="f" style="position:absolute;margin-left:50.3pt;margin-top:0.35pt;width:496.65pt;height:46.75pt;mso-wrap-style:none;v-text-anchor:middle">
+                <v:fill o:detectmouseclick="t" type="solid" color2="black"/>
+                <v:stroke color="white" joinstyle="round" endcap="flat"/>
+                <w10:wrap type="none"/>
+              </v:rect>
+            </w:pict>
+          </mc:Fallback>
+        </mc:AlternateContent>
       </w:r>
     </w:p>
     <w:p>
@@ -17354,6 +18320,109 @@
           <w:b/>
           <w:sz w:val="20"/>
         </w:rPr>
+        <mc:AlternateContent>
+          <mc:Choice Requires="wps">
+            <w:drawing>
+              <wp:anchor behindDoc="0" distT="0" distB="0" distL="0" distR="0" simplePos="0" locked="0" layoutInCell="1" allowOverlap="1" relativeHeight="144">
+                <wp:simplePos x="0" y="0"/>
+                <wp:positionH relativeFrom="column">
+                  <wp:posOffset>695325</wp:posOffset>
+                </wp:positionH>
+                <wp:positionV relativeFrom="paragraph">
+                  <wp:posOffset>46355</wp:posOffset>
+                </wp:positionV>
+                <wp:extent cx="6459855" cy="347345"/>
+                <wp:effectExtent l="0" t="0" r="0" b="0"/>
+                <wp:wrapNone/>
+                <wp:docPr id="70" name="Cadre de texte 54"/>
+                <a:graphic xmlns:a="http://schemas.openxmlformats.org/drawingml/2006/main">
+                  <a:graphicData uri="http://schemas.microsoft.com/office/word/2010/wordprocessingShape">
+                    <wps:wsp>
+                      <wps:cNvSpPr/>
+                      <wps:spPr>
+                        <a:xfrm>
+                          <a:off x="0" y="0"/>
+                          <a:ext cx="6459840" cy="347400"/>
+                        </a:xfrm>
+                        <a:prstGeom prst="rect">
+                          <a:avLst/>
+                        </a:prstGeom>
+                        <a:noFill/>
+                        <a:ln w="0">
+                          <a:noFill/>
+                        </a:ln>
+                      </wps:spPr>
+                      <wps:style>
+                        <a:lnRef idx="0"/>
+                        <a:fillRef idx="0"/>
+                        <a:effectRef idx="0"/>
+                        <a:fontRef idx="minor"/>
+                      </wps:style>
+                      <wps:txbx>
+                        <w:txbxContent>
+                          <w:p>
+                            <w:pPr>
+                              <w:pStyle w:val="Contenudecadreuser"/>
+                              <w:overflowPunct w:val="false"/>
+                              <w:rPr>
+                                <w:color w:val="000000"/>
+                              </w:rPr>
+                            </w:pPr>
+                            <w:r>
+                              <w:rPr>
+                                <w:rFonts w:eastAsia="Calibri" w:cs="" w:ascii="Arial" w:hAnsi="Arial" w:cstheme="minorBidi" w:eastAsiaTheme="minorHAnsi"/>
+                                <w:b/>
+                                <w:bCs/>
+                                <w:color w:val="000000"/>
+                                <w:lang w:val="en-US"/>
+                              </w:rPr>
+                              <w:t>☐ Tickets   ☐ Externe</w:t>
+                            </w:r>
+                          </w:p>
+                        </w:txbxContent>
+                      </wps:txbx>
+                      <wps:bodyPr lIns="0" rIns="0" tIns="0" bIns="0" anchor="t">
+                        <a:noAutofit/>
+                      </wps:bodyPr>
+                    </wps:wsp>
+                  </a:graphicData>
+                </a:graphic>
+              </wp:anchor>
+            </w:drawing>
+          </mc:Choice>
+          <mc:Fallback>
+            <w:pict>
+              <v:rect id="shape_0" ID="Cadre de texte 54" path="m0,0l-2147483645,0l-2147483645,-2147483646l0,-2147483646xe" stroked="f" o:allowincell="f" style="position:absolute;margin-left:54.75pt;margin-top:3.65pt;width:508.6pt;height:27.3pt;mso-wrap-style:square;v-text-anchor:top">
+                <v:fill o:detectmouseclick="t" on="false"/>
+                <v:stroke color="#3465a4" joinstyle="round" endcap="flat"/>
+                <v:textbox>
+                  <w:txbxContent>
+                    <w:p>
+                      <w:pPr>
+                        <w:pStyle w:val="Contenudecadreuser"/>
+                        <w:overflowPunct w:val="false"/>
+                        <w:rPr>
+                          <w:color w:val="000000"/>
+                        </w:rPr>
+                      </w:pPr>
+                      <w:r>
+                        <w:rPr>
+                          <w:rFonts w:eastAsia="Calibri" w:cs="" w:ascii="Arial" w:hAnsi="Arial" w:cstheme="minorBidi" w:eastAsiaTheme="minorHAnsi"/>
+                          <w:b/>
+                          <w:bCs/>
+                          <w:color w:val="000000"/>
+                          <w:lang w:val="en-US"/>
+                        </w:rPr>
+                        <w:t>☐ Tickets   ☐ Externe</w:t>
+                      </w:r>
+                    </w:p>
+                  </w:txbxContent>
+                </v:textbox>
+                <w10:wrap type="none"/>
+              </v:rect>
+            </w:pict>
+          </mc:Fallback>
+        </mc:AlternateContent>
       </w:r>
     </w:p>
     <w:p>
@@ -17412,7 +18481,7 @@
             <wp:extent cx="123825" cy="123825"/>
             <wp:effectExtent l="0" t="0" r="0" b="0"/>
             <wp:wrapTopAndBottom/>
-            <wp:docPr id="58" name="Image 29" descr=""/>
+            <wp:docPr id="71" name="Image 29" descr=""/>
             <wp:cNvGraphicFramePr>
               <a:graphicFrameLocks xmlns:a="http://schemas.openxmlformats.org/drawingml/2006/main" noChangeAspect="1"/>
             </wp:cNvGraphicFramePr>
@@ -17420,7 +18489,7 @@
               <a:graphicData uri="http://schemas.openxmlformats.org/drawingml/2006/picture">
                 <pic:pic xmlns:pic="http://schemas.openxmlformats.org/drawingml/2006/picture">
                   <pic:nvPicPr>
-                    <pic:cNvPr id="58" name="Image 29" descr=""/>
+                    <pic:cNvPr id="71" name="Image 29" descr=""/>
                     <pic:cNvPicPr>
                       <a:picLocks noChangeAspect="1" noChangeArrowheads="1"/>
                     </pic:cNvPicPr>
@@ -17458,7 +18527,7 @@
             <wp:extent cx="123825" cy="123825"/>
             <wp:effectExtent l="0" t="0" r="0" b="0"/>
             <wp:wrapTopAndBottom/>
-            <wp:docPr id="59" name="Image 30" descr=""/>
+            <wp:docPr id="72" name="Image 30" descr=""/>
             <wp:cNvGraphicFramePr>
               <a:graphicFrameLocks xmlns:a="http://schemas.openxmlformats.org/drawingml/2006/main" noChangeAspect="1"/>
             </wp:cNvGraphicFramePr>
@@ -17466,7 +18535,7 @@
               <a:graphicData uri="http://schemas.openxmlformats.org/drawingml/2006/picture">
                 <pic:pic xmlns:pic="http://schemas.openxmlformats.org/drawingml/2006/picture">
                   <pic:nvPicPr>
-                    <pic:cNvPr id="59" name="Image 30" descr=""/>
+                    <pic:cNvPr id="72" name="Image 30" descr=""/>
                     <pic:cNvPicPr>
                       <a:picLocks noChangeAspect="1" noChangeArrowheads="1"/>
                     </pic:cNvPicPr>
@@ -17504,7 +18573,7 @@
             <wp:extent cx="123825" cy="123825"/>
             <wp:effectExtent l="0" t="0" r="0" b="0"/>
             <wp:wrapTopAndBottom/>
-            <wp:docPr id="60" name="Image 31" descr=""/>
+            <wp:docPr id="73" name="Image 31" descr=""/>
             <wp:cNvGraphicFramePr>
               <a:graphicFrameLocks xmlns:a="http://schemas.openxmlformats.org/drawingml/2006/main" noChangeAspect="1"/>
             </wp:cNvGraphicFramePr>
@@ -17512,7 +18581,7 @@
               <a:graphicData uri="http://schemas.openxmlformats.org/drawingml/2006/picture">
                 <pic:pic xmlns:pic="http://schemas.openxmlformats.org/drawingml/2006/picture">
                   <pic:nvPicPr>
-                    <pic:cNvPr id="60" name="Image 31" descr=""/>
+                    <pic:cNvPr id="73" name="Image 31" descr=""/>
                     <pic:cNvPicPr>
                       <a:picLocks noChangeAspect="1" noChangeArrowheads="1"/>
                     </pic:cNvPicPr>
@@ -17552,7 +18621,7 @@
                 <wp:extent cx="143510" cy="167005"/>
                 <wp:effectExtent l="635" t="1270" r="635" b="0"/>
                 <wp:wrapNone/>
-                <wp:docPr id="61" name="Forme 3"/>
+                <wp:docPr id="74" name="Forme 3"/>
                 <a:graphic xmlns:a="http://schemas.openxmlformats.org/drawingml/2006/main">
                   <a:graphicData uri="http://schemas.microsoft.com/office/word/2010/wordprocessingShape">
                     <wps:wsp>
@@ -17611,7 +18680,7 @@
                 <wp:extent cx="1736090" cy="195580"/>
                 <wp:effectExtent l="0" t="0" r="0" b="0"/>
                 <wp:wrapNone/>
-                <wp:docPr id="62" name="Cadre de texte 14"/>
+                <wp:docPr id="75" name="Cadre de texte 14"/>
                 <a:graphic xmlns:a="http://schemas.openxmlformats.org/drawingml/2006/main">
                   <a:graphicData uri="http://schemas.microsoft.com/office/word/2010/wordprocessingShape">
                     <wps:wsp>
@@ -17639,8 +18708,8 @@
                         <w:txbxContent>
                           <w:p>
                             <w:pPr>
-                              <w:pStyle w:val="Contenudecadre"/>
-                              <w:overflowPunct w:val="true"/>
+                              <w:pStyle w:val="Contenudecadreuser"/>
+                              <w:overflowPunct w:val="false"/>
                               <w:rPr>
                                 <w:color w:val="000000"/>
                               </w:rPr>
@@ -17653,7 +18722,7 @@
                                 <w:color w:val="000000"/>
                                 <w:lang w:val="en-US"/>
                               </w:rPr>
-                              <w:t>Non renseigné</w:t>
+                              <w:t>BTS SIO</w:t>
                             </w:r>
                           </w:p>
                         </w:txbxContent>
@@ -17676,8 +18745,8 @@
                   <w:txbxContent>
                     <w:p>
                       <w:pPr>
-                        <w:pStyle w:val="Contenudecadre"/>
-                        <w:overflowPunct w:val="true"/>
+                        <w:pStyle w:val="Contenudecadreuser"/>
+                        <w:overflowPunct w:val="false"/>
                         <w:rPr>
                           <w:color w:val="000000"/>
                         </w:rPr>
@@ -17690,7 +18759,7 @@
                           <w:color w:val="000000"/>
                           <w:lang w:val="en-US"/>
                         </w:rPr>
-                        <w:t>Non renseigné</w:t>
+                        <w:t>BTS SIO</w:t>
                       </w:r>
                     </w:p>
                   </w:txbxContent>
@@ -17714,7 +18783,7 @@
                 <wp:extent cx="1736090" cy="195580"/>
                 <wp:effectExtent l="0" t="0" r="0" b="0"/>
                 <wp:wrapNone/>
-                <wp:docPr id="63" name="Cadre de texte 15"/>
+                <wp:docPr id="76" name="Cadre de texte 15"/>
                 <a:graphic xmlns:a="http://schemas.openxmlformats.org/drawingml/2006/main">
                   <a:graphicData uri="http://schemas.microsoft.com/office/word/2010/wordprocessingShape">
                     <wps:wsp>
@@ -17742,8 +18811,8 @@
                         <w:txbxContent>
                           <w:p>
                             <w:pPr>
-                              <w:pStyle w:val="Contenudecadre"/>
-                              <w:overflowPunct w:val="true"/>
+                              <w:pStyle w:val="Contenudecadreuser"/>
+                              <w:overflowPunct w:val="false"/>
                               <w:rPr>
                                 <w:color w:val="000000"/>
                               </w:rPr>
@@ -17756,7 +18825,7 @@
                                 <w:color w:val="000000"/>
                                 <w:lang w:val="en-US"/>
                               </w:rPr>
-                              <w:t>Non renseigné</w:t>
+                              <w:t>Anglais</w:t>
                             </w:r>
                           </w:p>
                         </w:txbxContent>
@@ -17779,8 +18848,8 @@
                   <w:txbxContent>
                     <w:p>
                       <w:pPr>
-                        <w:pStyle w:val="Contenudecadre"/>
-                        <w:overflowPunct w:val="true"/>
+                        <w:pStyle w:val="Contenudecadreuser"/>
+                        <w:overflowPunct w:val="false"/>
                         <w:rPr>
                           <w:color w:val="000000"/>
                         </w:rPr>
@@ -17793,7 +18862,7 @@
                           <w:color w:val="000000"/>
                           <w:lang w:val="en-US"/>
                         </w:rPr>
-                        <w:t>Non renseigné</w:t>
+                        <w:t>Anglais</w:t>
                       </w:r>
                     </w:p>
                   </w:txbxContent>
@@ -17817,7 +18886,7 @@
                 <wp:extent cx="1736090" cy="170180"/>
                 <wp:effectExtent l="0" t="0" r="0" b="0"/>
                 <wp:wrapNone/>
-                <wp:docPr id="64" name="Cadre de texte 16"/>
+                <wp:docPr id="77" name="Cadre de texte 16"/>
                 <a:graphic xmlns:a="http://schemas.openxmlformats.org/drawingml/2006/main">
                   <a:graphicData uri="http://schemas.microsoft.com/office/word/2010/wordprocessingShape">
                     <wps:wsp>
@@ -17845,8 +18914,8 @@
                         <w:txbxContent>
                           <w:p>
                             <w:pPr>
-                              <w:pStyle w:val="Contenudecadre"/>
-                              <w:overflowPunct w:val="true"/>
+                              <w:pStyle w:val="Contenudecadreuser"/>
+                              <w:overflowPunct w:val="false"/>
                               <w:rPr>
                                 <w:color w:val="000000"/>
                               </w:rPr>
@@ -17859,7 +18928,7 @@
                                 <w:color w:val="000000"/>
                                 <w:lang w:val="en-US"/>
                               </w:rPr>
-                              <w:t>Non renseigné</w:t>
+                              <w:t>aucune</w:t>
                             </w:r>
                           </w:p>
                         </w:txbxContent>
@@ -17882,8 +18951,8 @@
                   <w:txbxContent>
                     <w:p>
                       <w:pPr>
-                        <w:pStyle w:val="Contenudecadre"/>
-                        <w:overflowPunct w:val="true"/>
+                        <w:pStyle w:val="Contenudecadreuser"/>
+                        <w:overflowPunct w:val="false"/>
                         <w:rPr>
                           <w:color w:val="000000"/>
                         </w:rPr>
@@ -17896,7 +18965,7 @@
                           <w:color w:val="000000"/>
                           <w:lang w:val="en-US"/>
                         </w:rPr>
-                        <w:t>Non renseigné</w:t>
+                        <w:t>aucune</w:t>
                       </w:r>
                     </w:p>
                   </w:txbxContent>
@@ -17920,7 +18989,7 @@
                 <wp:extent cx="1736090" cy="250190"/>
                 <wp:effectExtent l="0" t="0" r="0" b="0"/>
                 <wp:wrapNone/>
-                <wp:docPr id="65" name="Cadre de texte 1"/>
+                <wp:docPr id="78" name="Cadre de texte 1"/>
                 <a:graphic xmlns:a="http://schemas.openxmlformats.org/drawingml/2006/main">
                   <a:graphicData uri="http://schemas.microsoft.com/office/word/2010/wordprocessingShape">
                     <wps:wsp>
@@ -17948,8 +19017,8 @@
                         <w:txbxContent>
                           <w:p>
                             <w:pPr>
-                              <w:pStyle w:val="Contenudecadre"/>
-                              <w:overflowPunct w:val="true"/>
+                              <w:pStyle w:val="Contenudecadreuser"/>
+                              <w:overflowPunct w:val="false"/>
                               <w:rPr>
                                 <w:color w:val="000000"/>
                               </w:rPr>
@@ -17962,7 +19031,7 @@
                                 <w:color w:val="000000"/>
                                 <w:lang w:val="en-US"/>
                               </w:rPr>
-                              <w:t>Non renseigné</w:t>
+                              <w:t>AB-111-CD</w:t>
                             </w:r>
                           </w:p>
                         </w:txbxContent>
@@ -17985,8 +19054,8 @@
                   <w:txbxContent>
                     <w:p>
                       <w:pPr>
-                        <w:pStyle w:val="Contenudecadre"/>
-                        <w:overflowPunct w:val="true"/>
+                        <w:pStyle w:val="Contenudecadreuser"/>
+                        <w:overflowPunct w:val="false"/>
                         <w:rPr>
                           <w:color w:val="000000"/>
                         </w:rPr>
@@ -17999,7 +19068,7 @@
                           <w:color w:val="000000"/>
                           <w:lang w:val="en-US"/>
                         </w:rPr>
-                        <w:t>Non renseigné</w:t>
+                        <w:t>AB-111-CD</w:t>
                       </w:r>
                     </w:p>
                   </w:txbxContent>
@@ -18023,7 +19092,7 @@
                 <wp:extent cx="1736090" cy="170180"/>
                 <wp:effectExtent l="0" t="0" r="0" b="0"/>
                 <wp:wrapNone/>
-                <wp:docPr id="66" name="Cadre de texte 13"/>
+                <wp:docPr id="79" name="Cadre de texte 13"/>
                 <a:graphic xmlns:a="http://schemas.openxmlformats.org/drawingml/2006/main">
                   <a:graphicData uri="http://schemas.microsoft.com/office/word/2010/wordprocessingShape">
                     <wps:wsp>
@@ -18051,8 +19120,8 @@
                         <w:txbxContent>
                           <w:p>
                             <w:pPr>
-                              <w:pStyle w:val="Contenudecadre"/>
-                              <w:overflowPunct w:val="true"/>
+                              <w:pStyle w:val="Contenudecadreuser"/>
+                              <w:overflowPunct w:val="false"/>
                               <w:rPr>
                                 <w:color w:val="000000"/>
                               </w:rPr>
@@ -18065,7 +19134,7 @@
                                 <w:color w:val="000000"/>
                                 <w:lang w:val="en-US"/>
                               </w:rPr>
-                              <w:t>Non renseigné</w:t>
+                              <w:t>2024-2025</w:t>
                             </w:r>
                           </w:p>
                         </w:txbxContent>
@@ -18088,8 +19157,8 @@
                   <w:txbxContent>
                     <w:p>
                       <w:pPr>
-                        <w:pStyle w:val="Contenudecadre"/>
-                        <w:overflowPunct w:val="true"/>
+                        <w:pStyle w:val="Contenudecadreuser"/>
+                        <w:overflowPunct w:val="false"/>
                         <w:rPr>
                           <w:color w:val="000000"/>
                         </w:rPr>
@@ -18102,7 +19171,7 @@
                           <w:color w:val="000000"/>
                           <w:lang w:val="en-US"/>
                         </w:rPr>
-                        <w:t>Non renseigné</w:t>
+                        <w:t>2024-2025</w:t>
                       </w:r>
                     </w:p>
                   </w:txbxContent>
@@ -18126,7 +19195,7 @@
                 <wp:extent cx="1736090" cy="170180"/>
                 <wp:effectExtent l="0" t="0" r="0" b="0"/>
                 <wp:wrapNone/>
-                <wp:docPr id="67" name="Cadre de texte 18"/>
+                <wp:docPr id="80" name="Cadre de texte 18"/>
                 <a:graphic xmlns:a="http://schemas.openxmlformats.org/drawingml/2006/main">
                   <a:graphicData uri="http://schemas.microsoft.com/office/word/2010/wordprocessingShape">
                     <wps:wsp>
@@ -18154,8 +19223,8 @@
                         <w:txbxContent>
                           <w:p>
                             <w:pPr>
-                              <w:pStyle w:val="Contenudecadre"/>
-                              <w:overflowPunct w:val="true"/>
+                              <w:pStyle w:val="Contenudecadreuser"/>
+                              <w:overflowPunct w:val="false"/>
                               <w:rPr>
                                 <w:color w:val="000000"/>
                               </w:rPr>
@@ -18168,7 +19237,7 @@
                                 <w:color w:val="000000"/>
                                 <w:lang w:val="en-US"/>
                               </w:rPr>
-                              <w:t>Non renseigné</w:t>
+                              <w:t>2023-2024</w:t>
                             </w:r>
                           </w:p>
                         </w:txbxContent>
@@ -18191,8 +19260,8 @@
                   <w:txbxContent>
                     <w:p>
                       <w:pPr>
-                        <w:pStyle w:val="Contenudecadre"/>
-                        <w:overflowPunct w:val="true"/>
+                        <w:pStyle w:val="Contenudecadreuser"/>
+                        <w:overflowPunct w:val="false"/>
                         <w:rPr>
                           <w:color w:val="000000"/>
                         </w:rPr>
@@ -18205,7 +19274,7 @@
                           <w:color w:val="000000"/>
                           <w:lang w:val="en-US"/>
                         </w:rPr>
-                        <w:t>Non renseigné</w:t>
+                        <w:t>2023-2024</w:t>
                       </w:r>
                     </w:p>
                   </w:txbxContent>
@@ -18229,7 +19298,7 @@
                 <wp:extent cx="1736090" cy="170180"/>
                 <wp:effectExtent l="0" t="0" r="0" b="0"/>
                 <wp:wrapNone/>
-                <wp:docPr id="68" name="Cadre de texte 17"/>
+                <wp:docPr id="81" name="Cadre de texte 17"/>
                 <a:graphic xmlns:a="http://schemas.openxmlformats.org/drawingml/2006/main">
                   <a:graphicData uri="http://schemas.microsoft.com/office/word/2010/wordprocessingShape">
                     <wps:wsp>
@@ -18257,8 +19326,8 @@
                         <w:txbxContent>
                           <w:p>
                             <w:pPr>
-                              <w:pStyle w:val="Contenudecadre"/>
-                              <w:overflowPunct w:val="true"/>
+                              <w:pStyle w:val="Contenudecadreuser"/>
+                              <w:overflowPunct w:val="false"/>
                               <w:rPr>
                                 <w:color w:val="000000"/>
                               </w:rPr>
@@ -18271,7 +19340,7 @@
                                 <w:color w:val="000000"/>
                                 <w:lang w:val="en-US"/>
                               </w:rPr>
-                              <w:t>Non renseigné</w:t>
+                              <w:t>term</w:t>
                             </w:r>
                           </w:p>
                         </w:txbxContent>
@@ -18294,8 +19363,8 @@
                   <w:txbxContent>
                     <w:p>
                       <w:pPr>
-                        <w:pStyle w:val="Contenudecadre"/>
-                        <w:overflowPunct w:val="true"/>
+                        <w:pStyle w:val="Contenudecadreuser"/>
+                        <w:overflowPunct w:val="false"/>
                         <w:rPr>
                           <w:color w:val="000000"/>
                         </w:rPr>
@@ -18308,7 +19377,7 @@
                           <w:color w:val="000000"/>
                           <w:lang w:val="en-US"/>
                         </w:rPr>
-                        <w:t>Non renseigné</w:t>
+                        <w:t>term</w:t>
                       </w:r>
                     </w:p>
                   </w:txbxContent>
@@ -18332,7 +19401,7 @@
                 <wp:extent cx="1736090" cy="170180"/>
                 <wp:effectExtent l="0" t="0" r="0" b="0"/>
                 <wp:wrapNone/>
-                <wp:docPr id="69" name="Cadre de texte 19"/>
+                <wp:docPr id="82" name="Cadre de texte 19"/>
                 <a:graphic xmlns:a="http://schemas.openxmlformats.org/drawingml/2006/main">
                   <a:graphicData uri="http://schemas.microsoft.com/office/word/2010/wordprocessingShape">
                     <wps:wsp>
@@ -18360,8 +19429,8 @@
                         <w:txbxContent>
                           <w:p>
                             <w:pPr>
-                              <w:pStyle w:val="Contenudecadre"/>
-                              <w:overflowPunct w:val="true"/>
+                              <w:pStyle w:val="Contenudecadreuser"/>
+                              <w:overflowPunct w:val="false"/>
                               <w:rPr>
                                 <w:color w:val="000000"/>
                               </w:rPr>
@@ -18374,7 +19443,7 @@
                                 <w:color w:val="000000"/>
                                 <w:lang w:val="en-US"/>
                               </w:rPr>
-                              <w:t>Non renseigné</w:t>
+                              <w:t>premiere</w:t>
                             </w:r>
                           </w:p>
                         </w:txbxContent>
@@ -18397,8 +19466,8 @@
                   <w:txbxContent>
                     <w:p>
                       <w:pPr>
-                        <w:pStyle w:val="Contenudecadre"/>
-                        <w:overflowPunct w:val="true"/>
+                        <w:pStyle w:val="Contenudecadreuser"/>
+                        <w:overflowPunct w:val="false"/>
                         <w:rPr>
                           <w:color w:val="000000"/>
                         </w:rPr>
@@ -18411,7 +19480,7 @@
                           <w:color w:val="000000"/>
                           <w:lang w:val="en-US"/>
                         </w:rPr>
-                        <w:t>Non renseigné</w:t>
+                        <w:t>premiere</w:t>
                       </w:r>
                     </w:p>
                   </w:txbxContent>
@@ -18435,7 +19504,7 @@
                 <wp:extent cx="1736090" cy="170180"/>
                 <wp:effectExtent l="0" t="0" r="0" b="0"/>
                 <wp:wrapNone/>
-                <wp:docPr id="70" name="Cadre de texte 20"/>
+                <wp:docPr id="83" name="Cadre de texte 20"/>
                 <a:graphic xmlns:a="http://schemas.openxmlformats.org/drawingml/2006/main">
                   <a:graphicData uri="http://schemas.microsoft.com/office/word/2010/wordprocessingShape">
                     <wps:wsp>
@@ -18463,8 +19532,8 @@
                         <w:txbxContent>
                           <w:p>
                             <w:pPr>
-                              <w:pStyle w:val="Contenudecadre"/>
-                              <w:overflowPunct w:val="true"/>
+                              <w:pStyle w:val="Contenudecadreuser"/>
+                              <w:overflowPunct w:val="false"/>
                               <w:rPr>
                                 <w:color w:val="000000"/>
                               </w:rPr>
@@ -18477,7 +19546,7 @@
                                 <w:color w:val="000000"/>
                                 <w:lang w:val="en-US"/>
                               </w:rPr>
-                              <w:t>Non renseigné</w:t>
+                              <w:t>Anglais</w:t>
                             </w:r>
                           </w:p>
                         </w:txbxContent>
@@ -18500,8 +19569,8 @@
                   <w:txbxContent>
                     <w:p>
                       <w:pPr>
-                        <w:pStyle w:val="Contenudecadre"/>
-                        <w:overflowPunct w:val="true"/>
+                        <w:pStyle w:val="Contenudecadreuser"/>
+                        <w:overflowPunct w:val="false"/>
                         <w:rPr>
                           <w:color w:val="000000"/>
                         </w:rPr>
@@ -18514,7 +19583,7 @@
                           <w:color w:val="000000"/>
                           <w:lang w:val="en-US"/>
                         </w:rPr>
-                        <w:t>Non renseigné</w:t>
+                        <w:t>Anglais</w:t>
                       </w:r>
                     </w:p>
                   </w:txbxContent>
@@ -18538,7 +19607,7 @@
                 <wp:extent cx="1736090" cy="170180"/>
                 <wp:effectExtent l="0" t="0" r="0" b="0"/>
                 <wp:wrapNone/>
-                <wp:docPr id="71" name="Cadre de texte 21"/>
+                <wp:docPr id="84" name="Cadre de texte 21"/>
                 <a:graphic xmlns:a="http://schemas.openxmlformats.org/drawingml/2006/main">
                   <a:graphicData uri="http://schemas.microsoft.com/office/word/2010/wordprocessingShape">
                     <wps:wsp>
@@ -18566,8 +19635,8 @@
                         <w:txbxContent>
                           <w:p>
                             <w:pPr>
-                              <w:pStyle w:val="Contenudecadre"/>
-                              <w:overflowPunct w:val="true"/>
+                              <w:pStyle w:val="Contenudecadreuser"/>
+                              <w:overflowPunct w:val="false"/>
                               <w:rPr>
                                 <w:color w:val="000000"/>
                               </w:rPr>
@@ -18580,7 +19649,7 @@
                                 <w:color w:val="000000"/>
                                 <w:lang w:val="en-US"/>
                               </w:rPr>
-                              <w:t>Non renseigné</w:t>
+                              <w:t>Anglais</w:t>
                             </w:r>
                           </w:p>
                         </w:txbxContent>
@@ -18603,8 +19672,8 @@
                   <w:txbxContent>
                     <w:p>
                       <w:pPr>
-                        <w:pStyle w:val="Contenudecadre"/>
-                        <w:overflowPunct w:val="true"/>
+                        <w:pStyle w:val="Contenudecadreuser"/>
+                        <w:overflowPunct w:val="false"/>
                         <w:rPr>
                           <w:color w:val="000000"/>
                         </w:rPr>
@@ -18617,7 +19686,7 @@
                           <w:color w:val="000000"/>
                           <w:lang w:val="en-US"/>
                         </w:rPr>
-                        <w:t>Non renseigné</w:t>
+                        <w:t>Anglais</w:t>
                       </w:r>
                     </w:p>
                   </w:txbxContent>
@@ -18641,7 +19710,7 @@
                 <wp:extent cx="1821180" cy="170180"/>
                 <wp:effectExtent l="0" t="0" r="0" b="0"/>
                 <wp:wrapNone/>
-                <wp:docPr id="72" name="Cadre de texte 22"/>
+                <wp:docPr id="85" name="Cadre de texte 22"/>
                 <a:graphic xmlns:a="http://schemas.openxmlformats.org/drawingml/2006/main">
                   <a:graphicData uri="http://schemas.microsoft.com/office/word/2010/wordprocessingShape">
                     <wps:wsp>
@@ -18669,8 +19738,8 @@
                         <w:txbxContent>
                           <w:p>
                             <w:pPr>
-                              <w:pStyle w:val="Contenudecadre"/>
-                              <w:overflowPunct w:val="true"/>
+                              <w:pStyle w:val="Contenudecadreuser"/>
+                              <w:overflowPunct w:val="false"/>
                               <w:rPr>
                                 <w:color w:val="000000"/>
                               </w:rPr>
@@ -18683,7 +19752,7 @@
                                 <w:color w:val="000000"/>
                                 <w:lang w:val="en-US"/>
                               </w:rPr>
-                              <w:t>Non renseigné</w:t>
+                              <w:t>Espagnol</w:t>
                             </w:r>
                           </w:p>
                         </w:txbxContent>
@@ -18706,8 +19775,8 @@
                   <w:txbxContent>
                     <w:p>
                       <w:pPr>
-                        <w:pStyle w:val="Contenudecadre"/>
-                        <w:overflowPunct w:val="true"/>
+                        <w:pStyle w:val="Contenudecadreuser"/>
+                        <w:overflowPunct w:val="false"/>
                         <w:rPr>
                           <w:color w:val="000000"/>
                         </w:rPr>
@@ -18720,7 +19789,7 @@
                           <w:color w:val="000000"/>
                           <w:lang w:val="en-US"/>
                         </w:rPr>
-                        <w:t>Non renseigné</w:t>
+                        <w:t>Espagnol</w:t>
                       </w:r>
                     </w:p>
                   </w:txbxContent>
@@ -18744,7 +19813,7 @@
                 <wp:extent cx="1821180" cy="170180"/>
                 <wp:effectExtent l="0" t="0" r="0" b="0"/>
                 <wp:wrapNone/>
-                <wp:docPr id="73" name="Cadre de texte 23"/>
+                <wp:docPr id="86" name="Cadre de texte 23"/>
                 <a:graphic xmlns:a="http://schemas.openxmlformats.org/drawingml/2006/main">
                   <a:graphicData uri="http://schemas.microsoft.com/office/word/2010/wordprocessingShape">
                     <wps:wsp>
@@ -18772,8 +19841,8 @@
                         <w:txbxContent>
                           <w:p>
                             <w:pPr>
-                              <w:pStyle w:val="Contenudecadre"/>
-                              <w:overflowPunct w:val="true"/>
+                              <w:pStyle w:val="Contenudecadreuser"/>
+                              <w:overflowPunct w:val="false"/>
                               <w:rPr>
                                 <w:color w:val="000000"/>
                               </w:rPr>
@@ -18786,7 +19855,7 @@
                                 <w:color w:val="000000"/>
                                 <w:lang w:val="en-US"/>
                               </w:rPr>
-                              <w:t>Non renseigné</w:t>
+                              <w:t>Espagnol</w:t>
                             </w:r>
                           </w:p>
                         </w:txbxContent>
@@ -18809,8 +19878,8 @@
                   <w:txbxContent>
                     <w:p>
                       <w:pPr>
-                        <w:pStyle w:val="Contenudecadre"/>
-                        <w:overflowPunct w:val="true"/>
+                        <w:pStyle w:val="Contenudecadreuser"/>
+                        <w:overflowPunct w:val="false"/>
                         <w:rPr>
                           <w:color w:val="000000"/>
                         </w:rPr>
@@ -18823,7 +19892,7 @@
                           <w:color w:val="000000"/>
                           <w:lang w:val="en-US"/>
                         </w:rPr>
-                        <w:t>Non renseigné</w:t>
+                        <w:t>Espagnol</w:t>
                       </w:r>
                     </w:p>
                   </w:txbxContent>
@@ -18847,7 +19916,7 @@
                 <wp:extent cx="1821180" cy="170180"/>
                 <wp:effectExtent l="0" t="0" r="0" b="0"/>
                 <wp:wrapNone/>
-                <wp:docPr id="74" name="Cadre de texte 24"/>
+                <wp:docPr id="87" name="Cadre de texte 24"/>
                 <a:graphic xmlns:a="http://schemas.openxmlformats.org/drawingml/2006/main">
                   <a:graphicData uri="http://schemas.microsoft.com/office/word/2010/wordprocessingShape">
                     <wps:wsp>
@@ -18875,8 +19944,8 @@
                         <w:txbxContent>
                           <w:p>
                             <w:pPr>
-                              <w:pStyle w:val="Contenudecadre"/>
-                              <w:overflowPunct w:val="true"/>
+                              <w:pStyle w:val="Contenudecadreuser"/>
+                              <w:overflowPunct w:val="false"/>
                               <w:rPr>
                                 <w:color w:val="000000"/>
                               </w:rPr>
@@ -18889,7 +19958,7 @@
                                 <w:color w:val="000000"/>
                                 <w:lang w:val="en-US"/>
                               </w:rPr>
-                              <w:t>Non renseigné</w:t>
+                              <w:t>1</w:t>
                             </w:r>
                           </w:p>
                         </w:txbxContent>
@@ -18912,8 +19981,8 @@
                   <w:txbxContent>
                     <w:p>
                       <w:pPr>
-                        <w:pStyle w:val="Contenudecadre"/>
-                        <w:overflowPunct w:val="true"/>
+                        <w:pStyle w:val="Contenudecadreuser"/>
+                        <w:overflowPunct w:val="false"/>
                         <w:rPr>
                           <w:color w:val="000000"/>
                         </w:rPr>
@@ -18926,7 +19995,7 @@
                           <w:color w:val="000000"/>
                           <w:lang w:val="en-US"/>
                         </w:rPr>
-                        <w:t>Non renseigné</w:t>
+                        <w:t>1</w:t>
                       </w:r>
                     </w:p>
                   </w:txbxContent>
@@ -18950,7 +20019,7 @@
                 <wp:extent cx="1821180" cy="170180"/>
                 <wp:effectExtent l="0" t="0" r="0" b="0"/>
                 <wp:wrapNone/>
-                <wp:docPr id="75" name="Cadre de texte 25"/>
+                <wp:docPr id="88" name="Cadre de texte 25"/>
                 <a:graphic xmlns:a="http://schemas.openxmlformats.org/drawingml/2006/main">
                   <a:graphicData uri="http://schemas.microsoft.com/office/word/2010/wordprocessingShape">
                     <wps:wsp>
@@ -18978,8 +20047,8 @@
                         <w:txbxContent>
                           <w:p>
                             <w:pPr>
-                              <w:pStyle w:val="Contenudecadre"/>
-                              <w:overflowPunct w:val="true"/>
+                              <w:pStyle w:val="Contenudecadreuser"/>
+                              <w:overflowPunct w:val="false"/>
                               <w:rPr>
                                 <w:color w:val="000000"/>
                               </w:rPr>
@@ -18992,7 +20061,7 @@
                                 <w:color w:val="000000"/>
                                 <w:lang w:val="en-US"/>
                               </w:rPr>
-                              <w:t>Non renseigné</w:t>
+                              <w:t>1</w:t>
                             </w:r>
                           </w:p>
                         </w:txbxContent>
@@ -19015,8 +20084,8 @@
                   <w:txbxContent>
                     <w:p>
                       <w:pPr>
-                        <w:pStyle w:val="Contenudecadre"/>
-                        <w:overflowPunct w:val="true"/>
+                        <w:pStyle w:val="Contenudecadreuser"/>
+                        <w:overflowPunct w:val="false"/>
                         <w:rPr>
                           <w:color w:val="000000"/>
                         </w:rPr>
@@ -19029,7 +20098,7 @@
                           <w:color w:val="000000"/>
                           <w:lang w:val="en-US"/>
                         </w:rPr>
-                        <w:t>Non renseigné</w:t>
+                        <w:t>1</w:t>
                       </w:r>
                     </w:p>
                   </w:txbxContent>
@@ -19053,7 +20122,7 @@
                 <wp:extent cx="1821180" cy="170180"/>
                 <wp:effectExtent l="0" t="0" r="0" b="0"/>
                 <wp:wrapNone/>
-                <wp:docPr id="76" name="Cadre de texte 27"/>
+                <wp:docPr id="89" name="Cadre de texte 27"/>
                 <a:graphic xmlns:a="http://schemas.openxmlformats.org/drawingml/2006/main">
                   <a:graphicData uri="http://schemas.microsoft.com/office/word/2010/wordprocessingShape">
                     <wps:wsp>
@@ -19081,8 +20150,8 @@
                         <w:txbxContent>
                           <w:p>
                             <w:pPr>
-                              <w:pStyle w:val="Contenudecadre"/>
-                              <w:overflowPunct w:val="true"/>
+                              <w:pStyle w:val="Contenudecadreuser"/>
+                              <w:overflowPunct w:val="false"/>
                               <w:rPr>
                                 <w:color w:val="000000"/>
                               </w:rPr>
@@ -19095,7 +20164,7 @@
                                 <w:color w:val="000000"/>
                                 <w:lang w:val="en-US"/>
                               </w:rPr>
-                              <w:t>Non renseigné</w:t>
+                              <w:t>f</w:t>
                             </w:r>
                           </w:p>
                         </w:txbxContent>
@@ -19118,8 +20187,8 @@
                   <w:txbxContent>
                     <w:p>
                       <w:pPr>
-                        <w:pStyle w:val="Contenudecadre"/>
-                        <w:overflowPunct w:val="true"/>
+                        <w:pStyle w:val="Contenudecadreuser"/>
+                        <w:overflowPunct w:val="false"/>
                         <w:rPr>
                           <w:color w:val="000000"/>
                         </w:rPr>
@@ -19132,7 +20201,7 @@
                           <w:color w:val="000000"/>
                           <w:lang w:val="en-US"/>
                         </w:rPr>
-                        <w:t>Non renseigné</w:t>
+                        <w:t>f</w:t>
                       </w:r>
                     </w:p>
                   </w:txbxContent>
@@ -19156,7 +20225,7 @@
                 <wp:extent cx="1821180" cy="170180"/>
                 <wp:effectExtent l="0" t="0" r="0" b="0"/>
                 <wp:wrapNone/>
-                <wp:docPr id="77" name="Cadre de texte 28"/>
+                <wp:docPr id="90" name="Cadre de texte 28"/>
                 <a:graphic xmlns:a="http://schemas.openxmlformats.org/drawingml/2006/main">
                   <a:graphicData uri="http://schemas.microsoft.com/office/word/2010/wordprocessingShape">
                     <wps:wsp>
@@ -19184,8 +20253,8 @@
                         <w:txbxContent>
                           <w:p>
                             <w:pPr>
-                              <w:pStyle w:val="Contenudecadre"/>
-                              <w:overflowPunct w:val="true"/>
+                              <w:pStyle w:val="Contenudecadreuser"/>
+                              <w:overflowPunct w:val="false"/>
                               <w:rPr>
                                 <w:color w:val="000000"/>
                               </w:rPr>
@@ -19198,7 +20267,7 @@
                                 <w:color w:val="000000"/>
                                 <w:lang w:val="en-US"/>
                               </w:rPr>
-                              <w:t>Non renseigné</w:t>
+                              <w:t>fr</w:t>
                             </w:r>
                           </w:p>
                         </w:txbxContent>
@@ -19221,8 +20290,8 @@
                   <w:txbxContent>
                     <w:p>
                       <w:pPr>
-                        <w:pStyle w:val="Contenudecadre"/>
-                        <w:overflowPunct w:val="true"/>
+                        <w:pStyle w:val="Contenudecadreuser"/>
+                        <w:overflowPunct w:val="false"/>
                         <w:rPr>
                           <w:color w:val="000000"/>
                         </w:rPr>
@@ -19235,7 +20304,7 @@
                           <w:color w:val="000000"/>
                           <w:lang w:val="en-US"/>
                         </w:rPr>
-                        <w:t>Non renseigné</w:t>
+                        <w:t>fr</w:t>
                       </w:r>
                     </w:p>
                   </w:txbxContent>
@@ -19259,7 +20328,7 @@
                 <wp:extent cx="2056130" cy="321945"/>
                 <wp:effectExtent l="0" t="0" r="0" b="0"/>
                 <wp:wrapNone/>
-                <wp:docPr id="78" name="Cadre de texte 29"/>
+                <wp:docPr id="91" name="Cadre de texte 29"/>
                 <a:graphic xmlns:a="http://schemas.openxmlformats.org/drawingml/2006/main">
                   <a:graphicData uri="http://schemas.microsoft.com/office/word/2010/wordprocessingShape">
                     <wps:wsp>
@@ -19287,8 +20356,8 @@
                         <w:txbxContent>
                           <w:p>
                             <w:pPr>
-                              <w:pStyle w:val="Contenudecadre"/>
-                              <w:overflowPunct w:val="true"/>
+                              <w:pStyle w:val="Contenudecadreuser"/>
+                              <w:overflowPunct w:val="false"/>
                               <w:rPr>
                                 <w:color w:val="000000"/>
                               </w:rPr>
@@ -19301,7 +20370,7 @@
                                 <w:color w:val="000000"/>
                                 <w:lang w:val="en-US"/>
                               </w:rPr>
-                              <w:t>Non renseigné</w:t>
+                              <w:t>bac générale</w:t>
                             </w:r>
                           </w:p>
                         </w:txbxContent>
@@ -19324,8 +20393,8 @@
                   <w:txbxContent>
                     <w:p>
                       <w:pPr>
-                        <w:pStyle w:val="Contenudecadre"/>
-                        <w:overflowPunct w:val="true"/>
+                        <w:pStyle w:val="Contenudecadreuser"/>
+                        <w:overflowPunct w:val="false"/>
                         <w:rPr>
                           <w:color w:val="000000"/>
                         </w:rPr>
@@ -19338,7 +20407,331 @@
                           <w:color w:val="000000"/>
                           <w:lang w:val="en-US"/>
                         </w:rPr>
-                        <w:t>Non renseigné</w:t>
+                        <w:t>bac générale</w:t>
+                      </w:r>
+                    </w:p>
+                  </w:txbxContent>
+                </v:textbox>
+                <w10:wrap type="none"/>
+              </v:rect>
+            </w:pict>
+          </mc:Fallback>
+        </mc:AlternateContent>
+        <mc:AlternateContent>
+          <mc:Choice Requires="wps">
+            <w:drawing>
+              <wp:anchor behindDoc="0" distT="1270" distB="0" distL="635" distR="635" simplePos="0" locked="0" layoutInCell="1" allowOverlap="1" relativeHeight="142">
+                <wp:simplePos x="0" y="0"/>
+                <wp:positionH relativeFrom="column">
+                  <wp:posOffset>843915</wp:posOffset>
+                </wp:positionH>
+                <wp:positionV relativeFrom="paragraph">
+                  <wp:posOffset>134620</wp:posOffset>
+                </wp:positionV>
+                <wp:extent cx="638810" cy="227965"/>
+                <wp:effectExtent l="635" t="1270" r="635" b="0"/>
+                <wp:wrapNone/>
+                <wp:docPr id="92" name="Forme 5"/>
+                <a:graphic xmlns:a="http://schemas.openxmlformats.org/drawingml/2006/main">
+                  <a:graphicData uri="http://schemas.microsoft.com/office/word/2010/wordprocessingShape">
+                    <wps:wsp>
+                      <wps:cNvSpPr/>
+                      <wps:spPr>
+                        <a:xfrm>
+                          <a:off x="0" y="0"/>
+                          <a:ext cx="638640" cy="227880"/>
+                        </a:xfrm>
+                        <a:prstGeom prst="rect">
+                          <a:avLst/>
+                        </a:prstGeom>
+                        <a:solidFill>
+                          <a:srgbClr val="ffffff"/>
+                        </a:solidFill>
+                        <a:ln w="0">
+                          <a:solidFill>
+                            <a:srgbClr val="ffffff"/>
+                          </a:solidFill>
+                        </a:ln>
+                      </wps:spPr>
+                      <wps:style>
+                        <a:lnRef idx="0"/>
+                        <a:fillRef idx="0"/>
+                        <a:effectRef idx="0"/>
+                        <a:fontRef idx="minor"/>
+                      </wps:style>
+                      <wps:bodyPr/>
+                    </wps:wsp>
+                  </a:graphicData>
+                </a:graphic>
+              </wp:anchor>
+            </w:drawing>
+          </mc:Choice>
+          <mc:Fallback>
+            <w:pict>
+              <v:rect id="shape_0" ID="Forme 5" path="m0,0l-2147483645,0l-2147483645,-2147483646l0,-2147483646xe" fillcolor="white" stroked="t" o:allowincell="f" style="position:absolute;margin-left:66.45pt;margin-top:10.6pt;width:50.25pt;height:17.9pt;mso-wrap-style:none;v-text-anchor:middle">
+                <v:fill o:detectmouseclick="t" type="solid" color2="black"/>
+                <v:stroke color="white" joinstyle="round" endcap="flat"/>
+                <w10:wrap type="none"/>
+              </v:rect>
+            </w:pict>
+          </mc:Fallback>
+        </mc:AlternateContent>
+        <mc:AlternateContent>
+          <mc:Choice Requires="wps">
+            <w:drawing>
+              <wp:anchor behindDoc="0" distT="635" distB="635" distL="1270" distR="0" simplePos="0" locked="0" layoutInCell="1" allowOverlap="1" relativeHeight="143">
+                <wp:simplePos x="0" y="0"/>
+                <wp:positionH relativeFrom="column">
+                  <wp:posOffset>2649220</wp:posOffset>
+                </wp:positionH>
+                <wp:positionV relativeFrom="paragraph">
+                  <wp:posOffset>192405</wp:posOffset>
+                </wp:positionV>
+                <wp:extent cx="4121785" cy="304800"/>
+                <wp:effectExtent l="1270" t="635" r="0" b="635"/>
+                <wp:wrapNone/>
+                <wp:docPr id="93" name="Forme 6"/>
+                <a:graphic xmlns:a="http://schemas.openxmlformats.org/drawingml/2006/main">
+                  <a:graphicData uri="http://schemas.microsoft.com/office/word/2010/wordprocessingShape">
+                    <wps:wsp>
+                      <wps:cNvSpPr/>
+                      <wps:spPr>
+                        <a:xfrm>
+                          <a:off x="0" y="0"/>
+                          <a:ext cx="4121640" cy="304920"/>
+                        </a:xfrm>
+                        <a:prstGeom prst="rect">
+                          <a:avLst/>
+                        </a:prstGeom>
+                        <a:solidFill>
+                          <a:srgbClr val="ffffff"/>
+                        </a:solidFill>
+                        <a:ln w="0">
+                          <a:solidFill>
+                            <a:srgbClr val="ffffff"/>
+                          </a:solidFill>
+                        </a:ln>
+                      </wps:spPr>
+                      <wps:style>
+                        <a:lnRef idx="0"/>
+                        <a:fillRef idx="0"/>
+                        <a:effectRef idx="0"/>
+                        <a:fontRef idx="minor"/>
+                      </wps:style>
+                      <wps:bodyPr/>
+                    </wps:wsp>
+                  </a:graphicData>
+                </a:graphic>
+              </wp:anchor>
+            </w:drawing>
+          </mc:Choice>
+          <mc:Fallback>
+            <w:pict>
+              <v:rect id="shape_0" ID="Forme 6" path="m0,0l-2147483645,0l-2147483645,-2147483646l0,-2147483646xe" fillcolor="white" stroked="t" o:allowincell="f" style="position:absolute;margin-left:208.6pt;margin-top:15.15pt;width:324.5pt;height:23.95pt;mso-wrap-style:none;v-text-anchor:middle">
+                <v:fill o:detectmouseclick="t" type="solid" color2="black"/>
+                <v:stroke color="white" joinstyle="round" endcap="flat"/>
+                <w10:wrap type="none"/>
+              </v:rect>
+            </w:pict>
+          </mc:Fallback>
+        </mc:AlternateContent>
+        <mc:AlternateContent>
+          <mc:Choice Requires="wps">
+            <w:drawing>
+              <wp:anchor behindDoc="0" distT="0" distB="0" distL="0" distR="0" simplePos="0" locked="0" layoutInCell="1" allowOverlap="1" relativeHeight="146">
+                <wp:simplePos x="0" y="0"/>
+                <wp:positionH relativeFrom="column">
+                  <wp:posOffset>843915</wp:posOffset>
+                </wp:positionH>
+                <wp:positionV relativeFrom="paragraph">
+                  <wp:posOffset>201295</wp:posOffset>
+                </wp:positionV>
+                <wp:extent cx="1653540" cy="161290"/>
+                <wp:effectExtent l="0" t="0" r="0" b="0"/>
+                <wp:wrapNone/>
+                <wp:docPr id="94" name="Cadre de texte 55"/>
+                <a:graphic xmlns:a="http://schemas.openxmlformats.org/drawingml/2006/main">
+                  <a:graphicData uri="http://schemas.microsoft.com/office/word/2010/wordprocessingShape">
+                    <wps:wsp>
+                      <wps:cNvSpPr/>
+                      <wps:spPr>
+                        <a:xfrm>
+                          <a:off x="0" y="0"/>
+                          <a:ext cx="1653480" cy="161280"/>
+                        </a:xfrm>
+                        <a:prstGeom prst="rect">
+                          <a:avLst/>
+                        </a:prstGeom>
+                        <a:noFill/>
+                        <a:ln w="0">
+                          <a:noFill/>
+                        </a:ln>
+                      </wps:spPr>
+                      <wps:style>
+                        <a:lnRef idx="0"/>
+                        <a:fillRef idx="0"/>
+                        <a:effectRef idx="0"/>
+                        <a:fontRef idx="minor"/>
+                      </wps:style>
+                      <wps:txbx>
+                        <w:txbxContent>
+                          <w:p>
+                            <w:pPr>
+                              <w:pStyle w:val="Contenudecadreuser"/>
+                              <w:overflowPunct w:val="false"/>
+                              <w:rPr>
+                                <w:color w:val="000000"/>
+                              </w:rPr>
+                            </w:pPr>
+                            <w:r>
+                              <w:rPr>
+                                <w:rFonts w:eastAsia="Calibri" w:cs="" w:ascii="Arial" w:hAnsi="Arial" w:cstheme="minorBidi" w:eastAsiaTheme="minorHAnsi"/>
+                                <w:b/>
+                                <w:bCs/>
+                                <w:color w:val="000000"/>
+                                <w:lang w:val="en-US"/>
+                              </w:rPr>
+                              <w:t>Oui</w:t>
+                            </w:r>
+                          </w:p>
+                        </w:txbxContent>
+                      </wps:txbx>
+                      <wps:bodyPr lIns="0" rIns="0" tIns="0" bIns="0" anchor="t">
+                        <a:noAutofit/>
+                      </wps:bodyPr>
+                    </wps:wsp>
+                  </a:graphicData>
+                </a:graphic>
+              </wp:anchor>
+            </w:drawing>
+          </mc:Choice>
+          <mc:Fallback>
+            <w:pict>
+              <v:rect id="shape_0" ID="Cadre de texte 55" path="m0,0l-2147483645,0l-2147483645,-2147483646l0,-2147483646xe" stroked="f" o:allowincell="f" style="position:absolute;margin-left:66.45pt;margin-top:15.85pt;width:130.15pt;height:12.65pt;mso-wrap-style:square;v-text-anchor:top">
+                <v:fill o:detectmouseclick="t" on="false"/>
+                <v:stroke color="#3465a4" joinstyle="round" endcap="flat"/>
+                <v:textbox>
+                  <w:txbxContent>
+                    <w:p>
+                      <w:pPr>
+                        <w:pStyle w:val="Contenudecadreuser"/>
+                        <w:overflowPunct w:val="false"/>
+                        <w:rPr>
+                          <w:color w:val="000000"/>
+                        </w:rPr>
+                      </w:pPr>
+                      <w:r>
+                        <w:rPr>
+                          <w:rFonts w:eastAsia="Calibri" w:cs="" w:ascii="Arial" w:hAnsi="Arial" w:cstheme="minorBidi" w:eastAsiaTheme="minorHAnsi"/>
+                          <w:b/>
+                          <w:bCs/>
+                          <w:color w:val="000000"/>
+                          <w:lang w:val="en-US"/>
+                        </w:rPr>
+                        <w:t>Oui</w:t>
+                      </w:r>
+                    </w:p>
+                  </w:txbxContent>
+                </v:textbox>
+                <w10:wrap type="none"/>
+              </v:rect>
+            </w:pict>
+          </mc:Fallback>
+        </mc:AlternateContent>
+        <mc:AlternateContent>
+          <mc:Choice Requires="wps">
+            <w:drawing>
+              <wp:anchor behindDoc="0" distT="0" distB="0" distL="0" distR="0" simplePos="0" locked="0" layoutInCell="1" allowOverlap="1" relativeHeight="148">
+                <wp:simplePos x="0" y="0"/>
+                <wp:positionH relativeFrom="column">
+                  <wp:posOffset>2765425</wp:posOffset>
+                </wp:positionH>
+                <wp:positionV relativeFrom="paragraph">
+                  <wp:posOffset>201295</wp:posOffset>
+                </wp:positionV>
+                <wp:extent cx="4295140" cy="259715"/>
+                <wp:effectExtent l="0" t="0" r="0" b="0"/>
+                <wp:wrapNone/>
+                <wp:docPr id="95" name="Cadre de texte 56"/>
+                <a:graphic xmlns:a="http://schemas.openxmlformats.org/drawingml/2006/main">
+                  <a:graphicData uri="http://schemas.microsoft.com/office/word/2010/wordprocessingShape">
+                    <wps:wsp>
+                      <wps:cNvSpPr/>
+                      <wps:spPr>
+                        <a:xfrm>
+                          <a:off x="0" y="0"/>
+                          <a:ext cx="4295160" cy="259560"/>
+                        </a:xfrm>
+                        <a:prstGeom prst="rect">
+                          <a:avLst/>
+                        </a:prstGeom>
+                        <a:noFill/>
+                        <a:ln w="0">
+                          <a:noFill/>
+                        </a:ln>
+                      </wps:spPr>
+                      <wps:style>
+                        <a:lnRef idx="0"/>
+                        <a:fillRef idx="0"/>
+                        <a:effectRef idx="0"/>
+                        <a:fontRef idx="minor"/>
+                      </wps:style>
+                      <wps:txbx>
+                        <w:txbxContent>
+                          <w:p>
+                            <w:pPr>
+                              <w:pStyle w:val="Contenudecadreuser"/>
+                              <w:overflowPunct w:val="false"/>
+                              <w:rPr>
+                                <w:color w:val="000000"/>
+                              </w:rPr>
+                            </w:pPr>
+                            <w:r>
+                              <w:rPr>
+                                <w:rFonts w:eastAsia="Calibri" w:cs="" w:ascii="Arial" w:hAnsi="Arial" w:cstheme="minorBidi" w:eastAsiaTheme="minorHAnsi"/>
+                                <w:b/>
+                                <w:bCs/>
+                                <w:color w:val="000000"/>
+                                <w:lang w:val="en-US"/>
+                              </w:rPr>
+                              <w:t>Voiture</w:t>
+                            </w:r>
+                          </w:p>
+                        </w:txbxContent>
+                      </wps:txbx>
+                      <wps:bodyPr lIns="0" rIns="0" tIns="0" bIns="0" anchor="t">
+                        <a:noAutofit/>
+                      </wps:bodyPr>
+                    </wps:wsp>
+                  </a:graphicData>
+                </a:graphic>
+              </wp:anchor>
+            </w:drawing>
+          </mc:Choice>
+          <mc:Fallback>
+            <w:pict>
+              <v:rect id="shape_0" ID="Cadre de texte 56" path="m0,0l-2147483645,0l-2147483645,-2147483646l0,-2147483646xe" stroked="f" o:allowincell="f" style="position:absolute;margin-left:217.75pt;margin-top:15.85pt;width:338.15pt;height:20.4pt;mso-wrap-style:square;v-text-anchor:top">
+                <v:fill o:detectmouseclick="t" on="false"/>
+                <v:stroke color="#3465a4" joinstyle="round" endcap="flat"/>
+                <v:textbox>
+                  <w:txbxContent>
+                    <w:p>
+                      <w:pPr>
+                        <w:pStyle w:val="Contenudecadreuser"/>
+                        <w:overflowPunct w:val="false"/>
+                        <w:rPr>
+                          <w:color w:val="000000"/>
+                        </w:rPr>
+                      </w:pPr>
+                      <w:r>
+                        <w:rPr>
+                          <w:rFonts w:eastAsia="Calibri" w:cs="" w:ascii="Arial" w:hAnsi="Arial" w:cstheme="minorBidi" w:eastAsiaTheme="minorHAnsi"/>
+                          <w:b/>
+                          <w:bCs/>
+                          <w:color w:val="000000"/>
+                          <w:lang w:val="en-US"/>
+                        </w:rPr>
+                        <w:t>Voiture</w:t>
                       </w:r>
                     </w:p>
                   </w:txbxContent>
@@ -19529,15 +20922,15 @@
       <w:lang w:val="fr-FR" w:eastAsia="en-US" w:bidi="ar-SA"/>
     </w:rPr>
   </w:style>
-  <w:style w:type="paragraph" w:styleId="Contenudecadre">
-    <w:name w:val="Contenu de cadre"/>
+  <w:style w:type="paragraph" w:styleId="Contenudecadreuser">
+    <w:name w:val="Contenu de cadre (user)"/>
     <w:basedOn w:val="Normal"/>
     <w:qFormat/>
     <w:pPr/>
     <w:rPr/>
   </w:style>
-  <w:style w:type="paragraph" w:styleId="Contenudecadreuser">
-    <w:name w:val="Contenu de cadre (user)"/>
+  <w:style w:type="paragraph" w:styleId="Contenudecadre">
+    <w:name w:val="Contenu de cadre"/>
     <w:basedOn w:val="Normal"/>
     <w:qFormat/>
     <w:pPr/>

--- a/public/generated/dossier_bts_Rouff.docx
+++ b/public/generated/dossier_bts_Rouff.docx
@@ -18376,7 +18376,7 @@
                                 <w:color w:val="000000"/>
                                 <w:lang w:val="en-US"/>
                               </w:rPr>
-                              <w:t>☐ Tickets   ☐ Externe</w:t>
+                              <w:t>☑ Tickets   ☐ Externe</w:t>
                             </w:r>
                           </w:p>
                         </w:txbxContent>
@@ -18413,7 +18413,7 @@
                           <w:color w:val="000000"/>
                           <w:lang w:val="en-US"/>
                         </w:rPr>
-                        <w:t>☐ Tickets   ☐ Externe</w:t>
+                        <w:t>☑ Tickets   ☐ Externe</w:t>
                       </w:r>
                     </w:p>
                   </w:txbxContent>
